--- a/Ausgabe/Klasse_9/02_Komplexaufgabe_zur_Algorithmierung/03_Material.docx
+++ b/Ausgabe/Klasse_9/02_Komplexaufgabe_zur_Algorithmierung/03_Material.docx
@@ -28,7 +28,7 @@
         </w:p>
       </w:sdtContent>
     </w:sdt>
-    <w:bookmarkStart w:id="9" w:name="materialien-lineare-algorithmen"/>
+    <w:bookmarkStart w:id="20" w:name="materialien-lineare-algorithmen"/>
     <w:p>
       <w:pPr>
         <w:pStyle w:val="Heading1"/>
@@ -49,8 +49,8 @@
       </w:r>
       <w:r>
         <w:rPr>
+          <w:bCs/>
           <w:b/>
-          <w:bCs/>
         </w:rPr>
         <w:t xml:space="preserve">Lineare Algorithmen</w:t>
       </w:r>
@@ -70,8 +70,8 @@
       <w:tblPr>
         <w:tblStyle w:val="Table"/>
         <w:tblW w:type="pct" w:w="5000"/>
-        <w:tblLayout w:type="fixed"/>
         <w:tblLook w:firstRow="1" w:lastRow="0" w:firstColumn="0" w:lastColumn="0" w:noHBand="0" w:noVBand="0" w:val="0020"/>
+        <w:jc w:val="start"/>
       </w:tblPr>
       <w:tblGrid>
         <w:gridCol w:w="3960"/>
@@ -79,13 +79,14 @@
       </w:tblGrid>
       <w:tr>
         <w:trPr>
-          <w:tblHeader w:val="on"/>
+          <w:tblHeader w:val="true"/>
         </w:trPr>
         <w:tc>
           <w:tcPr/>
           <w:p>
             <w:pPr>
               <w:pStyle w:val="Compact"/>
+              <w:jc w:val="left"/>
             </w:pPr>
             <w:r>
               <w:t xml:space="preserve">Datei</w:t>
@@ -97,6 +98,7 @@
           <w:p>
             <w:pPr>
               <w:pStyle w:val="Compact"/>
+              <w:jc w:val="left"/>
             </w:pPr>
             <w:r>
               <w:t xml:space="preserve">Inhalt</w:t>
@@ -110,6 +112,7 @@
           <w:p>
             <w:pPr>
               <w:pStyle w:val="Compact"/>
+              <w:jc w:val="left"/>
             </w:pPr>
             <w:r>
               <w:t xml:space="preserve">M01_KAI_Rollenkarten.md</w:t>
@@ -121,6 +124,7 @@
           <w:p>
             <w:pPr>
               <w:pStyle w:val="Compact"/>
+              <w:jc w:val="left"/>
             </w:pPr>
             <w:r>
               <w:t xml:space="preserve">Rollenkarten für Rollenspiele</w:t>
@@ -134,6 +138,7 @@
           <w:p>
             <w:pPr>
               <w:pStyle w:val="Compact"/>
+              <w:jc w:val="left"/>
             </w:pPr>
             <w:r>
               <w:t xml:space="preserve">M02_Eigenschaftenkarten.md</w:t>
@@ -145,6 +150,7 @@
           <w:p>
             <w:pPr>
               <w:pStyle w:val="Compact"/>
+              <w:jc w:val="left"/>
             </w:pPr>
             <w:r>
               <w:t xml:space="preserve">Karten zu den Eigenschaften von Algorithmen</w:t>
@@ -158,6 +164,7 @@
           <w:p>
             <w:pPr>
               <w:pStyle w:val="Compact"/>
+              <w:jc w:val="left"/>
             </w:pPr>
             <w:r>
               <w:t xml:space="preserve">M03_Sortierkarten_Algorithmen.md</w:t>
@@ -169,6 +176,7 @@
           <w:p>
             <w:pPr>
               <w:pStyle w:val="Compact"/>
+              <w:jc w:val="left"/>
             </w:pPr>
             <w:r>
               <w:t xml:space="preserve">Ausschneidekarten für Sortieraufgaben</w:t>
@@ -182,6 +190,7 @@
           <w:p>
             <w:pPr>
               <w:pStyle w:val="Compact"/>
+              <w:jc w:val="left"/>
             </w:pPr>
             <w:r>
               <w:t xml:space="preserve">M04_Beobachtungsbogen.md</w:t>
@@ -193,6 +202,7 @@
           <w:p>
             <w:pPr>
               <w:pStyle w:val="Compact"/>
+              <w:jc w:val="left"/>
             </w:pPr>
             <w:r>
               <w:t xml:space="preserve">Beobachtungsbogen für Gruppenarbeit</w:t>
@@ -206,6 +216,7 @@
           <w:p>
             <w:pPr>
               <w:pStyle w:val="Compact"/>
+              <w:jc w:val="left"/>
             </w:pPr>
             <w:r>
               <w:t xml:space="preserve">M05_Loesungskarten.md</w:t>
@@ -217,6 +228,7 @@
           <w:p>
             <w:pPr>
               <w:pStyle w:val="Compact"/>
+              <w:jc w:val="left"/>
             </w:pPr>
             <w:r>
               <w:t xml:space="preserve">Lösungen ausgewählter Aufgaben</w:t>
@@ -230,6 +242,7 @@
           <w:p>
             <w:pPr>
               <w:pStyle w:val="Compact"/>
+              <w:jc w:val="left"/>
             </w:pPr>
             <w:r>
               <w:t xml:space="preserve">M06_Zusatzaufgaben.md</w:t>
@@ -241,6 +254,7 @@
           <w:p>
             <w:pPr>
               <w:pStyle w:val="Compact"/>
+              <w:jc w:val="left"/>
             </w:pPr>
             <w:r>
               <w:t xml:space="preserve">Vertiefende Aufgaben</w:t>
@@ -254,6 +268,7 @@
           <w:p>
             <w:pPr>
               <w:pStyle w:val="Compact"/>
+              <w:jc w:val="left"/>
             </w:pPr>
             <w:r>
               <w:t xml:space="preserve">M07_Differenzierung.md</w:t>
@@ -265,6 +280,7 @@
           <w:p>
             <w:pPr>
               <w:pStyle w:val="Compact"/>
+              <w:jc w:val="left"/>
             </w:pPr>
             <w:r>
               <w:t xml:space="preserve">Ideen zur inneren Differenzierung</w:t>
@@ -273,8 +289,8 @@
         </w:tc>
       </w:tr>
     </w:tbl>
-    <w:bookmarkEnd w:id="9"/>
-    <w:bookmarkStart w:id="11" w:name="m01-rollenkarten"/>
+    <w:bookmarkEnd w:id="20"/>
+    <w:bookmarkStart w:id="22" w:name="m01-rollenkarten"/>
     <w:p>
       <w:pPr>
         <w:pStyle w:val="Heading1"/>
@@ -283,7 +299,7 @@
         <w:t xml:space="preserve">M01 – Rollenkarten</w:t>
       </w:r>
     </w:p>
-    <w:bookmarkStart w:id="10" w:name="ziel"/>
+    <w:bookmarkStart w:id="21" w:name="ziel"/>
     <w:p>
       <w:pPr>
         <w:pStyle w:val="Heading2"/>
@@ -307,9 +323,9 @@
         </w:pict>
       </w:r>
     </w:p>
-    <w:bookmarkEnd w:id="10"/>
-    <w:bookmarkEnd w:id="11"/>
-    <w:bookmarkStart w:id="12" w:name="rolle-kai"/>
+    <w:bookmarkEnd w:id="21"/>
+    <w:bookmarkEnd w:id="22"/>
+    <w:bookmarkStart w:id="23" w:name="rolle-kai"/>
     <w:p>
       <w:pPr>
         <w:pStyle w:val="Heading1"/>
@@ -338,8 +354,8 @@
       </w:r>
       <w:r>
         <w:rPr>
+          <w:bCs/>
           <w:b/>
-          <w:bCs/>
         </w:rPr>
         <w:t xml:space="preserve">genau</w:t>
       </w:r>
@@ -389,8 +405,8 @@
         </w:pict>
       </w:r>
     </w:p>
-    <w:bookmarkEnd w:id="12"/>
-    <w:bookmarkStart w:id="13" w:name="rolle-programmierer"/>
+    <w:bookmarkEnd w:id="23"/>
+    <w:bookmarkStart w:id="24" w:name="rolle-programmierer"/>
     <w:p>
       <w:pPr>
         <w:pStyle w:val="Heading1"/>
@@ -430,8 +446,8 @@
         </w:pict>
       </w:r>
     </w:p>
-    <w:bookmarkEnd w:id="13"/>
-    <w:bookmarkStart w:id="14" w:name="rolle-beobachter"/>
+    <w:bookmarkEnd w:id="24"/>
+    <w:bookmarkStart w:id="25" w:name="rolle-beobachter"/>
     <w:p>
       <w:pPr>
         <w:pStyle w:val="Heading1"/>
@@ -450,11 +466,11 @@
     </w:p>
     <w:p>
       <w:pPr>
-        <w:pStyle w:val="Compact"/>
         <w:numPr>
           <w:ilvl w:val="0"/>
           <w:numId w:val="1001"/>
         </w:numPr>
+        <w:pStyle w:val="Compact"/>
       </w:pPr>
       <w:r>
         <w:t xml:space="preserve">wann KAI nachfragen muss,</w:t>
@@ -462,11 +478,11 @@
     </w:p>
     <w:p>
       <w:pPr>
-        <w:pStyle w:val="Compact"/>
         <w:numPr>
           <w:ilvl w:val="0"/>
           <w:numId w:val="1001"/>
         </w:numPr>
+        <w:pStyle w:val="Compact"/>
       </w:pPr>
       <w:r>
         <w:t xml:space="preserve">welche Informationen fehlen,</w:t>
@@ -474,11 +490,11 @@
     </w:p>
     <w:p>
       <w:pPr>
-        <w:pStyle w:val="Compact"/>
         <w:numPr>
           <w:ilvl w:val="0"/>
           <w:numId w:val="1001"/>
         </w:numPr>
+        <w:pStyle w:val="Compact"/>
       </w:pPr>
       <w:r>
         <w:t xml:space="preserve">welche Schritte verbessert werden müssen.</w:t>
@@ -499,8 +515,8 @@
         </w:pict>
       </w:r>
     </w:p>
-    <w:bookmarkEnd w:id="14"/>
-    <w:bookmarkStart w:id="15" w:name="reflexion"/>
+    <w:bookmarkEnd w:id="25"/>
+    <w:bookmarkStart w:id="26" w:name="reflexion"/>
     <w:p>
       <w:pPr>
         <w:pStyle w:val="Heading1"/>
@@ -519,11 +535,11 @@
     </w:p>
     <w:p>
       <w:pPr>
-        <w:pStyle w:val="Compact"/>
         <w:numPr>
           <w:ilvl w:val="0"/>
           <w:numId w:val="1002"/>
         </w:numPr>
+        <w:pStyle w:val="Compact"/>
       </w:pPr>
       <w:r>
         <w:t xml:space="preserve">Warum musste KAI nachfragen?</w:t>
@@ -531,11 +547,11 @@
     </w:p>
     <w:p>
       <w:pPr>
-        <w:pStyle w:val="Compact"/>
         <w:numPr>
           <w:ilvl w:val="0"/>
           <w:numId w:val="1002"/>
         </w:numPr>
+        <w:pStyle w:val="Compact"/>
       </w:pPr>
       <w:r>
         <w:t xml:space="preserve">Welche Informationen haben gefehlt?</w:t>
@@ -543,18 +559,18 @@
     </w:p>
     <w:p>
       <w:pPr>
-        <w:pStyle w:val="Compact"/>
         <w:numPr>
           <w:ilvl w:val="0"/>
           <w:numId w:val="1002"/>
         </w:numPr>
+        <w:pStyle w:val="Compact"/>
       </w:pPr>
       <w:r>
         <w:t xml:space="preserve">Wie kann der Algorithmus verbessert werden?</w:t>
       </w:r>
     </w:p>
-    <w:bookmarkEnd w:id="15"/>
-    <w:bookmarkStart w:id="17" w:name="m02-eigenschaftenkarten"/>
+    <w:bookmarkEnd w:id="26"/>
+    <w:bookmarkStart w:id="28" w:name="m02-eigenschaftenkarten"/>
     <w:p>
       <w:pPr>
         <w:pStyle w:val="Heading1"/>
@@ -586,7 +602,7 @@
         </w:pict>
       </w:r>
     </w:p>
-    <w:bookmarkStart w:id="16" w:name="karte-1"/>
+    <w:bookmarkStart w:id="27" w:name="karte-1"/>
     <w:p>
       <w:pPr>
         <w:pStyle w:val="Heading2"/>
@@ -595,9 +611,9 @@
         <w:t xml:space="preserve">Karte 1</w:t>
       </w:r>
     </w:p>
-    <w:bookmarkEnd w:id="16"/>
-    <w:bookmarkEnd w:id="17"/>
-    <w:bookmarkStart w:id="19" w:name="eindeutig"/>
+    <w:bookmarkEnd w:id="27"/>
+    <w:bookmarkEnd w:id="28"/>
+    <w:bookmarkStart w:id="30" w:name="eindeutig"/>
     <w:p>
       <w:pPr>
         <w:pStyle w:val="Heading1"/>
@@ -629,7 +645,7 @@
         </w:pict>
       </w:r>
     </w:p>
-    <w:bookmarkStart w:id="18" w:name="karte-2"/>
+    <w:bookmarkStart w:id="29" w:name="karte-2"/>
     <w:p>
       <w:pPr>
         <w:pStyle w:val="Heading2"/>
@@ -638,9 +654,9 @@
         <w:t xml:space="preserve">Karte 2</w:t>
       </w:r>
     </w:p>
-    <w:bookmarkEnd w:id="18"/>
-    <w:bookmarkEnd w:id="19"/>
-    <w:bookmarkStart w:id="21" w:name="vollständig"/>
+    <w:bookmarkEnd w:id="29"/>
+    <w:bookmarkEnd w:id="30"/>
+    <w:bookmarkStart w:id="32" w:name="vollständig"/>
     <w:p>
       <w:pPr>
         <w:pStyle w:val="Heading1"/>
@@ -672,7 +688,7 @@
         </w:pict>
       </w:r>
     </w:p>
-    <w:bookmarkStart w:id="20" w:name="karte-3"/>
+    <w:bookmarkStart w:id="31" w:name="karte-3"/>
     <w:p>
       <w:pPr>
         <w:pStyle w:val="Heading2"/>
@@ -681,9 +697,9 @@
         <w:t xml:space="preserve">Karte 3</w:t>
       </w:r>
     </w:p>
-    <w:bookmarkEnd w:id="20"/>
-    <w:bookmarkEnd w:id="21"/>
-    <w:bookmarkStart w:id="23" w:name="richtige-reihenfolge"/>
+    <w:bookmarkEnd w:id="31"/>
+    <w:bookmarkEnd w:id="32"/>
+    <w:bookmarkStart w:id="34" w:name="richtige-reihenfolge"/>
     <w:p>
       <w:pPr>
         <w:pStyle w:val="Heading1"/>
@@ -707,7 +723,7 @@
         </w:pict>
       </w:r>
     </w:p>
-    <w:bookmarkStart w:id="22" w:name="karte-4"/>
+    <w:bookmarkStart w:id="33" w:name="karte-4"/>
     <w:p>
       <w:pPr>
         <w:pStyle w:val="Heading2"/>
@@ -716,9 +732,9 @@
         <w:t xml:space="preserve">Karte 4</w:t>
       </w:r>
     </w:p>
-    <w:bookmarkEnd w:id="22"/>
-    <w:bookmarkEnd w:id="23"/>
-    <w:bookmarkStart w:id="24" w:name="ausführbar"/>
+    <w:bookmarkEnd w:id="33"/>
+    <w:bookmarkEnd w:id="34"/>
+    <w:bookmarkStart w:id="35" w:name="ausführbar"/>
     <w:p>
       <w:pPr>
         <w:pStyle w:val="Heading1"/>
@@ -742,8 +758,8 @@
         </w:pict>
       </w:r>
     </w:p>
-    <w:bookmarkEnd w:id="24"/>
-    <w:bookmarkStart w:id="25" w:name="einsatzmöglichkeiten"/>
+    <w:bookmarkEnd w:id="35"/>
+    <w:bookmarkStart w:id="36" w:name="einsatzmöglichkeiten"/>
     <w:p>
       <w:pPr>
         <w:pStyle w:val="Heading1"/>
@@ -754,11 +770,11 @@
     </w:p>
     <w:p>
       <w:pPr>
-        <w:pStyle w:val="Compact"/>
         <w:numPr>
           <w:ilvl w:val="0"/>
           <w:numId w:val="1003"/>
         </w:numPr>
+        <w:pStyle w:val="Compact"/>
       </w:pPr>
       <w:r>
         <w:t xml:space="preserve">Zuordnungsaufgaben</w:t>
@@ -766,11 +782,11 @@
     </w:p>
     <w:p>
       <w:pPr>
-        <w:pStyle w:val="Compact"/>
         <w:numPr>
           <w:ilvl w:val="0"/>
           <w:numId w:val="1003"/>
         </w:numPr>
+        <w:pStyle w:val="Compact"/>
       </w:pPr>
       <w:r>
         <w:t xml:space="preserve">Gruppenarbeit</w:t>
@@ -778,11 +794,11 @@
     </w:p>
     <w:p>
       <w:pPr>
-        <w:pStyle w:val="Compact"/>
         <w:numPr>
           <w:ilvl w:val="0"/>
           <w:numId w:val="1003"/>
         </w:numPr>
+        <w:pStyle w:val="Compact"/>
       </w:pPr>
       <w:r>
         <w:t xml:space="preserve">Fehleranalyse</w:t>
@@ -790,18 +806,18 @@
     </w:p>
     <w:p>
       <w:pPr>
-        <w:pStyle w:val="Compact"/>
         <w:numPr>
           <w:ilvl w:val="0"/>
           <w:numId w:val="1003"/>
         </w:numPr>
+        <w:pStyle w:val="Compact"/>
       </w:pPr>
       <w:r>
         <w:t xml:space="preserve">Wiederholung</w:t>
       </w:r>
     </w:p>
-    <w:bookmarkEnd w:id="25"/>
-    <w:bookmarkStart w:id="33" w:name="m03-sortierkarten"/>
+    <w:bookmarkEnd w:id="36"/>
+    <w:bookmarkStart w:id="44" w:name="m03-sortierkarten"/>
     <w:p>
       <w:pPr>
         <w:pStyle w:val="Heading1"/>
@@ -841,7 +857,7 @@
         </w:pict>
       </w:r>
     </w:p>
-    <w:bookmarkStart w:id="26" w:name="karte"/>
+    <w:bookmarkStart w:id="37" w:name="karte"/>
     <w:p>
       <w:pPr>
         <w:pStyle w:val="Heading2"/>
@@ -865,8 +881,8 @@
         </w:pict>
       </w:r>
     </w:p>
-    <w:bookmarkEnd w:id="26"/>
-    <w:bookmarkStart w:id="27" w:name="karte-5"/>
+    <w:bookmarkEnd w:id="37"/>
+    <w:bookmarkStart w:id="38" w:name="karte-5"/>
     <w:p>
       <w:pPr>
         <w:pStyle w:val="Heading2"/>
@@ -890,8 +906,8 @@
         </w:pict>
       </w:r>
     </w:p>
-    <w:bookmarkEnd w:id="27"/>
-    <w:bookmarkStart w:id="28" w:name="karte-6"/>
+    <w:bookmarkEnd w:id="38"/>
+    <w:bookmarkStart w:id="39" w:name="karte-6"/>
     <w:p>
       <w:pPr>
         <w:pStyle w:val="Heading2"/>
@@ -915,8 +931,8 @@
         </w:pict>
       </w:r>
     </w:p>
-    <w:bookmarkEnd w:id="28"/>
-    <w:bookmarkStart w:id="29" w:name="karte-7"/>
+    <w:bookmarkEnd w:id="39"/>
+    <w:bookmarkStart w:id="40" w:name="karte-7"/>
     <w:p>
       <w:pPr>
         <w:pStyle w:val="Heading2"/>
@@ -940,8 +956,8 @@
         </w:pict>
       </w:r>
     </w:p>
-    <w:bookmarkEnd w:id="29"/>
-    <w:bookmarkStart w:id="30" w:name="karte-8"/>
+    <w:bookmarkEnd w:id="40"/>
+    <w:bookmarkStart w:id="41" w:name="karte-8"/>
     <w:p>
       <w:pPr>
         <w:pStyle w:val="Heading2"/>
@@ -965,8 +981,8 @@
         </w:pict>
       </w:r>
     </w:p>
-    <w:bookmarkEnd w:id="30"/>
-    <w:bookmarkStart w:id="31" w:name="karte-9"/>
+    <w:bookmarkEnd w:id="41"/>
+    <w:bookmarkStart w:id="42" w:name="karte-9"/>
     <w:p>
       <w:pPr>
         <w:pStyle w:val="Heading2"/>
@@ -990,8 +1006,8 @@
         </w:pict>
       </w:r>
     </w:p>
-    <w:bookmarkEnd w:id="31"/>
-    <w:bookmarkStart w:id="32" w:name="aufgabe"/>
+    <w:bookmarkEnd w:id="42"/>
+    <w:bookmarkStart w:id="43" w:name="aufgabe"/>
     <w:p>
       <w:pPr>
         <w:pStyle w:val="Heading2"/>
@@ -1010,11 +1026,11 @@
     </w:p>
     <w:p>
       <w:pPr>
-        <w:pStyle w:val="Compact"/>
         <w:numPr>
           <w:ilvl w:val="0"/>
           <w:numId w:val="1004"/>
         </w:numPr>
+        <w:pStyle w:val="Compact"/>
       </w:pPr>
       <w:r>
         <w:t xml:space="preserve">Algorithmus</w:t>
@@ -1022,11 +1038,11 @@
     </w:p>
     <w:p>
       <w:pPr>
-        <w:pStyle w:val="Compact"/>
         <w:numPr>
           <w:ilvl w:val="0"/>
           <w:numId w:val="1004"/>
         </w:numPr>
+        <w:pStyle w:val="Compact"/>
       </w:pPr>
       <w:r>
         <w:t xml:space="preserve">Kein Algorithmus</w:t>
@@ -1040,9 +1056,9 @@
         <w:t xml:space="preserve">Begründet eure Entscheidung.</w:t>
       </w:r>
     </w:p>
-    <w:bookmarkEnd w:id="32"/>
-    <w:bookmarkEnd w:id="33"/>
-    <w:bookmarkStart w:id="37" w:name="m04-beobachtungsbogen"/>
+    <w:bookmarkEnd w:id="43"/>
+    <w:bookmarkEnd w:id="44"/>
+    <w:bookmarkStart w:id="48" w:name="m04-beobachtungsbogen"/>
     <w:p>
       <w:pPr>
         <w:pStyle w:val="Heading1"/>
@@ -1051,7 +1067,7 @@
         <w:t xml:space="preserve">M04 – Beobachtungsbogen</w:t>
       </w:r>
     </w:p>
-    <w:bookmarkStart w:id="34" w:name="gruppe"/>
+    <w:bookmarkStart w:id="45" w:name="gruppe"/>
     <w:p>
       <w:pPr>
         <w:pStyle w:val="Heading2"/>
@@ -1079,6 +1095,7 @@
         <w:tblStyle w:val="Table"/>
         <w:tblW w:type="auto" w:w="0"/>
         <w:tblLook w:firstRow="1" w:lastRow="0" w:firstColumn="0" w:lastColumn="0" w:noHBand="0" w:noVBand="0" w:val="0020"/>
+        <w:jc w:val="start"/>
       </w:tblPr>
       <w:tblGrid>
         <w:gridCol w:w="2640"/>
@@ -1087,13 +1104,14 @@
       </w:tblGrid>
       <w:tr>
         <w:trPr>
-          <w:tblHeader w:val="on"/>
+          <w:tblHeader w:val="true"/>
         </w:trPr>
         <w:tc>
           <w:tcPr/>
           <w:p>
             <w:pPr>
               <w:pStyle w:val="Compact"/>
+              <w:jc w:val="left"/>
             </w:pPr>
             <w:r>
               <w:t xml:space="preserve">Beobachtung</w:t>
@@ -1131,6 +1149,7 @@
           <w:p>
             <w:pPr>
               <w:pStyle w:val="Compact"/>
+              <w:jc w:val="left"/>
             </w:pPr>
             <w:r>
               <w:t xml:space="preserve">Alle Schritte eindeutig</w:t>
@@ -1168,6 +1187,7 @@
           <w:p>
             <w:pPr>
               <w:pStyle w:val="Compact"/>
+              <w:jc w:val="left"/>
             </w:pPr>
             <w:r>
               <w:t xml:space="preserve">Reihenfolge richtig</w:t>
@@ -1205,6 +1225,7 @@
           <w:p>
             <w:pPr>
               <w:pStyle w:val="Compact"/>
+              <w:jc w:val="left"/>
             </w:pPr>
             <w:r>
               <w:t xml:space="preserve">Vollständig</w:t>
@@ -1242,6 +1263,7 @@
           <w:p>
             <w:pPr>
               <w:pStyle w:val="Compact"/>
+              <w:jc w:val="left"/>
             </w:pPr>
             <w:r>
               <w:t xml:space="preserve">Ausführbar</w:t>
@@ -1281,8 +1303,8 @@
         </w:pict>
       </w:r>
     </w:p>
-    <w:bookmarkEnd w:id="34"/>
-    <w:bookmarkStart w:id="35" w:name="was-ist-besonders-gut"/>
+    <w:bookmarkEnd w:id="45"/>
+    <w:bookmarkStart w:id="46" w:name="was-ist-besonders-gut"/>
     <w:p>
       <w:pPr>
         <w:pStyle w:val="Heading2"/>
@@ -1312,8 +1334,8 @@
         </w:pict>
       </w:r>
     </w:p>
-    <w:bookmarkEnd w:id="35"/>
-    <w:bookmarkStart w:id="36" w:name="was-sollte-verbessert-werden"/>
+    <w:bookmarkEnd w:id="46"/>
+    <w:bookmarkStart w:id="47" w:name="was-sollte-verbessert-werden"/>
     <w:p>
       <w:pPr>
         <w:pStyle w:val="Heading2"/>
@@ -1327,447 +1349,6 @@
         <w:pict>
           <v:rect style="width:0;height:1.5pt" o:hralign="center" o:hrstd="t" o:hr="t"/>
         </w:pict>
-      </w:r>
-    </w:p>
-    <w:p>
-      <w:r>
-        <w:pict>
-          <v:rect style="width:0;height:1.5pt" o:hralign="center" o:hrstd="t" o:hr="t"/>
-        </w:pict>
-      </w:r>
-    </w:p>
-    <w:bookmarkEnd w:id="36"/>
-    <w:bookmarkEnd w:id="37"/>
-    <w:bookmarkStart w:id="41" w:name="m05-lösungskarten"/>
-    <w:p>
-      <w:pPr>
-        <w:pStyle w:val="Heading1"/>
-      </w:pPr>
-      <w:r>
-        <w:t xml:space="preserve">M05 – Lösungskarten</w:t>
-      </w:r>
-    </w:p>
-    <w:bookmarkStart w:id="40" w:name="typische-lösungen"/>
-    <w:p>
-      <w:pPr>
-        <w:pStyle w:val="Heading2"/>
-      </w:pPr>
-      <w:r>
-        <w:t xml:space="preserve">Typische Lösungen</w:t>
-      </w:r>
-    </w:p>
-    <w:bookmarkStart w:id="38" w:name="gute-algorithmen"/>
-    <w:p>
-      <w:pPr>
-        <w:pStyle w:val="Heading3"/>
-      </w:pPr>
-      <w:r>
-        <w:t xml:space="preserve">Gute Algorithmen</w:t>
-      </w:r>
-    </w:p>
-    <w:p>
-      <w:pPr>
-        <w:pStyle w:val="Compact"/>
-        <w:numPr>
-          <w:ilvl w:val="0"/>
-          <w:numId w:val="1005"/>
-        </w:numPr>
-      </w:pPr>
-      <w:r>
-        <w:t xml:space="preserve">Zähne putzen</w:t>
-      </w:r>
-    </w:p>
-    <w:p>
-      <w:pPr>
-        <w:pStyle w:val="Compact"/>
-        <w:numPr>
-          <w:ilvl w:val="0"/>
-          <w:numId w:val="1005"/>
-        </w:numPr>
-      </w:pPr>
-      <w:r>
-        <w:t xml:space="preserve">Schulranzen packen</w:t>
-      </w:r>
-    </w:p>
-    <w:p>
-      <w:pPr>
-        <w:pStyle w:val="Compact"/>
-        <w:numPr>
-          <w:ilvl w:val="0"/>
-          <w:numId w:val="1005"/>
-        </w:numPr>
-      </w:pPr>
-      <w:r>
-        <w:t xml:space="preserve">Ampel überqueren</w:t>
-      </w:r>
-    </w:p>
-    <w:p>
-      <w:r>
-        <w:pict>
-          <v:rect style="width:0;height:1.5pt" o:hralign="center" o:hrstd="t" o:hr="t"/>
-        </w:pict>
-      </w:r>
-    </w:p>
-    <w:bookmarkEnd w:id="38"/>
-    <w:bookmarkStart w:id="39" w:name="kein-guter-algorithmus"/>
-    <w:p>
-      <w:pPr>
-        <w:pStyle w:val="Heading3"/>
-      </w:pPr>
-      <w:r>
-        <w:t xml:space="preserve">Kein guter Algorithmus</w:t>
-      </w:r>
-    </w:p>
-    <w:p>
-      <w:pPr>
-        <w:pStyle w:val="Compact"/>
-        <w:numPr>
-          <w:ilvl w:val="0"/>
-          <w:numId w:val="1006"/>
-        </w:numPr>
-      </w:pPr>
-      <w:r>
-        <w:t xml:space="preserve">Sei nett.</w:t>
-      </w:r>
-    </w:p>
-    <w:p>
-      <w:pPr>
-        <w:pStyle w:val="Compact"/>
-        <w:numPr>
-          <w:ilvl w:val="0"/>
-          <w:numId w:val="1006"/>
-        </w:numPr>
-      </w:pPr>
-      <w:r>
-        <w:t xml:space="preserve">Beeile dich.</w:t>
-      </w:r>
-    </w:p>
-    <w:p>
-      <w:pPr>
-        <w:pStyle w:val="Compact"/>
-        <w:numPr>
-          <w:ilvl w:val="0"/>
-          <w:numId w:val="1006"/>
-        </w:numPr>
-      </w:pPr>
-      <w:r>
-        <w:t xml:space="preserve">Arbeite ordentlich.</w:t>
-      </w:r>
-    </w:p>
-    <w:p>
-      <w:pPr>
-        <w:pStyle w:val="FirstParagraph"/>
-      </w:pPr>
-      <w:r>
-        <w:t xml:space="preserve">Begründung:</w:t>
-      </w:r>
-    </w:p>
-    <w:p>
-      <w:pPr>
-        <w:pStyle w:val="BodyText"/>
-      </w:pPr>
-      <w:r>
-        <w:t xml:space="preserve">Die Aussagen sind nicht eindeutig ausführbar.</w:t>
-      </w:r>
-    </w:p>
-    <w:bookmarkEnd w:id="39"/>
-    <w:bookmarkEnd w:id="40"/>
-    <w:bookmarkEnd w:id="41"/>
-    <w:bookmarkStart w:id="43" w:name="m06-zusatzaufgaben"/>
-    <w:p>
-      <w:pPr>
-        <w:pStyle w:val="Heading1"/>
-      </w:pPr>
-      <w:r>
-        <w:t xml:space="preserve">M06 – Zusatzaufgaben</w:t>
-      </w:r>
-    </w:p>
-    <w:bookmarkStart w:id="42" w:name="hinweise"/>
-    <w:p>
-      <w:pPr>
-        <w:pStyle w:val="Heading2"/>
-      </w:pPr>
-      <w:r>
-        <w:t xml:space="preserve">Hinweise</w:t>
-      </w:r>
-    </w:p>
-    <w:p>
-      <w:pPr>
-        <w:pStyle w:val="FirstParagraph"/>
-      </w:pPr>
-      <w:r>
-        <w:t xml:space="preserve">Die Zusatzaufgaben dienen der Vertiefung und können im Unterricht, in Vertretungsstunden oder als Hausaufgabe eingesetzt werden.</w:t>
-      </w:r>
-    </w:p>
-    <w:p>
-      <w:r>
-        <w:pict>
-          <v:rect style="width:0;height:1.5pt" o:hralign="center" o:hrstd="t" o:hr="t"/>
-        </w:pict>
-      </w:r>
-    </w:p>
-    <w:bookmarkEnd w:id="42"/>
-    <w:bookmarkEnd w:id="43"/>
-    <w:bookmarkStart w:id="45" w:name="aufgabe-1-reihenfolge-finden"/>
-    <w:p>
-      <w:pPr>
-        <w:pStyle w:val="Heading1"/>
-      </w:pPr>
-      <w:r>
-        <w:t xml:space="preserve">Aufgabe 1 – Reihenfolge finden</w:t>
-      </w:r>
-    </w:p>
-    <w:p>
-      <w:pPr>
-        <w:pStyle w:val="FirstParagraph"/>
-      </w:pPr>
-      <w:r>
-        <w:t xml:space="preserve">Die folgenden Schritte gehören zu einem Algorithmus.</w:t>
-      </w:r>
-    </w:p>
-    <w:p>
-      <w:pPr>
-        <w:pStyle w:val="BodyText"/>
-      </w:pPr>
-      <w:r>
-        <w:t xml:space="preserve">Leider sind sie durcheinander geraten.</w:t>
-      </w:r>
-    </w:p>
-    <w:p>
-      <w:pPr>
-        <w:pStyle w:val="BodyText"/>
-      </w:pPr>
-      <w:r>
-        <w:t xml:space="preserve">Bringe sie in die richtige Reihenfolge.</w:t>
-      </w:r>
-    </w:p>
-    <w:bookmarkStart w:id="44" w:name="schuhe-binden"/>
-    <w:p>
-      <w:pPr>
-        <w:pStyle w:val="Heading3"/>
-      </w:pPr>
-      <w:r>
-        <w:t xml:space="preserve">Schuhe binden</w:t>
-      </w:r>
-    </w:p>
-    <w:p>
-      <w:pPr>
-        <w:pStyle w:val="Compact"/>
-        <w:numPr>
-          <w:ilvl w:val="0"/>
-          <w:numId w:val="1007"/>
-        </w:numPr>
-      </w:pPr>
-      <w:r>
-        <w:t xml:space="preserve">Schleife festziehen.</w:t>
-      </w:r>
-    </w:p>
-    <w:p>
-      <w:pPr>
-        <w:pStyle w:val="Compact"/>
-        <w:numPr>
-          <w:ilvl w:val="0"/>
-          <w:numId w:val="1007"/>
-        </w:numPr>
-      </w:pPr>
-      <w:r>
-        <w:t xml:space="preserve">Schuhe anziehen.</w:t>
-      </w:r>
-    </w:p>
-    <w:p>
-      <w:pPr>
-        <w:pStyle w:val="Compact"/>
-        <w:numPr>
-          <w:ilvl w:val="0"/>
-          <w:numId w:val="1007"/>
-        </w:numPr>
-      </w:pPr>
-      <w:r>
-        <w:t xml:space="preserve">Schleife bilden.</w:t>
-      </w:r>
-    </w:p>
-    <w:p>
-      <w:pPr>
-        <w:pStyle w:val="Compact"/>
-        <w:numPr>
-          <w:ilvl w:val="0"/>
-          <w:numId w:val="1007"/>
-        </w:numPr>
-      </w:pPr>
-      <w:r>
-        <w:t xml:space="preserve">Schnürsenkel kreuzen.</w:t>
-      </w:r>
-    </w:p>
-    <w:p>
-      <w:pPr>
-        <w:pStyle w:val="Compact"/>
-        <w:numPr>
-          <w:ilvl w:val="0"/>
-          <w:numId w:val="1007"/>
-        </w:numPr>
-      </w:pPr>
-      <w:r>
-        <w:t xml:space="preserve">Knoten bilden.</w:t>
-      </w:r>
-    </w:p>
-    <w:p>
-      <w:r>
-        <w:pict>
-          <v:rect style="width:0;height:1.5pt" o:hralign="center" o:hrstd="t" o:hr="t"/>
-        </w:pict>
-      </w:r>
-    </w:p>
-    <w:bookmarkEnd w:id="44"/>
-    <w:bookmarkEnd w:id="45"/>
-    <w:bookmarkStart w:id="46" w:name="aufgabe-2-fehler-finden"/>
-    <w:p>
-      <w:pPr>
-        <w:pStyle w:val="Heading1"/>
-      </w:pPr>
-      <w:r>
-        <w:t xml:space="preserve">Aufgabe 2 – Fehler finden</w:t>
-      </w:r>
-    </w:p>
-    <w:p>
-      <w:pPr>
-        <w:pStyle w:val="FirstParagraph"/>
-      </w:pPr>
-      <w:r>
-        <w:t xml:space="preserve">Ein Algorithmus soll beschreiben, wie ein Brief verschickt wird.</w:t>
-      </w:r>
-    </w:p>
-    <w:p>
-      <w:pPr>
-        <w:pStyle w:val="Compact"/>
-        <w:numPr>
-          <w:ilvl w:val="0"/>
-          <w:numId w:val="1008"/>
-        </w:numPr>
-      </w:pPr>
-      <w:r>
-        <w:t xml:space="preserve">Brief einwerfen.</w:t>
-      </w:r>
-    </w:p>
-    <w:p>
-      <w:pPr>
-        <w:pStyle w:val="Compact"/>
-        <w:numPr>
-          <w:ilvl w:val="0"/>
-          <w:numId w:val="1008"/>
-        </w:numPr>
-      </w:pPr>
-      <w:r>
-        <w:t xml:space="preserve">Brief schreiben.</w:t>
-      </w:r>
-    </w:p>
-    <w:p>
-      <w:pPr>
-        <w:pStyle w:val="Compact"/>
-        <w:numPr>
-          <w:ilvl w:val="0"/>
-          <w:numId w:val="1008"/>
-        </w:numPr>
-      </w:pPr>
-      <w:r>
-        <w:t xml:space="preserve">Brief unterschreiben.</w:t>
-      </w:r>
-    </w:p>
-    <w:p>
-      <w:pPr>
-        <w:pStyle w:val="Compact"/>
-        <w:numPr>
-          <w:ilvl w:val="0"/>
-          <w:numId w:val="1008"/>
-        </w:numPr>
-      </w:pPr>
-      <w:r>
-        <w:t xml:space="preserve">Brief in einen Umschlag legen.</w:t>
-      </w:r>
-    </w:p>
-    <w:p>
-      <w:pPr>
-        <w:pStyle w:val="FirstParagraph"/>
-      </w:pPr>
-      <w:r>
-        <w:t xml:space="preserve">Welche Fehler findest du?</w:t>
-      </w:r>
-    </w:p>
-    <w:p>
-      <w:pPr>
-        <w:pStyle w:val="BodyText"/>
-      </w:pPr>
-      <w:r>
-        <w:t xml:space="preserve">Verbessere den Algorithmus.</w:t>
-      </w:r>
-    </w:p>
-    <w:p>
-      <w:r>
-        <w:pict>
-          <v:rect style="width:0;height:1.5pt" o:hralign="center" o:hrstd="t" o:hr="t"/>
-        </w:pict>
-      </w:r>
-    </w:p>
-    <w:bookmarkEnd w:id="46"/>
-    <w:bookmarkStart w:id="48" w:name="aufgabe-3-fehlende-schritte"/>
-    <w:p>
-      <w:pPr>
-        <w:pStyle w:val="Heading1"/>
-      </w:pPr>
-      <w:r>
-        <w:t xml:space="preserve">Aufgabe 3 – Fehlende Schritte</w:t>
-      </w:r>
-    </w:p>
-    <w:p>
-      <w:pPr>
-        <w:pStyle w:val="FirstParagraph"/>
-      </w:pPr>
-      <w:r>
-        <w:t xml:space="preserve">Ergänze den Algorithmus.</w:t>
-      </w:r>
-    </w:p>
-    <w:bookmarkStart w:id="47" w:name="computer-starten"/>
-    <w:p>
-      <w:pPr>
-        <w:pStyle w:val="Heading3"/>
-      </w:pPr>
-      <w:r>
-        <w:t xml:space="preserve">Computer starten</w:t>
-      </w:r>
-    </w:p>
-    <w:p>
-      <w:r>
-        <w:pict>
-          <v:rect style="width:0;height:1.5pt" o:hralign="center" o:hrstd="t" o:hr="t"/>
-        </w:pict>
-      </w:r>
-    </w:p>
-    <w:p>
-      <w:pPr>
-        <w:numPr>
-          <w:ilvl w:val="0"/>
-          <w:numId w:val="1009"/>
-        </w:numPr>
-      </w:pPr>
-      <w:r>
-        <w:t xml:space="preserve">Monitor einschalten.</w:t>
-      </w:r>
-    </w:p>
-    <w:p>
-      <w:r>
-        <w:pict>
-          <v:rect style="width:0;height:1.5pt" o:hralign="center" o:hrstd="t" o:hr="t"/>
-        </w:pict>
-      </w:r>
-    </w:p>
-    <w:p>
-      <w:pPr>
-        <w:numPr>
-          <w:ilvl w:val="0"/>
-          <w:numId w:val="1009"/>
-        </w:numPr>
-      </w:pPr>
-      <w:r>
-        <w:t xml:space="preserve">Benutzer anmelden.</w:t>
       </w:r>
     </w:p>
     <w:p>
@@ -1779,13 +1360,120 @@
     </w:p>
     <w:bookmarkEnd w:id="47"/>
     <w:bookmarkEnd w:id="48"/>
-    <w:bookmarkStart w:id="49" w:name="aufgabe-4-kai-fragt-nach"/>
+    <w:bookmarkStart w:id="52" w:name="m05-lösungskarten"/>
     <w:p>
       <w:pPr>
         <w:pStyle w:val="Heading1"/>
       </w:pPr>
       <w:r>
-        <w:t xml:space="preserve">Aufgabe 4 – KAI fragt nach</w:t>
+        <w:t xml:space="preserve">M05 – Lösungskarten</w:t>
+      </w:r>
+    </w:p>
+    <w:bookmarkStart w:id="51" w:name="typische-lösungen"/>
+    <w:p>
+      <w:pPr>
+        <w:pStyle w:val="Heading2"/>
+      </w:pPr>
+      <w:r>
+        <w:t xml:space="preserve">Typische Lösungen</w:t>
+      </w:r>
+    </w:p>
+    <w:bookmarkStart w:id="49" w:name="gute-algorithmen"/>
+    <w:p>
+      <w:pPr>
+        <w:pStyle w:val="Heading3"/>
+      </w:pPr>
+      <w:r>
+        <w:t xml:space="preserve">Gute Algorithmen</w:t>
+      </w:r>
+    </w:p>
+    <w:p>
+      <w:pPr>
+        <w:numPr>
+          <w:ilvl w:val="0"/>
+          <w:numId w:val="1005"/>
+        </w:numPr>
+        <w:pStyle w:val="Compact"/>
+      </w:pPr>
+      <w:r>
+        <w:t xml:space="preserve">Zähne putzen</w:t>
+      </w:r>
+    </w:p>
+    <w:p>
+      <w:pPr>
+        <w:numPr>
+          <w:ilvl w:val="0"/>
+          <w:numId w:val="1005"/>
+        </w:numPr>
+        <w:pStyle w:val="Compact"/>
+      </w:pPr>
+      <w:r>
+        <w:t xml:space="preserve">Schulranzen packen</w:t>
+      </w:r>
+    </w:p>
+    <w:p>
+      <w:pPr>
+        <w:numPr>
+          <w:ilvl w:val="0"/>
+          <w:numId w:val="1005"/>
+        </w:numPr>
+        <w:pStyle w:val="Compact"/>
+      </w:pPr>
+      <w:r>
+        <w:t xml:space="preserve">Ampel überqueren</w:t>
+      </w:r>
+    </w:p>
+    <w:p>
+      <w:r>
+        <w:pict>
+          <v:rect style="width:0;height:1.5pt" o:hralign="center" o:hrstd="t" o:hr="t"/>
+        </w:pict>
+      </w:r>
+    </w:p>
+    <w:bookmarkEnd w:id="49"/>
+    <w:bookmarkStart w:id="50" w:name="kein-guter-algorithmus"/>
+    <w:p>
+      <w:pPr>
+        <w:pStyle w:val="Heading3"/>
+      </w:pPr>
+      <w:r>
+        <w:t xml:space="preserve">Kein guter Algorithmus</w:t>
+      </w:r>
+    </w:p>
+    <w:p>
+      <w:pPr>
+        <w:numPr>
+          <w:ilvl w:val="0"/>
+          <w:numId w:val="1006"/>
+        </w:numPr>
+        <w:pStyle w:val="Compact"/>
+      </w:pPr>
+      <w:r>
+        <w:t xml:space="preserve">Sei nett.</w:t>
+      </w:r>
+    </w:p>
+    <w:p>
+      <w:pPr>
+        <w:numPr>
+          <w:ilvl w:val="0"/>
+          <w:numId w:val="1006"/>
+        </w:numPr>
+        <w:pStyle w:val="Compact"/>
+      </w:pPr>
+      <w:r>
+        <w:t xml:space="preserve">Beeile dich.</w:t>
+      </w:r>
+    </w:p>
+    <w:p>
+      <w:pPr>
+        <w:numPr>
+          <w:ilvl w:val="0"/>
+          <w:numId w:val="1006"/>
+        </w:numPr>
+        <w:pStyle w:val="Compact"/>
+      </w:pPr>
+      <w:r>
+        <w:t xml:space="preserve">Arbeite ordentlich.</w:t>
       </w:r>
     </w:p>
     <w:p>
@@ -1793,23 +1481,7 @@
         <w:pStyle w:val="FirstParagraph"/>
       </w:pPr>
       <w:r>
-        <w:t xml:space="preserve">Ein Mitschüler sagt:</w:t>
-      </w:r>
-    </w:p>
-    <w:p>
-      <w:pPr>
-        <w:pStyle w:val="BlockText"/>
-      </w:pPr>
-      <w:r>
-        <w:t xml:space="preserve">„Nimm das Blatt und lege es dahin.“</w:t>
-      </w:r>
-    </w:p>
-    <w:p>
-      <w:pPr>
-        <w:pStyle w:val="FirstParagraph"/>
-      </w:pPr>
-      <w:r>
-        <w:t xml:space="preserve">Welche Fragen würde KAI stellen?</w:t>
+        <w:t xml:space="preserve">Begründung:</w:t>
       </w:r>
     </w:p>
     <w:p>
@@ -1817,157 +1489,28 @@
         <w:pStyle w:val="BodyText"/>
       </w:pPr>
       <w:r>
-        <w:t xml:space="preserve">Notiere mindestens vier Fragen.</w:t>
-      </w:r>
-    </w:p>
-    <w:p>
-      <w:r>
-        <w:pict>
-          <v:rect style="width:0;height:1.5pt" o:hralign="center" o:hrstd="t" o:hr="t"/>
-        </w:pict>
-      </w:r>
-    </w:p>
-    <w:bookmarkEnd w:id="49"/>
-    <w:bookmarkStart w:id="50" w:name="aufgabe-5-eigener-algorithmus"/>
-    <w:p>
-      <w:pPr>
-        <w:pStyle w:val="Heading1"/>
-      </w:pPr>
-      <w:r>
-        <w:t xml:space="preserve">Aufgabe 5 – Eigener Algorithmus</w:t>
-      </w:r>
-    </w:p>
-    <w:p>
-      <w:pPr>
-        <w:pStyle w:val="FirstParagraph"/>
-      </w:pPr>
-      <w:r>
-        <w:t xml:space="preserve">Entwickle einen Algorithmus für eine Alltagssituation.</w:t>
-      </w:r>
-    </w:p>
-    <w:p>
-      <w:pPr>
-        <w:pStyle w:val="BodyText"/>
-      </w:pPr>
-      <w:r>
-        <w:t xml:space="preserve">Beispiele:</w:t>
-      </w:r>
-    </w:p>
-    <w:p>
-      <w:pPr>
-        <w:pStyle w:val="Compact"/>
-        <w:numPr>
-          <w:ilvl w:val="0"/>
-          <w:numId w:val="1010"/>
-        </w:numPr>
-      </w:pPr>
-      <w:r>
-        <w:t xml:space="preserve">Hände waschen</w:t>
-      </w:r>
-    </w:p>
-    <w:p>
-      <w:pPr>
-        <w:pStyle w:val="Compact"/>
-        <w:numPr>
-          <w:ilvl w:val="0"/>
-          <w:numId w:val="1010"/>
-        </w:numPr>
-      </w:pPr>
-      <w:r>
-        <w:t xml:space="preserve">Fahrrad abschließen</w:t>
-      </w:r>
-    </w:p>
-    <w:p>
-      <w:pPr>
-        <w:pStyle w:val="Compact"/>
-        <w:numPr>
-          <w:ilvl w:val="0"/>
-          <w:numId w:val="1010"/>
-        </w:numPr>
-      </w:pPr>
-      <w:r>
-        <w:t xml:space="preserve">Zimmer lüften</w:t>
-      </w:r>
-    </w:p>
-    <w:p>
-      <w:pPr>
-        <w:pStyle w:val="Compact"/>
-        <w:numPr>
-          <w:ilvl w:val="0"/>
-          <w:numId w:val="1010"/>
-        </w:numPr>
-      </w:pPr>
-      <w:r>
-        <w:t xml:space="preserve">Brotdose einpacken</w:t>
-      </w:r>
-    </w:p>
-    <w:p>
-      <w:pPr>
-        <w:pStyle w:val="FirstParagraph"/>
-      </w:pPr>
-      <w:r>
-        <w:t xml:space="preserve">Tausche deinen Algorithmus anschließend mit einer Partnerin oder einem Partner aus.</w:t>
-      </w:r>
-    </w:p>
-    <w:p>
-      <w:pPr>
-        <w:pStyle w:val="BodyText"/>
-      </w:pPr>
-      <w:r>
-        <w:t xml:space="preserve">Kann KAI ihn ohne Rückfragen ausführen?</w:t>
+        <w:t xml:space="preserve">Die Aussagen sind nicht eindeutig ausführbar.</w:t>
       </w:r>
     </w:p>
     <w:bookmarkEnd w:id="50"/>
-    <w:bookmarkStart w:id="52" w:name="m07-differenzierung"/>
-    <w:p>
-      <w:pPr>
-        <w:pStyle w:val="Heading1"/>
-      </w:pPr>
-      <w:r>
-        <w:t xml:space="preserve">M07 – Differenzierung</w:t>
-      </w:r>
-    </w:p>
-    <w:bookmarkStart w:id="51" w:name="ziel-1"/>
-    <w:p>
-      <w:pPr>
-        <w:pStyle w:val="Heading2"/>
-      </w:pPr>
-      <w:r>
-        <w:t xml:space="preserve">Ziel</w:t>
-      </w:r>
-    </w:p>
-    <w:p>
-      <w:pPr>
-        <w:pStyle w:val="FirstParagraph"/>
-      </w:pPr>
-      <w:r>
-        <w:t xml:space="preserve">Nicht alle Schülerinnen und Schüler arbeiten im gleichen Tempo.</w:t>
-      </w:r>
-    </w:p>
-    <w:p>
-      <w:pPr>
-        <w:pStyle w:val="BodyText"/>
-      </w:pPr>
-      <w:r>
-        <w:t xml:space="preserve">Die folgenden Vorschläge erleichtern die innere Differenzierung.</w:t>
-      </w:r>
-    </w:p>
-    <w:p>
-      <w:r>
-        <w:pict>
-          <v:rect style="width:0;height:1.5pt" o:hralign="center" o:hrstd="t" o:hr="t"/>
-        </w:pict>
-      </w:r>
-    </w:p>
     <w:bookmarkEnd w:id="51"/>
     <w:bookmarkEnd w:id="52"/>
-    <w:bookmarkStart w:id="56" w:name="unterstützung"/>
+    <w:bookmarkStart w:id="54" w:name="m06-zusatzaufgaben"/>
     <w:p>
       <w:pPr>
         <w:pStyle w:val="Heading1"/>
       </w:pPr>
       <w:r>
-        <w:t xml:space="preserve">Unterstützung</w:t>
+        <w:t xml:space="preserve">M06 – Zusatzaufgaben</w:t>
+      </w:r>
+    </w:p>
+    <w:bookmarkStart w:id="53" w:name="hinweise"/>
+    <w:p>
+      <w:pPr>
+        <w:pStyle w:val="Heading2"/>
+      </w:pPr>
+      <w:r>
+        <w:t xml:space="preserve">Hinweise</w:t>
       </w:r>
     </w:p>
     <w:p>
@@ -1975,64 +1518,7 @@
         <w:pStyle w:val="FirstParagraph"/>
       </w:pPr>
       <w:r>
-        <w:t xml:space="preserve">Geeignet für Schülerinnen und Schüler, die noch Schwierigkeiten beim Formulieren von Algorithmen haben.</w:t>
-      </w:r>
-    </w:p>
-    <w:bookmarkStart w:id="53" w:name="hilfekarten"/>
-    <w:p>
-      <w:pPr>
-        <w:pStyle w:val="Heading2"/>
-      </w:pPr>
-      <w:r>
-        <w:t xml:space="preserve">Hilfekarten</w:t>
-      </w:r>
-    </w:p>
-    <w:p>
-      <w:pPr>
-        <w:pStyle w:val="Compact"/>
-        <w:numPr>
-          <w:ilvl w:val="0"/>
-          <w:numId w:val="1011"/>
-        </w:numPr>
-      </w:pPr>
-      <w:r>
-        <w:t xml:space="preserve">Was passiert zuerst?</w:t>
-      </w:r>
-    </w:p>
-    <w:p>
-      <w:pPr>
-        <w:pStyle w:val="Compact"/>
-        <w:numPr>
-          <w:ilvl w:val="0"/>
-          <w:numId w:val="1011"/>
-        </w:numPr>
-      </w:pPr>
-      <w:r>
-        <w:t xml:space="preserve">Fehlt ein Schritt?</w:t>
-      </w:r>
-    </w:p>
-    <w:p>
-      <w:pPr>
-        <w:pStyle w:val="Compact"/>
-        <w:numPr>
-          <w:ilvl w:val="0"/>
-          <w:numId w:val="1011"/>
-        </w:numPr>
-      </w:pPr>
-      <w:r>
-        <w:t xml:space="preserve">Kann KAI den Schritt ausführen?</w:t>
-      </w:r>
-    </w:p>
-    <w:p>
-      <w:pPr>
-        <w:pStyle w:val="Compact"/>
-        <w:numPr>
-          <w:ilvl w:val="0"/>
-          <w:numId w:val="1011"/>
-        </w:numPr>
-      </w:pPr>
-      <w:r>
-        <w:t xml:space="preserve">Ist die Reihenfolge richtig?</w:t>
+        <w:t xml:space="preserve">Die Zusatzaufgaben dienen der Vertiefung und können im Unterricht, in Vertretungsstunden oder als Hausaufgabe eingesetzt werden.</w:t>
       </w:r>
     </w:p>
     <w:p>
@@ -2043,78 +1529,14 @@
       </w:r>
     </w:p>
     <w:bookmarkEnd w:id="53"/>
-    <w:bookmarkStart w:id="54" w:name="satzanfänge"/>
-    <w:p>
-      <w:pPr>
-        <w:pStyle w:val="Heading2"/>
-      </w:pPr>
-      <w:r>
-        <w:t xml:space="preserve">Satzanfänge</w:t>
-      </w:r>
-    </w:p>
-    <w:p>
-      <w:pPr>
-        <w:pStyle w:val="Compact"/>
-        <w:numPr>
-          <w:ilvl w:val="0"/>
-          <w:numId w:val="1012"/>
-        </w:numPr>
-      </w:pPr>
-      <w:r>
-        <w:t xml:space="preserve">Zuerst …</w:t>
-      </w:r>
-    </w:p>
-    <w:p>
-      <w:pPr>
-        <w:pStyle w:val="Compact"/>
-        <w:numPr>
-          <w:ilvl w:val="0"/>
-          <w:numId w:val="1012"/>
-        </w:numPr>
-      </w:pPr>
-      <w:r>
-        <w:t xml:space="preserve">Danach …</w:t>
-      </w:r>
-    </w:p>
-    <w:p>
-      <w:pPr>
-        <w:pStyle w:val="Compact"/>
-        <w:numPr>
-          <w:ilvl w:val="0"/>
-          <w:numId w:val="1012"/>
-        </w:numPr>
-      </w:pPr>
-      <w:r>
-        <w:t xml:space="preserve">Anschließend …</w:t>
-      </w:r>
-    </w:p>
-    <w:p>
-      <w:pPr>
-        <w:pStyle w:val="Compact"/>
-        <w:numPr>
-          <w:ilvl w:val="0"/>
-          <w:numId w:val="1012"/>
-        </w:numPr>
-      </w:pPr>
-      <w:r>
-        <w:t xml:space="preserve">Zum Schluss …</w:t>
-      </w:r>
-    </w:p>
-    <w:p>
-      <w:r>
-        <w:pict>
-          <v:rect style="width:0;height:1.5pt" o:hralign="center" o:hrstd="t" o:hr="t"/>
-        </w:pict>
-      </w:r>
-    </w:p>
     <w:bookmarkEnd w:id="54"/>
-    <w:bookmarkStart w:id="55" w:name="partnerarbeit"/>
-    <w:p>
-      <w:pPr>
-        <w:pStyle w:val="Heading2"/>
-      </w:pPr>
-      <w:r>
-        <w:t xml:space="preserve">Partnerarbeit</w:t>
+    <w:bookmarkStart w:id="56" w:name="aufgabe-1-reihenfolge-finden"/>
+    <w:p>
+      <w:pPr>
+        <w:pStyle w:val="Heading1"/>
+      </w:pPr>
+      <w:r>
+        <w:t xml:space="preserve">Aufgabe 1 – Reihenfolge finden</w:t>
       </w:r>
     </w:p>
     <w:p>
@@ -2122,7 +1544,7 @@
         <w:pStyle w:val="FirstParagraph"/>
       </w:pPr>
       <w:r>
-        <w:t xml:space="preserve">Ein Schüler schreibt.</w:t>
+        <w:t xml:space="preserve">Die folgenden Schritte gehören zu einem Algorithmus.</w:t>
       </w:r>
     </w:p>
     <w:p>
@@ -2130,7 +1552,84 @@
         <w:pStyle w:val="BodyText"/>
       </w:pPr>
       <w:r>
-        <w:t xml:space="preserve">Ein Schüler übernimmt die Rolle von KAI.</w:t>
+        <w:t xml:space="preserve">Leider sind sie durcheinander geraten.</w:t>
+      </w:r>
+    </w:p>
+    <w:p>
+      <w:pPr>
+        <w:pStyle w:val="BodyText"/>
+      </w:pPr>
+      <w:r>
+        <w:t xml:space="preserve">Bringe sie in die richtige Reihenfolge.</w:t>
+      </w:r>
+    </w:p>
+    <w:bookmarkStart w:id="55" w:name="schuhe-binden"/>
+    <w:p>
+      <w:pPr>
+        <w:pStyle w:val="Heading3"/>
+      </w:pPr>
+      <w:r>
+        <w:t xml:space="preserve">Schuhe binden</w:t>
+      </w:r>
+    </w:p>
+    <w:p>
+      <w:pPr>
+        <w:numPr>
+          <w:ilvl w:val="0"/>
+          <w:numId w:val="1007"/>
+        </w:numPr>
+        <w:pStyle w:val="Compact"/>
+      </w:pPr>
+      <w:r>
+        <w:t xml:space="preserve">Schleife festziehen.</w:t>
+      </w:r>
+    </w:p>
+    <w:p>
+      <w:pPr>
+        <w:numPr>
+          <w:ilvl w:val="0"/>
+          <w:numId w:val="1007"/>
+        </w:numPr>
+        <w:pStyle w:val="Compact"/>
+      </w:pPr>
+      <w:r>
+        <w:t xml:space="preserve">Schuhe anziehen.</w:t>
+      </w:r>
+    </w:p>
+    <w:p>
+      <w:pPr>
+        <w:numPr>
+          <w:ilvl w:val="0"/>
+          <w:numId w:val="1007"/>
+        </w:numPr>
+        <w:pStyle w:val="Compact"/>
+      </w:pPr>
+      <w:r>
+        <w:t xml:space="preserve">Schleife bilden.</w:t>
+      </w:r>
+    </w:p>
+    <w:p>
+      <w:pPr>
+        <w:numPr>
+          <w:ilvl w:val="0"/>
+          <w:numId w:val="1007"/>
+        </w:numPr>
+        <w:pStyle w:val="Compact"/>
+      </w:pPr>
+      <w:r>
+        <w:t xml:space="preserve">Schnürsenkel kreuzen.</w:t>
+      </w:r>
+    </w:p>
+    <w:p>
+      <w:pPr>
+        <w:numPr>
+          <w:ilvl w:val="0"/>
+          <w:numId w:val="1007"/>
+        </w:numPr>
+        <w:pStyle w:val="Compact"/>
+      </w:pPr>
+      <w:r>
+        <w:t xml:space="preserve">Knoten bilden.</w:t>
       </w:r>
     </w:p>
     <w:p>
@@ -2142,12 +1641,535 @@
     </w:p>
     <w:bookmarkEnd w:id="55"/>
     <w:bookmarkEnd w:id="56"/>
-    <w:bookmarkStart w:id="60" w:name="erweiterung"/>
+    <w:bookmarkStart w:id="57" w:name="aufgabe-2-fehler-finden"/>
     <w:p>
       <w:pPr>
         <w:pStyle w:val="Heading1"/>
       </w:pPr>
       <w:r>
+        <w:t xml:space="preserve">Aufgabe 2 – Fehler finden</w:t>
+      </w:r>
+    </w:p>
+    <w:p>
+      <w:pPr>
+        <w:pStyle w:val="FirstParagraph"/>
+      </w:pPr>
+      <w:r>
+        <w:t xml:space="preserve">Ein Algorithmus soll beschreiben, wie ein Brief verschickt wird.</w:t>
+      </w:r>
+    </w:p>
+    <w:p>
+      <w:pPr>
+        <w:numPr>
+          <w:ilvl w:val="0"/>
+          <w:numId w:val="1008"/>
+        </w:numPr>
+        <w:pStyle w:val="Compact"/>
+      </w:pPr>
+      <w:r>
+        <w:t xml:space="preserve">Brief einwerfen.</w:t>
+      </w:r>
+    </w:p>
+    <w:p>
+      <w:pPr>
+        <w:numPr>
+          <w:ilvl w:val="0"/>
+          <w:numId w:val="1008"/>
+        </w:numPr>
+        <w:pStyle w:val="Compact"/>
+      </w:pPr>
+      <w:r>
+        <w:t xml:space="preserve">Brief schreiben.</w:t>
+      </w:r>
+    </w:p>
+    <w:p>
+      <w:pPr>
+        <w:numPr>
+          <w:ilvl w:val="0"/>
+          <w:numId w:val="1008"/>
+        </w:numPr>
+        <w:pStyle w:val="Compact"/>
+      </w:pPr>
+      <w:r>
+        <w:t xml:space="preserve">Brief unterschreiben.</w:t>
+      </w:r>
+    </w:p>
+    <w:p>
+      <w:pPr>
+        <w:numPr>
+          <w:ilvl w:val="0"/>
+          <w:numId w:val="1008"/>
+        </w:numPr>
+        <w:pStyle w:val="Compact"/>
+      </w:pPr>
+      <w:r>
+        <w:t xml:space="preserve">Brief in einen Umschlag legen.</w:t>
+      </w:r>
+    </w:p>
+    <w:p>
+      <w:pPr>
+        <w:pStyle w:val="FirstParagraph"/>
+      </w:pPr>
+      <w:r>
+        <w:t xml:space="preserve">Welche Fehler findest du?</w:t>
+      </w:r>
+    </w:p>
+    <w:p>
+      <w:pPr>
+        <w:pStyle w:val="BodyText"/>
+      </w:pPr>
+      <w:r>
+        <w:t xml:space="preserve">Verbessere den Algorithmus.</w:t>
+      </w:r>
+    </w:p>
+    <w:p>
+      <w:r>
+        <w:pict>
+          <v:rect style="width:0;height:1.5pt" o:hralign="center" o:hrstd="t" o:hr="t"/>
+        </w:pict>
+      </w:r>
+    </w:p>
+    <w:bookmarkEnd w:id="57"/>
+    <w:bookmarkStart w:id="59" w:name="aufgabe-3-fehlende-schritte"/>
+    <w:p>
+      <w:pPr>
+        <w:pStyle w:val="Heading1"/>
+      </w:pPr>
+      <w:r>
+        <w:t xml:space="preserve">Aufgabe 3 – Fehlende Schritte</w:t>
+      </w:r>
+    </w:p>
+    <w:p>
+      <w:pPr>
+        <w:pStyle w:val="FirstParagraph"/>
+      </w:pPr>
+      <w:r>
+        <w:t xml:space="preserve">Ergänze den Algorithmus.</w:t>
+      </w:r>
+    </w:p>
+    <w:bookmarkStart w:id="58" w:name="computer-starten"/>
+    <w:p>
+      <w:pPr>
+        <w:pStyle w:val="Heading3"/>
+      </w:pPr>
+      <w:r>
+        <w:t xml:space="preserve">Computer starten</w:t>
+      </w:r>
+    </w:p>
+    <w:p>
+      <w:r>
+        <w:pict>
+          <v:rect style="width:0;height:1.5pt" o:hralign="center" o:hrstd="t" o:hr="t"/>
+        </w:pict>
+      </w:r>
+    </w:p>
+    <w:p>
+      <w:pPr>
+        <w:numPr>
+          <w:ilvl w:val="0"/>
+          <w:numId w:val="1009"/>
+        </w:numPr>
+      </w:pPr>
+      <w:r>
+        <w:t xml:space="preserve">Monitor einschalten.</w:t>
+      </w:r>
+    </w:p>
+    <w:p>
+      <w:r>
+        <w:pict>
+          <v:rect style="width:0;height:1.5pt" o:hralign="center" o:hrstd="t" o:hr="t"/>
+        </w:pict>
+      </w:r>
+    </w:p>
+    <w:p>
+      <w:pPr>
+        <w:numPr>
+          <w:ilvl w:val="0"/>
+          <w:numId w:val="1009"/>
+        </w:numPr>
+      </w:pPr>
+      <w:r>
+        <w:t xml:space="preserve">Benutzer anmelden.</w:t>
+      </w:r>
+    </w:p>
+    <w:p>
+      <w:r>
+        <w:pict>
+          <v:rect style="width:0;height:1.5pt" o:hralign="center" o:hrstd="t" o:hr="t"/>
+        </w:pict>
+      </w:r>
+    </w:p>
+    <w:bookmarkEnd w:id="58"/>
+    <w:bookmarkEnd w:id="59"/>
+    <w:bookmarkStart w:id="60" w:name="aufgabe-4-kai-fragt-nach"/>
+    <w:p>
+      <w:pPr>
+        <w:pStyle w:val="Heading1"/>
+      </w:pPr>
+      <w:r>
+        <w:t xml:space="preserve">Aufgabe 4 – KAI fragt nach</w:t>
+      </w:r>
+    </w:p>
+    <w:p>
+      <w:pPr>
+        <w:pStyle w:val="FirstParagraph"/>
+      </w:pPr>
+      <w:r>
+        <w:t xml:space="preserve">Ein Mitschüler sagt:</w:t>
+      </w:r>
+    </w:p>
+    <w:p>
+      <w:pPr>
+        <w:pStyle w:val="BlockText"/>
+      </w:pPr>
+      <w:r>
+        <w:t xml:space="preserve">„Nimm das Blatt und lege es dahin.“</w:t>
+      </w:r>
+    </w:p>
+    <w:p>
+      <w:pPr>
+        <w:pStyle w:val="FirstParagraph"/>
+      </w:pPr>
+      <w:r>
+        <w:t xml:space="preserve">Welche Fragen würde KAI stellen?</w:t>
+      </w:r>
+    </w:p>
+    <w:p>
+      <w:pPr>
+        <w:pStyle w:val="BodyText"/>
+      </w:pPr>
+      <w:r>
+        <w:t xml:space="preserve">Notiere mindestens vier Fragen.</w:t>
+      </w:r>
+    </w:p>
+    <w:p>
+      <w:r>
+        <w:pict>
+          <v:rect style="width:0;height:1.5pt" o:hralign="center" o:hrstd="t" o:hr="t"/>
+        </w:pict>
+      </w:r>
+    </w:p>
+    <w:bookmarkEnd w:id="60"/>
+    <w:bookmarkStart w:id="61" w:name="aufgabe-5-eigener-algorithmus"/>
+    <w:p>
+      <w:pPr>
+        <w:pStyle w:val="Heading1"/>
+      </w:pPr>
+      <w:r>
+        <w:t xml:space="preserve">Aufgabe 5 – Eigener Algorithmus</w:t>
+      </w:r>
+    </w:p>
+    <w:p>
+      <w:pPr>
+        <w:pStyle w:val="FirstParagraph"/>
+      </w:pPr>
+      <w:r>
+        <w:t xml:space="preserve">Entwickle einen Algorithmus für eine Alltagssituation.</w:t>
+      </w:r>
+    </w:p>
+    <w:p>
+      <w:pPr>
+        <w:pStyle w:val="BodyText"/>
+      </w:pPr>
+      <w:r>
+        <w:t xml:space="preserve">Beispiele:</w:t>
+      </w:r>
+    </w:p>
+    <w:p>
+      <w:pPr>
+        <w:numPr>
+          <w:ilvl w:val="0"/>
+          <w:numId w:val="1010"/>
+        </w:numPr>
+        <w:pStyle w:val="Compact"/>
+      </w:pPr>
+      <w:r>
+        <w:t xml:space="preserve">Hände waschen</w:t>
+      </w:r>
+    </w:p>
+    <w:p>
+      <w:pPr>
+        <w:numPr>
+          <w:ilvl w:val="0"/>
+          <w:numId w:val="1010"/>
+        </w:numPr>
+        <w:pStyle w:val="Compact"/>
+      </w:pPr>
+      <w:r>
+        <w:t xml:space="preserve">Fahrrad abschließen</w:t>
+      </w:r>
+    </w:p>
+    <w:p>
+      <w:pPr>
+        <w:numPr>
+          <w:ilvl w:val="0"/>
+          <w:numId w:val="1010"/>
+        </w:numPr>
+        <w:pStyle w:val="Compact"/>
+      </w:pPr>
+      <w:r>
+        <w:t xml:space="preserve">Zimmer lüften</w:t>
+      </w:r>
+    </w:p>
+    <w:p>
+      <w:pPr>
+        <w:numPr>
+          <w:ilvl w:val="0"/>
+          <w:numId w:val="1010"/>
+        </w:numPr>
+        <w:pStyle w:val="Compact"/>
+      </w:pPr>
+      <w:r>
+        <w:t xml:space="preserve">Brotdose einpacken</w:t>
+      </w:r>
+    </w:p>
+    <w:p>
+      <w:pPr>
+        <w:pStyle w:val="FirstParagraph"/>
+      </w:pPr>
+      <w:r>
+        <w:t xml:space="preserve">Tausche deinen Algorithmus anschließend mit einer Partnerin oder einem Partner aus.</w:t>
+      </w:r>
+    </w:p>
+    <w:p>
+      <w:pPr>
+        <w:pStyle w:val="BodyText"/>
+      </w:pPr>
+      <w:r>
+        <w:t xml:space="preserve">Kann KAI ihn ohne Rückfragen ausführen?</w:t>
+      </w:r>
+    </w:p>
+    <w:bookmarkEnd w:id="61"/>
+    <w:bookmarkStart w:id="63" w:name="m07-differenzierung"/>
+    <w:p>
+      <w:pPr>
+        <w:pStyle w:val="Heading1"/>
+      </w:pPr>
+      <w:r>
+        <w:t xml:space="preserve">M07 – Differenzierung</w:t>
+      </w:r>
+    </w:p>
+    <w:bookmarkStart w:id="62" w:name="ziel-1"/>
+    <w:p>
+      <w:pPr>
+        <w:pStyle w:val="Heading2"/>
+      </w:pPr>
+      <w:r>
+        <w:t xml:space="preserve">Ziel</w:t>
+      </w:r>
+    </w:p>
+    <w:p>
+      <w:pPr>
+        <w:pStyle w:val="FirstParagraph"/>
+      </w:pPr>
+      <w:r>
+        <w:t xml:space="preserve">Nicht alle Schülerinnen und Schüler arbeiten im gleichen Tempo.</w:t>
+      </w:r>
+    </w:p>
+    <w:p>
+      <w:pPr>
+        <w:pStyle w:val="BodyText"/>
+      </w:pPr>
+      <w:r>
+        <w:t xml:space="preserve">Die folgenden Vorschläge erleichtern die innere Differenzierung.</w:t>
+      </w:r>
+    </w:p>
+    <w:p>
+      <w:r>
+        <w:pict>
+          <v:rect style="width:0;height:1.5pt" o:hralign="center" o:hrstd="t" o:hr="t"/>
+        </w:pict>
+      </w:r>
+    </w:p>
+    <w:bookmarkEnd w:id="62"/>
+    <w:bookmarkEnd w:id="63"/>
+    <w:bookmarkStart w:id="67" w:name="unterstützung"/>
+    <w:p>
+      <w:pPr>
+        <w:pStyle w:val="Heading1"/>
+      </w:pPr>
+      <w:r>
+        <w:t xml:space="preserve">Unterstützung</w:t>
+      </w:r>
+    </w:p>
+    <w:p>
+      <w:pPr>
+        <w:pStyle w:val="FirstParagraph"/>
+      </w:pPr>
+      <w:r>
+        <w:t xml:space="preserve">Geeignet für Schülerinnen und Schüler, die noch Schwierigkeiten beim Formulieren von Algorithmen haben.</w:t>
+      </w:r>
+    </w:p>
+    <w:bookmarkStart w:id="64" w:name="hilfekarten"/>
+    <w:p>
+      <w:pPr>
+        <w:pStyle w:val="Heading2"/>
+      </w:pPr>
+      <w:r>
+        <w:t xml:space="preserve">Hilfekarten</w:t>
+      </w:r>
+    </w:p>
+    <w:p>
+      <w:pPr>
+        <w:numPr>
+          <w:ilvl w:val="0"/>
+          <w:numId w:val="1011"/>
+        </w:numPr>
+        <w:pStyle w:val="Compact"/>
+      </w:pPr>
+      <w:r>
+        <w:t xml:space="preserve">Was passiert zuerst?</w:t>
+      </w:r>
+    </w:p>
+    <w:p>
+      <w:pPr>
+        <w:numPr>
+          <w:ilvl w:val="0"/>
+          <w:numId w:val="1011"/>
+        </w:numPr>
+        <w:pStyle w:val="Compact"/>
+      </w:pPr>
+      <w:r>
+        <w:t xml:space="preserve">Fehlt ein Schritt?</w:t>
+      </w:r>
+    </w:p>
+    <w:p>
+      <w:pPr>
+        <w:numPr>
+          <w:ilvl w:val="0"/>
+          <w:numId w:val="1011"/>
+        </w:numPr>
+        <w:pStyle w:val="Compact"/>
+      </w:pPr>
+      <w:r>
+        <w:t xml:space="preserve">Kann KAI den Schritt ausführen?</w:t>
+      </w:r>
+    </w:p>
+    <w:p>
+      <w:pPr>
+        <w:numPr>
+          <w:ilvl w:val="0"/>
+          <w:numId w:val="1011"/>
+        </w:numPr>
+        <w:pStyle w:val="Compact"/>
+      </w:pPr>
+      <w:r>
+        <w:t xml:space="preserve">Ist die Reihenfolge richtig?</w:t>
+      </w:r>
+    </w:p>
+    <w:p>
+      <w:r>
+        <w:pict>
+          <v:rect style="width:0;height:1.5pt" o:hralign="center" o:hrstd="t" o:hr="t"/>
+        </w:pict>
+      </w:r>
+    </w:p>
+    <w:bookmarkEnd w:id="64"/>
+    <w:bookmarkStart w:id="65" w:name="satzanfänge"/>
+    <w:p>
+      <w:pPr>
+        <w:pStyle w:val="Heading2"/>
+      </w:pPr>
+      <w:r>
+        <w:t xml:space="preserve">Satzanfänge</w:t>
+      </w:r>
+    </w:p>
+    <w:p>
+      <w:pPr>
+        <w:numPr>
+          <w:ilvl w:val="0"/>
+          <w:numId w:val="1012"/>
+        </w:numPr>
+        <w:pStyle w:val="Compact"/>
+      </w:pPr>
+      <w:r>
+        <w:t xml:space="preserve">Zuerst …</w:t>
+      </w:r>
+    </w:p>
+    <w:p>
+      <w:pPr>
+        <w:numPr>
+          <w:ilvl w:val="0"/>
+          <w:numId w:val="1012"/>
+        </w:numPr>
+        <w:pStyle w:val="Compact"/>
+      </w:pPr>
+      <w:r>
+        <w:t xml:space="preserve">Danach …</w:t>
+      </w:r>
+    </w:p>
+    <w:p>
+      <w:pPr>
+        <w:numPr>
+          <w:ilvl w:val="0"/>
+          <w:numId w:val="1012"/>
+        </w:numPr>
+        <w:pStyle w:val="Compact"/>
+      </w:pPr>
+      <w:r>
+        <w:t xml:space="preserve">Anschließend …</w:t>
+      </w:r>
+    </w:p>
+    <w:p>
+      <w:pPr>
+        <w:numPr>
+          <w:ilvl w:val="0"/>
+          <w:numId w:val="1012"/>
+        </w:numPr>
+        <w:pStyle w:val="Compact"/>
+      </w:pPr>
+      <w:r>
+        <w:t xml:space="preserve">Zum Schluss …</w:t>
+      </w:r>
+    </w:p>
+    <w:p>
+      <w:r>
+        <w:pict>
+          <v:rect style="width:0;height:1.5pt" o:hralign="center" o:hrstd="t" o:hr="t"/>
+        </w:pict>
+      </w:r>
+    </w:p>
+    <w:bookmarkEnd w:id="65"/>
+    <w:bookmarkStart w:id="66" w:name="partnerarbeit"/>
+    <w:p>
+      <w:pPr>
+        <w:pStyle w:val="Heading2"/>
+      </w:pPr>
+      <w:r>
+        <w:t xml:space="preserve">Partnerarbeit</w:t>
+      </w:r>
+    </w:p>
+    <w:p>
+      <w:pPr>
+        <w:pStyle w:val="FirstParagraph"/>
+      </w:pPr>
+      <w:r>
+        <w:t xml:space="preserve">Ein Schüler schreibt.</w:t>
+      </w:r>
+    </w:p>
+    <w:p>
+      <w:pPr>
+        <w:pStyle w:val="BodyText"/>
+      </w:pPr>
+      <w:r>
+        <w:t xml:space="preserve">Ein Schüler übernimmt die Rolle von KAI.</w:t>
+      </w:r>
+    </w:p>
+    <w:p>
+      <w:r>
+        <w:pict>
+          <v:rect style="width:0;height:1.5pt" o:hralign="center" o:hrstd="t" o:hr="t"/>
+        </w:pict>
+      </w:r>
+    </w:p>
+    <w:bookmarkEnd w:id="66"/>
+    <w:bookmarkEnd w:id="67"/>
+    <w:bookmarkStart w:id="71" w:name="erweiterung"/>
+    <w:p>
+      <w:pPr>
+        <w:pStyle w:val="Heading1"/>
+      </w:pPr>
+      <w:r>
         <w:t xml:space="preserve">Erweiterung</w:t>
       </w:r>
     </w:p>
@@ -2159,7 +2181,7 @@
         <w:t xml:space="preserve">Geeignet für leistungsstärkere Schülerinnen und Schüler.</w:t>
       </w:r>
     </w:p>
-    <w:bookmarkStart w:id="57" w:name="aufgabe-1"/>
+    <w:bookmarkStart w:id="68" w:name="aufgabe-1"/>
     <w:p>
       <w:pPr>
         <w:pStyle w:val="Heading2"/>
@@ -2191,8 +2213,8 @@
         </w:pict>
       </w:r>
     </w:p>
-    <w:bookmarkEnd w:id="57"/>
-    <w:bookmarkStart w:id="58" w:name="aufgabe-2"/>
+    <w:bookmarkEnd w:id="68"/>
+    <w:bookmarkStart w:id="69" w:name="aufgabe-2"/>
     <w:p>
       <w:pPr>
         <w:pStyle w:val="Heading2"/>
@@ -2211,11 +2233,11 @@
     </w:p>
     <w:p>
       <w:pPr>
-        <w:pStyle w:val="Compact"/>
         <w:numPr>
           <w:ilvl w:val="0"/>
           <w:numId w:val="1013"/>
         </w:numPr>
+        <w:pStyle w:val="Compact"/>
       </w:pPr>
       <w:r>
         <w:t xml:space="preserve">als Fließtext,</w:t>
@@ -2223,11 +2245,11 @@
     </w:p>
     <w:p>
       <w:pPr>
-        <w:pStyle w:val="Compact"/>
         <w:numPr>
           <w:ilvl w:val="0"/>
           <w:numId w:val="1013"/>
         </w:numPr>
+        <w:pStyle w:val="Compact"/>
       </w:pPr>
       <w:r>
         <w:t xml:space="preserve">als nummerierte Liste,</w:t>
@@ -2235,11 +2257,11 @@
     </w:p>
     <w:p>
       <w:pPr>
-        <w:pStyle w:val="Compact"/>
         <w:numPr>
           <w:ilvl w:val="0"/>
           <w:numId w:val="1013"/>
         </w:numPr>
+        <w:pStyle w:val="Compact"/>
       </w:pPr>
       <w:r>
         <w:t xml:space="preserve">in Scratch,</w:t>
@@ -2247,11 +2269,11 @@
     </w:p>
     <w:p>
       <w:pPr>
-        <w:pStyle w:val="Compact"/>
         <w:numPr>
           <w:ilvl w:val="0"/>
           <w:numId w:val="1013"/>
         </w:numPr>
+        <w:pStyle w:val="Compact"/>
       </w:pPr>
       <w:r>
         <w:t xml:space="preserve">in Python.</w:t>
@@ -2288,8 +2310,8 @@
         </w:pict>
       </w:r>
     </w:p>
-    <w:bookmarkEnd w:id="58"/>
-    <w:bookmarkStart w:id="59" w:name="aufgabe-3"/>
+    <w:bookmarkEnd w:id="69"/>
+    <w:bookmarkStart w:id="70" w:name="aufgabe-3"/>
     <w:p>
       <w:pPr>
         <w:pStyle w:val="Heading2"/>
@@ -2329,9 +2351,9 @@
         </w:pict>
       </w:r>
     </w:p>
-    <w:bookmarkEnd w:id="59"/>
-    <w:bookmarkEnd w:id="60"/>
-    <w:bookmarkStart w:id="61" w:name="hinweise-für-lehrkräfte"/>
+    <w:bookmarkEnd w:id="70"/>
+    <w:bookmarkEnd w:id="71"/>
+    <w:bookmarkStart w:id="72" w:name="hinweise-für-lehrkräfte"/>
     <w:p>
       <w:pPr>
         <w:pStyle w:val="Heading1"/>
@@ -2350,11 +2372,11 @@
     </w:p>
     <w:p>
       <w:pPr>
-        <w:pStyle w:val="Compact"/>
         <w:numPr>
           <w:ilvl w:val="0"/>
           <w:numId w:val="1014"/>
         </w:numPr>
+        <w:pStyle w:val="Compact"/>
       </w:pPr>
       <w:r>
         <w:t xml:space="preserve">für schnelle Lerngruppen,</w:t>
@@ -2362,11 +2384,11 @@
     </w:p>
     <w:p>
       <w:pPr>
-        <w:pStyle w:val="Compact"/>
         <w:numPr>
           <w:ilvl w:val="0"/>
           <w:numId w:val="1014"/>
         </w:numPr>
+        <w:pStyle w:val="Compact"/>
       </w:pPr>
       <w:r>
         <w:t xml:space="preserve">zur Binnendifferenzierung,</w:t>
@@ -2374,11 +2396,11 @@
     </w:p>
     <w:p>
       <w:pPr>
-        <w:pStyle w:val="Compact"/>
         <w:numPr>
           <w:ilvl w:val="0"/>
           <w:numId w:val="1014"/>
         </w:numPr>
+        <w:pStyle w:val="Compact"/>
       </w:pPr>
       <w:r>
         <w:t xml:space="preserve">für Lernbüros,</w:t>
@@ -2386,18 +2408,18 @@
     </w:p>
     <w:p>
       <w:pPr>
-        <w:pStyle w:val="Compact"/>
         <w:numPr>
           <w:ilvl w:val="0"/>
           <w:numId w:val="1014"/>
         </w:numPr>
+        <w:pStyle w:val="Compact"/>
       </w:pPr>
       <w:r>
         <w:t xml:space="preserve">als Wahlaufgaben.</w:t>
       </w:r>
     </w:p>
-    <w:bookmarkEnd w:id="61"/>
-    <w:bookmarkStart w:id="68" w:name="m08-projektauftrag"/>
+    <w:bookmarkEnd w:id="72"/>
+    <w:bookmarkStart w:id="79" w:name="m08-projektauftrag"/>
     <w:p>
       <w:pPr>
         <w:pStyle w:val="Heading1"/>
@@ -2406,7 +2428,7 @@
         <w:t xml:space="preserve">M08 – Projektauftrag</w:t>
       </w:r>
     </w:p>
-    <w:bookmarkStart w:id="62" w:name="komplexaufgabe-zur-algorithmierung"/>
+    <w:bookmarkStart w:id="73" w:name="komplexaufgabe-zur-algorithmierung"/>
     <w:p>
       <w:pPr>
         <w:pStyle w:val="Heading2"/>
@@ -2431,8 +2453,8 @@
         <w:t xml:space="preserve">Euer Ziel ist nicht nur ein funktionierendes Ergebnis. Ihr sollt den gesamten Lösungsprozess nachvollziehbar gestalten.</w:t>
       </w:r>
     </w:p>
-    <w:bookmarkEnd w:id="62"/>
-    <w:bookmarkStart w:id="63" w:name="eure-aufgabe"/>
+    <w:bookmarkEnd w:id="73"/>
+    <w:bookmarkStart w:id="74" w:name="eure-aufgabe"/>
     <w:p>
       <w:pPr>
         <w:pStyle w:val="Heading2"/>
@@ -2443,11 +2465,11 @@
     </w:p>
     <w:p>
       <w:pPr>
-        <w:pStyle w:val="Compact"/>
         <w:numPr>
           <w:ilvl w:val="0"/>
           <w:numId w:val="1015"/>
         </w:numPr>
+        <w:pStyle w:val="Compact"/>
       </w:pPr>
       <w:r>
         <w:t xml:space="preserve">Beschreibt das Problem.</w:t>
@@ -2455,11 +2477,11 @@
     </w:p>
     <w:p>
       <w:pPr>
-        <w:pStyle w:val="Compact"/>
         <w:numPr>
           <w:ilvl w:val="0"/>
           <w:numId w:val="1015"/>
         </w:numPr>
+        <w:pStyle w:val="Compact"/>
       </w:pPr>
       <w:r>
         <w:t xml:space="preserve">Formuliert Muss- und Kann-Anforderungen.</w:t>
@@ -2467,11 +2489,11 @@
     </w:p>
     <w:p>
       <w:pPr>
-        <w:pStyle w:val="Compact"/>
         <w:numPr>
           <w:ilvl w:val="0"/>
           <w:numId w:val="1015"/>
         </w:numPr>
+        <w:pStyle w:val="Compact"/>
       </w:pPr>
       <w:r>
         <w:t xml:space="preserve">Entwickelt mindestens zwei Lösungsideen.</w:t>
@@ -2479,11 +2501,11 @@
     </w:p>
     <w:p>
       <w:pPr>
-        <w:pStyle w:val="Compact"/>
         <w:numPr>
           <w:ilvl w:val="0"/>
           <w:numId w:val="1015"/>
         </w:numPr>
+        <w:pStyle w:val="Compact"/>
       </w:pPr>
       <w:r>
         <w:t xml:space="preserve">Entscheidet euch begründet für einen Lösungsweg.</w:t>
@@ -2491,11 +2513,11 @@
     </w:p>
     <w:p>
       <w:pPr>
-        <w:pStyle w:val="Compact"/>
         <w:numPr>
           <w:ilvl w:val="0"/>
           <w:numId w:val="1015"/>
         </w:numPr>
+        <w:pStyle w:val="Compact"/>
       </w:pPr>
       <w:r>
         <w:t xml:space="preserve">Plant eine kleine erste funktionsfähige Version.</w:t>
@@ -2503,11 +2525,11 @@
     </w:p>
     <w:p>
       <w:pPr>
-        <w:pStyle w:val="Compact"/>
         <w:numPr>
           <w:ilvl w:val="0"/>
           <w:numId w:val="1015"/>
         </w:numPr>
+        <w:pStyle w:val="Compact"/>
       </w:pPr>
       <w:r>
         <w:t xml:space="preserve">Setzt die Lösung um.</w:t>
@@ -2515,11 +2537,11 @@
     </w:p>
     <w:p>
       <w:pPr>
-        <w:pStyle w:val="Compact"/>
         <w:numPr>
           <w:ilvl w:val="0"/>
           <w:numId w:val="1015"/>
         </w:numPr>
+        <w:pStyle w:val="Compact"/>
       </w:pPr>
       <w:r>
         <w:t xml:space="preserve">Testet systematisch.</w:t>
@@ -2527,11 +2549,11 @@
     </w:p>
     <w:p>
       <w:pPr>
-        <w:pStyle w:val="Compact"/>
         <w:numPr>
           <w:ilvl w:val="0"/>
           <w:numId w:val="1015"/>
         </w:numPr>
+        <w:pStyle w:val="Compact"/>
       </w:pPr>
       <w:r>
         <w:t xml:space="preserve">Verbessert die Lösung.</w:t>
@@ -2539,11 +2561,11 @@
     </w:p>
     <w:p>
       <w:pPr>
-        <w:pStyle w:val="Compact"/>
         <w:numPr>
           <w:ilvl w:val="0"/>
           <w:numId w:val="1015"/>
         </w:numPr>
+        <w:pStyle w:val="Compact"/>
       </w:pPr>
       <w:r>
         <w:t xml:space="preserve">Dokumentiert wichtige Entscheidungen.</w:t>
@@ -2551,18 +2573,18 @@
     </w:p>
     <w:p>
       <w:pPr>
-        <w:pStyle w:val="Compact"/>
         <w:numPr>
           <w:ilvl w:val="0"/>
           <w:numId w:val="1015"/>
         </w:numPr>
+        <w:pStyle w:val="Compact"/>
       </w:pPr>
       <w:r>
         <w:t xml:space="preserve">Präsentiert das Ergebnis.</w:t>
       </w:r>
     </w:p>
-    <w:bookmarkEnd w:id="63"/>
-    <w:bookmarkStart w:id="64" w:name="mögliche-projektarten"/>
+    <w:bookmarkEnd w:id="74"/>
+    <w:bookmarkStart w:id="75" w:name="mögliche-projektarten"/>
     <w:p>
       <w:pPr>
         <w:pStyle w:val="Heading2"/>
@@ -2573,11 +2595,11 @@
     </w:p>
     <w:p>
       <w:pPr>
-        <w:pStyle w:val="Compact"/>
         <w:numPr>
           <w:ilvl w:val="0"/>
           <w:numId w:val="1016"/>
         </w:numPr>
+        <w:pStyle w:val="Compact"/>
       </w:pPr>
       <w:r>
         <w:t xml:space="preserve">kleines Computerspiel</w:t>
@@ -2585,11 +2607,11 @@
     </w:p>
     <w:p>
       <w:pPr>
-        <w:pStyle w:val="Compact"/>
         <w:numPr>
           <w:ilvl w:val="0"/>
           <w:numId w:val="1016"/>
         </w:numPr>
+        <w:pStyle w:val="Compact"/>
       </w:pPr>
       <w:r>
         <w:t xml:space="preserve">Simulation</w:t>
@@ -2597,11 +2619,11 @@
     </w:p>
     <w:p>
       <w:pPr>
-        <w:pStyle w:val="Compact"/>
         <w:numPr>
           <w:ilvl w:val="0"/>
           <w:numId w:val="1016"/>
         </w:numPr>
+        <w:pStyle w:val="Compact"/>
       </w:pPr>
       <w:r>
         <w:t xml:space="preserve">grafische Anwendung</w:t>
@@ -2609,11 +2631,11 @@
     </w:p>
     <w:p>
       <w:pPr>
-        <w:pStyle w:val="Compact"/>
         <w:numPr>
           <w:ilvl w:val="0"/>
           <w:numId w:val="1016"/>
         </w:numPr>
+        <w:pStyle w:val="Compact"/>
       </w:pPr>
       <w:r>
         <w:t xml:space="preserve">digitaler Helfer</w:t>
@@ -2621,11 +2643,11 @@
     </w:p>
     <w:p>
       <w:pPr>
-        <w:pStyle w:val="Compact"/>
         <w:numPr>
           <w:ilvl w:val="0"/>
           <w:numId w:val="1016"/>
         </w:numPr>
+        <w:pStyle w:val="Compact"/>
       </w:pPr>
       <w:r>
         <w:t xml:space="preserve">einfache Robotik- oder Steuerungsaufgabe</w:t>
@@ -2639,8 +2661,8 @@
         <w:t xml:space="preserve">Die Lehrkraft kann einen gemeinsamen Projektrahmen vorgeben.</w:t>
       </w:r>
     </w:p>
-    <w:bookmarkEnd w:id="64"/>
-    <w:bookmarkStart w:id="65" w:name="mindestanforderungen"/>
+    <w:bookmarkEnd w:id="75"/>
+    <w:bookmarkStart w:id="76" w:name="mindestanforderungen"/>
     <w:p>
       <w:pPr>
         <w:pStyle w:val="Heading2"/>
@@ -2659,11 +2681,11 @@
     </w:p>
     <w:p>
       <w:pPr>
-        <w:pStyle w:val="Compact"/>
         <w:numPr>
           <w:ilvl w:val="0"/>
           <w:numId w:val="1017"/>
         </w:numPr>
+        <w:pStyle w:val="Compact"/>
       </w:pPr>
       <w:r>
         <w:t xml:space="preserve">eine klar beschriebene Problemstellung besitzen,</w:t>
@@ -2671,11 +2693,11 @@
     </w:p>
     <w:p>
       <w:pPr>
-        <w:pStyle w:val="Compact"/>
         <w:numPr>
           <w:ilvl w:val="0"/>
           <w:numId w:val="1017"/>
         </w:numPr>
+        <w:pStyle w:val="Compact"/>
       </w:pPr>
       <w:r>
         <w:t xml:space="preserve">mindestens drei überprüfbare Muss-Anforderungen enthalten,</w:t>
@@ -2683,11 +2705,11 @@
     </w:p>
     <w:p>
       <w:pPr>
-        <w:pStyle w:val="Compact"/>
         <w:numPr>
           <w:ilvl w:val="0"/>
           <w:numId w:val="1017"/>
         </w:numPr>
+        <w:pStyle w:val="Compact"/>
       </w:pPr>
       <w:r>
         <w:t xml:space="preserve">einen nachvollziehbaren Algorithmus oder Lösungsentwurf besitzen,</w:t>
@@ -2695,11 +2717,11 @@
     </w:p>
     <w:p>
       <w:pPr>
-        <w:pStyle w:val="Compact"/>
         <w:numPr>
           <w:ilvl w:val="0"/>
           <w:numId w:val="1017"/>
         </w:numPr>
+        <w:pStyle w:val="Compact"/>
       </w:pPr>
       <w:r>
         <w:t xml:space="preserve">eine funktionsfähige Kernversion erreichen,</w:t>
@@ -2707,11 +2729,11 @@
     </w:p>
     <w:p>
       <w:pPr>
-        <w:pStyle w:val="Compact"/>
         <w:numPr>
           <w:ilvl w:val="0"/>
           <w:numId w:val="1017"/>
         </w:numPr>
+        <w:pStyle w:val="Compact"/>
       </w:pPr>
       <w:r>
         <w:t xml:space="preserve">mindestens drei dokumentierte Testfälle enthalten,</w:t>
@@ -2719,11 +2741,11 @@
     </w:p>
     <w:p>
       <w:pPr>
-        <w:pStyle w:val="Compact"/>
         <w:numPr>
           <w:ilvl w:val="0"/>
           <w:numId w:val="1017"/>
         </w:numPr>
+        <w:pStyle w:val="Compact"/>
       </w:pPr>
       <w:r>
         <w:t xml:space="preserve">nach einem Test mindestens einmal gezielt verbessert werden,</w:t>
@@ -2731,18 +2753,18 @@
     </w:p>
     <w:p>
       <w:pPr>
-        <w:pStyle w:val="Compact"/>
         <w:numPr>
           <w:ilvl w:val="0"/>
           <w:numId w:val="1017"/>
         </w:numPr>
+        <w:pStyle w:val="Compact"/>
       </w:pPr>
       <w:r>
         <w:t xml:space="preserve">dokumentiert und präsentiert werden.</w:t>
       </w:r>
     </w:p>
-    <w:bookmarkEnd w:id="65"/>
-    <w:bookmarkStart w:id="66" w:name="abgabe"/>
+    <w:bookmarkEnd w:id="76"/>
+    <w:bookmarkStart w:id="77" w:name="abgabe"/>
     <w:p>
       <w:pPr>
         <w:pStyle w:val="Heading2"/>
@@ -2753,11 +2775,11 @@
     </w:p>
     <w:p>
       <w:pPr>
-        <w:pStyle w:val="Compact"/>
         <w:numPr>
           <w:ilvl w:val="0"/>
           <w:numId w:val="1018"/>
         </w:numPr>
+        <w:pStyle w:val="Compact"/>
       </w:pPr>
       <w:r>
         <w:t xml:space="preserve">Projektergebnis</w:t>
@@ -2765,11 +2787,11 @@
     </w:p>
     <w:p>
       <w:pPr>
-        <w:pStyle w:val="Compact"/>
         <w:numPr>
           <w:ilvl w:val="0"/>
           <w:numId w:val="1018"/>
         </w:numPr>
+        <w:pStyle w:val="Compact"/>
       </w:pPr>
       <w:r>
         <w:t xml:space="preserve">Projektdokumentation</w:t>
@@ -2777,11 +2799,11 @@
     </w:p>
     <w:p>
       <w:pPr>
-        <w:pStyle w:val="Compact"/>
         <w:numPr>
           <w:ilvl w:val="0"/>
           <w:numId w:val="1018"/>
         </w:numPr>
+        <w:pStyle w:val="Compact"/>
       </w:pPr>
       <w:r>
         <w:t xml:space="preserve">Testprotokoll</w:t>
@@ -2789,18 +2811,18 @@
     </w:p>
     <w:p>
       <w:pPr>
-        <w:pStyle w:val="Compact"/>
         <w:numPr>
           <w:ilvl w:val="0"/>
           <w:numId w:val="1018"/>
         </w:numPr>
+        <w:pStyle w:val="Compact"/>
       </w:pPr>
       <w:r>
         <w:t xml:space="preserve">Präsentation</w:t>
       </w:r>
     </w:p>
-    <w:bookmarkEnd w:id="66"/>
-    <w:bookmarkStart w:id="67" w:name="grundsatz"/>
+    <w:bookmarkEnd w:id="77"/>
+    <w:bookmarkStart w:id="78" w:name="grundsatz"/>
     <w:p>
       <w:pPr>
         <w:pStyle w:val="Heading2"/>
@@ -2817,9 +2839,9 @@
         <w:t xml:space="preserve">Eine kleine, gut getestete und nachvollziehbare Lösung ist besser als ein großes, unfertiges Projekt.</w:t>
       </w:r>
     </w:p>
-    <w:bookmarkEnd w:id="67"/>
-    <w:bookmarkEnd w:id="68"/>
-    <w:bookmarkStart w:id="79" w:name="m09-anforderungskarten"/>
+    <w:bookmarkEnd w:id="78"/>
+    <w:bookmarkEnd w:id="79"/>
+    <w:bookmarkStart w:id="90" w:name="m09-anforderungskarten"/>
     <w:p>
       <w:pPr>
         <w:pStyle w:val="Heading1"/>
@@ -2843,7 +2865,7 @@
         </w:pict>
       </w:r>
     </w:p>
-    <w:bookmarkStart w:id="69" w:name="problem"/>
+    <w:bookmarkStart w:id="80" w:name="problem"/>
     <w:p>
       <w:pPr>
         <w:pStyle w:val="Heading2"/>
@@ -2858,8 +2880,8 @@
       </w:pPr>
       <w:r>
         <w:rPr>
+          <w:bCs/>
           <w:b/>
-          <w:bCs/>
         </w:rPr>
         <w:t xml:space="preserve">Welches Problem soll gelöst werden?</w:t>
       </w:r>
@@ -2879,8 +2901,8 @@
         </w:pict>
       </w:r>
     </w:p>
-    <w:bookmarkEnd w:id="69"/>
-    <w:bookmarkStart w:id="70" w:name="ziel-2"/>
+    <w:bookmarkEnd w:id="80"/>
+    <w:bookmarkStart w:id="81" w:name="ziel-2"/>
     <w:p>
       <w:pPr>
         <w:pStyle w:val="Heading2"/>
@@ -2895,8 +2917,8 @@
       </w:pPr>
       <w:r>
         <w:rPr>
+          <w:bCs/>
           <w:b/>
-          <w:bCs/>
         </w:rPr>
         <w:t xml:space="preserve">Woran erkennt ihr, dass das Projekt erfolgreich ist?</w:t>
       </w:r>
@@ -2916,8 +2938,8 @@
         </w:pict>
       </w:r>
     </w:p>
-    <w:bookmarkEnd w:id="70"/>
-    <w:bookmarkStart w:id="71" w:name="zielgruppe"/>
+    <w:bookmarkEnd w:id="81"/>
+    <w:bookmarkStart w:id="82" w:name="zielgruppe"/>
     <w:p>
       <w:pPr>
         <w:pStyle w:val="Heading2"/>
@@ -2932,8 +2954,8 @@
       </w:pPr>
       <w:r>
         <w:rPr>
+          <w:bCs/>
           <w:b/>
-          <w:bCs/>
         </w:rPr>
         <w:t xml:space="preserve">Wer benutzt eure Lösung?</w:t>
       </w:r>
@@ -2953,8 +2975,8 @@
         </w:pict>
       </w:r>
     </w:p>
-    <w:bookmarkEnd w:id="71"/>
-    <w:bookmarkStart w:id="72" w:name="muss-anforderung"/>
+    <w:bookmarkEnd w:id="82"/>
+    <w:bookmarkStart w:id="83" w:name="muss-anforderung"/>
     <w:p>
       <w:pPr>
         <w:pStyle w:val="Heading2"/>
@@ -2969,8 +2991,8 @@
       </w:pPr>
       <w:r>
         <w:rPr>
+          <w:bCs/>
           <w:b/>
-          <w:bCs/>
         </w:rPr>
         <w:t xml:space="preserve">Was muss unbedingt funktionieren?</w:t>
       </w:r>
@@ -2990,8 +3012,8 @@
         </w:pict>
       </w:r>
     </w:p>
-    <w:bookmarkEnd w:id="72"/>
-    <w:bookmarkStart w:id="73" w:name="kann-anforderung"/>
+    <w:bookmarkEnd w:id="83"/>
+    <w:bookmarkStart w:id="84" w:name="kann-anforderung"/>
     <w:p>
       <w:pPr>
         <w:pStyle w:val="Heading2"/>
@@ -3006,8 +3028,8 @@
       </w:pPr>
       <w:r>
         <w:rPr>
+          <w:bCs/>
           <w:b/>
-          <w:bCs/>
         </w:rPr>
         <w:t xml:space="preserve">Was wäre eine sinnvolle Erweiterung?</w:t>
       </w:r>
@@ -3027,8 +3049,8 @@
         </w:pict>
       </w:r>
     </w:p>
-    <w:bookmarkEnd w:id="73"/>
-    <w:bookmarkStart w:id="74" w:name="grenze"/>
+    <w:bookmarkEnd w:id="84"/>
+    <w:bookmarkStart w:id="85" w:name="grenze"/>
     <w:p>
       <w:pPr>
         <w:pStyle w:val="Heading2"/>
@@ -3043,8 +3065,8 @@
       </w:pPr>
       <w:r>
         <w:rPr>
+          <w:bCs/>
           <w:b/>
-          <w:bCs/>
         </w:rPr>
         <w:t xml:space="preserve">Was gehört bewusst nicht zur ersten Version?</w:t>
       </w:r>
@@ -3064,8 +3086,8 @@
         </w:pict>
       </w:r>
     </w:p>
-    <w:bookmarkEnd w:id="74"/>
-    <w:bookmarkStart w:id="75" w:name="eingabe"/>
+    <w:bookmarkEnd w:id="85"/>
+    <w:bookmarkStart w:id="86" w:name="eingabe"/>
     <w:p>
       <w:pPr>
         <w:pStyle w:val="Heading2"/>
@@ -3080,8 +3102,8 @@
       </w:pPr>
       <w:r>
         <w:rPr>
+          <w:bCs/>
           <w:b/>
-          <w:bCs/>
         </w:rPr>
         <w:t xml:space="preserve">Welche Daten oder Aktionen erhält das System?</w:t>
       </w:r>
@@ -3093,8 +3115,8 @@
         </w:pict>
       </w:r>
     </w:p>
-    <w:bookmarkEnd w:id="75"/>
-    <w:bookmarkStart w:id="76" w:name="verarbeitung"/>
+    <w:bookmarkEnd w:id="86"/>
+    <w:bookmarkStart w:id="87" w:name="verarbeitung"/>
     <w:p>
       <w:pPr>
         <w:pStyle w:val="Heading2"/>
@@ -3109,8 +3131,8 @@
       </w:pPr>
       <w:r>
         <w:rPr>
+          <w:bCs/>
           <w:b/>
-          <w:bCs/>
         </w:rPr>
         <w:t xml:space="preserve">Was geschieht mit den Eingaben?</w:t>
       </w:r>
@@ -3122,8 +3144,8 @@
         </w:pict>
       </w:r>
     </w:p>
-    <w:bookmarkEnd w:id="76"/>
-    <w:bookmarkStart w:id="77" w:name="ausgabe"/>
+    <w:bookmarkEnd w:id="87"/>
+    <w:bookmarkStart w:id="88" w:name="ausgabe"/>
     <w:p>
       <w:pPr>
         <w:pStyle w:val="Heading2"/>
@@ -3138,8 +3160,8 @@
       </w:pPr>
       <w:r>
         <w:rPr>
+          <w:bCs/>
           <w:b/>
-          <w:bCs/>
         </w:rPr>
         <w:t xml:space="preserve">Welches Ergebnis liefert das System?</w:t>
       </w:r>
@@ -3151,8 +3173,8 @@
         </w:pict>
       </w:r>
     </w:p>
-    <w:bookmarkEnd w:id="77"/>
-    <w:bookmarkStart w:id="78" w:name="speicherung"/>
+    <w:bookmarkEnd w:id="88"/>
+    <w:bookmarkStart w:id="89" w:name="speicherung"/>
     <w:p>
       <w:pPr>
         <w:pStyle w:val="Heading2"/>
@@ -3167,15 +3189,15 @@
       </w:pPr>
       <w:r>
         <w:rPr>
+          <w:bCs/>
           <w:b/>
-          <w:bCs/>
         </w:rPr>
         <w:t xml:space="preserve">Welche Daten müssen vorübergehend oder dauerhaft gespeichert werden?</w:t>
       </w:r>
     </w:p>
-    <w:bookmarkEnd w:id="78"/>
-    <w:bookmarkEnd w:id="79"/>
-    <w:bookmarkStart w:id="87" w:name="m10-testprotokoll"/>
+    <w:bookmarkEnd w:id="89"/>
+    <w:bookmarkEnd w:id="90"/>
+    <w:bookmarkStart w:id="98" w:name="m10-testprotokoll"/>
     <w:p>
       <w:pPr>
         <w:pStyle w:val="Heading1"/>
@@ -3184,7 +3206,7 @@
         <w:t xml:space="preserve">M10 – Testprotokoll</w:t>
       </w:r>
     </w:p>
-    <w:bookmarkStart w:id="80" w:name="projekt"/>
+    <w:bookmarkStart w:id="91" w:name="projekt"/>
     <w:p>
       <w:pPr>
         <w:pStyle w:val="Heading2"/>
@@ -3200,8 +3222,8 @@
         </w:pict>
       </w:r>
     </w:p>
-    <w:bookmarkEnd w:id="80"/>
-    <w:bookmarkStart w:id="81" w:name="team"/>
+    <w:bookmarkEnd w:id="91"/>
+    <w:bookmarkStart w:id="92" w:name="team"/>
     <w:p>
       <w:pPr>
         <w:pStyle w:val="Heading2"/>
@@ -3217,8 +3239,8 @@
         </w:pict>
       </w:r>
     </w:p>
-    <w:bookmarkEnd w:id="81"/>
-    <w:bookmarkStart w:id="82" w:name="version"/>
+    <w:bookmarkEnd w:id="92"/>
+    <w:bookmarkStart w:id="93" w:name="version"/>
     <w:p>
       <w:pPr>
         <w:pStyle w:val="Heading2"/>
@@ -3241,8 +3263,8 @@
         </w:pict>
       </w:r>
     </w:p>
-    <w:bookmarkEnd w:id="82"/>
-    <w:bookmarkStart w:id="83" w:name="testfälle"/>
+    <w:bookmarkEnd w:id="93"/>
+    <w:bookmarkStart w:id="94" w:name="testfälle"/>
     <w:p>
       <w:pPr>
         <w:pStyle w:val="Heading2"/>
@@ -3255,8 +3277,8 @@
       <w:tblPr>
         <w:tblStyle w:val="Table"/>
         <w:tblW w:type="pct" w:w="5000"/>
-        <w:tblLayout w:type="fixed"/>
         <w:tblLook w:firstRow="1" w:lastRow="0" w:firstColumn="0" w:lastColumn="0" w:noHBand="0" w:noVBand="0" w:val="0020"/>
+        <w:jc w:val="start"/>
       </w:tblPr>
       <w:tblGrid>
         <w:gridCol w:w="1508"/>
@@ -3268,7 +3290,7 @@
       </w:tblGrid>
       <w:tr>
         <w:trPr>
-          <w:tblHeader w:val="on"/>
+          <w:tblHeader w:val="true"/>
         </w:trPr>
         <w:tc>
           <w:tcPr/>
@@ -3287,6 +3309,7 @@
           <w:p>
             <w:pPr>
               <w:pStyle w:val="Compact"/>
+              <w:jc w:val="left"/>
             </w:pPr>
             <w:r>
               <w:t xml:space="preserve">Ausgangslage</w:t>
@@ -3298,6 +3321,7 @@
           <w:p>
             <w:pPr>
               <w:pStyle w:val="Compact"/>
+              <w:jc w:val="left"/>
             </w:pPr>
             <w:r>
               <w:t xml:space="preserve">Eingabe / Aktion</w:t>
@@ -3309,6 +3333,7 @@
           <w:p>
             <w:pPr>
               <w:pStyle w:val="Compact"/>
+              <w:jc w:val="left"/>
             </w:pPr>
             <w:r>
               <w:t xml:space="preserve">Erwartetes Ergebnis</w:t>
@@ -3320,6 +3345,7 @@
           <w:p>
             <w:pPr>
               <w:pStyle w:val="Compact"/>
+              <w:jc w:val="left"/>
             </w:pPr>
             <w:r>
               <w:t xml:space="preserve">Tatsächliches Ergebnis</w:t>
@@ -3617,8 +3643,8 @@
         </w:pict>
       </w:r>
     </w:p>
-    <w:bookmarkEnd w:id="83"/>
-    <w:bookmarkStart w:id="84" w:name="gefundene-probleme"/>
+    <w:bookmarkEnd w:id="94"/>
+    <w:bookmarkStart w:id="95" w:name="gefundene-probleme"/>
     <w:p>
       <w:pPr>
         <w:pStyle w:val="Heading2"/>
@@ -3632,6 +3658,7 @@
         <w:tblStyle w:val="Table"/>
         <w:tblW w:type="auto" w:w="0"/>
         <w:tblLook w:firstRow="1" w:lastRow="0" w:firstColumn="0" w:lastColumn="0" w:noHBand="0" w:noVBand="0" w:val="0020"/>
+        <w:jc w:val="start"/>
       </w:tblPr>
       <w:tblGrid>
         <w:gridCol w:w="1584"/>
@@ -3642,7 +3669,7 @@
       </w:tblGrid>
       <w:tr>
         <w:trPr>
-          <w:tblHeader w:val="on"/>
+          <w:tblHeader w:val="true"/>
         </w:trPr>
         <w:tc>
           <w:tcPr/>
@@ -3661,6 +3688,7 @@
           <w:p>
             <w:pPr>
               <w:pStyle w:val="Compact"/>
+              <w:jc w:val="left"/>
             </w:pPr>
             <w:r>
               <w:t xml:space="preserve">Problem</w:t>
@@ -3672,6 +3700,7 @@
           <w:p>
             <w:pPr>
               <w:pStyle w:val="Compact"/>
+              <w:jc w:val="left"/>
             </w:pPr>
             <w:r>
               <w:t xml:space="preserve">Priorität</w:t>
@@ -3683,6 +3712,7 @@
           <w:p>
             <w:pPr>
               <w:pStyle w:val="Compact"/>
+              <w:jc w:val="left"/>
             </w:pPr>
             <w:r>
               <w:t xml:space="preserve">vermutete Ursache</w:t>
@@ -3694,6 +3724,7 @@
           <w:p>
             <w:pPr>
               <w:pStyle w:val="Compact"/>
+              <w:jc w:val="left"/>
             </w:pPr>
             <w:r>
               <w:t xml:space="preserve">Änderung</w:t>
@@ -3850,16 +3881,16 @@
     </w:p>
     <w:p>
       <w:pPr>
-        <w:pStyle w:val="Compact"/>
         <w:numPr>
           <w:ilvl w:val="0"/>
           <w:numId w:val="1019"/>
         </w:numPr>
+        <w:pStyle w:val="Compact"/>
       </w:pPr>
       <w:r>
         <w:rPr>
+          <w:bCs/>
           <w:b/>
-          <w:bCs/>
         </w:rPr>
         <w:t xml:space="preserve">kritisch</w:t>
       </w:r>
@@ -3872,16 +3903,16 @@
     </w:p>
     <w:p>
       <w:pPr>
-        <w:pStyle w:val="Compact"/>
         <w:numPr>
           <w:ilvl w:val="0"/>
           <w:numId w:val="1019"/>
         </w:numPr>
+        <w:pStyle w:val="Compact"/>
       </w:pPr>
       <w:r>
         <w:rPr>
+          <w:bCs/>
           <w:b/>
-          <w:bCs/>
         </w:rPr>
         <w:t xml:space="preserve">wichtig</w:t>
       </w:r>
@@ -3894,16 +3925,16 @@
     </w:p>
     <w:p>
       <w:pPr>
-        <w:pStyle w:val="Compact"/>
         <w:numPr>
           <w:ilvl w:val="0"/>
           <w:numId w:val="1019"/>
         </w:numPr>
+        <w:pStyle w:val="Compact"/>
       </w:pPr>
       <w:r>
         <w:rPr>
+          <w:bCs/>
           <w:b/>
-          <w:bCs/>
         </w:rPr>
         <w:t xml:space="preserve">klein</w:t>
       </w:r>
@@ -3921,8 +3952,8 @@
         </w:pict>
       </w:r>
     </w:p>
-    <w:bookmarkEnd w:id="84"/>
-    <w:bookmarkStart w:id="85" w:name="nachtest"/>
+    <w:bookmarkEnd w:id="95"/>
+    <w:bookmarkStart w:id="96" w:name="nachtest"/>
     <w:p>
       <w:pPr>
         <w:pStyle w:val="Heading2"/>
@@ -3953,8 +3984,8 @@
         </w:pict>
       </w:r>
     </w:p>
-    <w:bookmarkEnd w:id="85"/>
-    <w:bookmarkStart w:id="86" w:name="ergebnis"/>
+    <w:bookmarkEnd w:id="96"/>
+    <w:bookmarkStart w:id="97" w:name="ergebnis"/>
     <w:p>
       <w:pPr>
         <w:pStyle w:val="Heading2"/>
@@ -3965,55 +3996,55 @@
     </w:p>
     <w:p>
       <w:pPr>
-        <w:pStyle w:val="Compact"/>
         <w:numPr>
           <w:ilvl w:val="0"/>
           <w:numId w:val="1020"/>
         </w:numPr>
-      </w:pPr>
-      <w:r>
-        <w:t xml:space="preserve">Kernfunktionen funktionieren.</w:t>
-      </w:r>
-    </w:p>
-    <w:p>
-      <w:pPr>
-        <w:pStyle w:val="Compact"/>
-        <w:numPr>
-          <w:ilvl w:val="0"/>
-          <w:numId w:val="1021"/>
-        </w:numPr>
-      </w:pPr>
-      <w:r>
-        <w:t xml:space="preserve">Muss-Anforderungen sind getestet.</w:t>
-      </w:r>
-    </w:p>
-    <w:p>
-      <w:pPr>
-        <w:pStyle w:val="Compact"/>
-        <w:numPr>
-          <w:ilvl w:val="0"/>
-          <w:numId w:val="1022"/>
-        </w:numPr>
-      </w:pPr>
-      <w:r>
-        <w:t xml:space="preserve">Fehler wurden dokumentiert.</w:t>
-      </w:r>
-    </w:p>
-    <w:p>
-      <w:pPr>
-        <w:pStyle w:val="Compact"/>
-        <w:numPr>
-          <w:ilvl w:val="0"/>
-          <w:numId w:val="1023"/>
-        </w:numPr>
-      </w:pPr>
-      <w:r>
-        <w:t xml:space="preserve">Änderungen wurden nachgetestet.</w:t>
-      </w:r>
-    </w:p>
-    <w:bookmarkEnd w:id="86"/>
-    <w:bookmarkEnd w:id="87"/>
-    <w:bookmarkStart w:id="97" w:name="m11-teamboard"/>
+        <w:pStyle w:val="Compact"/>
+      </w:pPr>
+      <w:r>
+        <w:t xml:space="preserve">☐ Kernfunktionen funktionieren.</w:t>
+      </w:r>
+    </w:p>
+    <w:p>
+      <w:pPr>
+        <w:numPr>
+          <w:ilvl w:val="0"/>
+          <w:numId w:val="1020"/>
+        </w:numPr>
+        <w:pStyle w:val="Compact"/>
+      </w:pPr>
+      <w:r>
+        <w:t xml:space="preserve">☐ Muss-Anforderungen sind getestet.</w:t>
+      </w:r>
+    </w:p>
+    <w:p>
+      <w:pPr>
+        <w:numPr>
+          <w:ilvl w:val="0"/>
+          <w:numId w:val="1020"/>
+        </w:numPr>
+        <w:pStyle w:val="Compact"/>
+      </w:pPr>
+      <w:r>
+        <w:t xml:space="preserve">☐ Fehler wurden dokumentiert.</w:t>
+      </w:r>
+    </w:p>
+    <w:p>
+      <w:pPr>
+        <w:numPr>
+          <w:ilvl w:val="0"/>
+          <w:numId w:val="1020"/>
+        </w:numPr>
+        <w:pStyle w:val="Compact"/>
+      </w:pPr>
+      <w:r>
+        <w:t xml:space="preserve">☐ Änderungen wurden nachgetestet.</w:t>
+      </w:r>
+    </w:p>
+    <w:bookmarkEnd w:id="97"/>
+    <w:bookmarkEnd w:id="98"/>
+    <w:bookmarkStart w:id="108" w:name="m11-teamboard"/>
     <w:p>
       <w:pPr>
         <w:pStyle w:val="Heading1"/>
@@ -4022,7 +4053,7 @@
         <w:t xml:space="preserve">M11 – Teamboard</w:t>
       </w:r>
     </w:p>
-    <w:bookmarkStart w:id="88" w:name="projekt-1"/>
+    <w:bookmarkStart w:id="99" w:name="projekt-1"/>
     <w:p>
       <w:pPr>
         <w:pStyle w:val="Heading2"/>
@@ -4038,8 +4069,8 @@
         </w:pict>
       </w:r>
     </w:p>
-    <w:bookmarkEnd w:id="88"/>
-    <w:bookmarkStart w:id="89" w:name="aktuelles-ziel"/>
+    <w:bookmarkEnd w:id="99"/>
+    <w:bookmarkStart w:id="100" w:name="aktuelles-ziel"/>
     <w:p>
       <w:pPr>
         <w:pStyle w:val="Heading2"/>
@@ -4062,8 +4093,8 @@
         </w:pict>
       </w:r>
     </w:p>
-    <w:bookmarkEnd w:id="89"/>
-    <w:bookmarkStart w:id="90" w:name="offen"/>
+    <w:bookmarkEnd w:id="100"/>
+    <w:bookmarkStart w:id="101" w:name="offen"/>
     <w:p>
       <w:pPr>
         <w:pStyle w:val="Heading2"/>
@@ -4077,6 +4108,7 @@
         <w:tblStyle w:val="Table"/>
         <w:tblW w:type="auto" w:w="0"/>
         <w:tblLook w:firstRow="1" w:lastRow="0" w:firstColumn="0" w:lastColumn="0" w:noHBand="0" w:noVBand="0" w:val="0020"/>
+        <w:jc w:val="start"/>
       </w:tblPr>
       <w:tblGrid>
         <w:gridCol w:w="2640"/>
@@ -4085,13 +4117,14 @@
       </w:tblGrid>
       <w:tr>
         <w:trPr>
-          <w:tblHeader w:val="on"/>
+          <w:tblHeader w:val="true"/>
         </w:trPr>
         <w:tc>
           <w:tcPr/>
           <w:p>
             <w:pPr>
               <w:pStyle w:val="Compact"/>
+              <w:jc w:val="left"/>
             </w:pPr>
             <w:r>
               <w:t xml:space="preserve">Aufgabe</w:t>
@@ -4103,6 +4136,7 @@
           <w:p>
             <w:pPr>
               <w:pStyle w:val="Compact"/>
+              <w:jc w:val="left"/>
             </w:pPr>
             <w:r>
               <w:t xml:space="preserve">Verantwortlich</w:t>
@@ -4114,6 +4148,7 @@
           <w:p>
             <w:pPr>
               <w:pStyle w:val="Compact"/>
+              <w:jc w:val="left"/>
             </w:pPr>
             <w:r>
               <w:t xml:space="preserve">Priorität</w:t>
@@ -4200,8 +4235,8 @@
         </w:tc>
       </w:tr>
     </w:tbl>
-    <w:bookmarkEnd w:id="90"/>
-    <w:bookmarkStart w:id="91" w:name="in-arbeit"/>
+    <w:bookmarkEnd w:id="101"/>
+    <w:bookmarkStart w:id="102" w:name="in-arbeit"/>
     <w:p>
       <w:pPr>
         <w:pStyle w:val="Heading2"/>
@@ -4215,6 +4250,7 @@
         <w:tblStyle w:val="Table"/>
         <w:tblW w:type="auto" w:w="0"/>
         <w:tblLook w:firstRow="1" w:lastRow="0" w:firstColumn="0" w:lastColumn="0" w:noHBand="0" w:noVBand="0" w:val="0020"/>
+        <w:jc w:val="start"/>
       </w:tblPr>
       <w:tblGrid>
         <w:gridCol w:w="2640"/>
@@ -4223,13 +4259,14 @@
       </w:tblGrid>
       <w:tr>
         <w:trPr>
-          <w:tblHeader w:val="on"/>
+          <w:tblHeader w:val="true"/>
         </w:trPr>
         <w:tc>
           <w:tcPr/>
           <w:p>
             <w:pPr>
               <w:pStyle w:val="Compact"/>
+              <w:jc w:val="left"/>
             </w:pPr>
             <w:r>
               <w:t xml:space="preserve">Aufgabe</w:t>
@@ -4241,6 +4278,7 @@
           <w:p>
             <w:pPr>
               <w:pStyle w:val="Compact"/>
+              <w:jc w:val="left"/>
             </w:pPr>
             <w:r>
               <w:t xml:space="preserve">Verantwortlich</w:t>
@@ -4252,6 +4290,7 @@
           <w:p>
             <w:pPr>
               <w:pStyle w:val="Compact"/>
+              <w:jc w:val="left"/>
             </w:pPr>
             <w:r>
               <w:t xml:space="preserve">Problem / Hinweis</w:t>
@@ -4312,8 +4351,8 @@
         </w:tc>
       </w:tr>
     </w:tbl>
-    <w:bookmarkEnd w:id="91"/>
-    <w:bookmarkStart w:id="92" w:name="erledigt"/>
+    <w:bookmarkEnd w:id="102"/>
+    <w:bookmarkStart w:id="103" w:name="erledigt"/>
     <w:p>
       <w:pPr>
         <w:pStyle w:val="Heading2"/>
@@ -4327,6 +4366,7 @@
         <w:tblStyle w:val="Table"/>
         <w:tblW w:type="auto" w:w="0"/>
         <w:tblLook w:firstRow="1" w:lastRow="0" w:firstColumn="0" w:lastColumn="0" w:noHBand="0" w:noVBand="0" w:val="0020"/>
+        <w:jc w:val="start"/>
       </w:tblPr>
       <w:tblGrid>
         <w:gridCol w:w="3960"/>
@@ -4334,13 +4374,14 @@
       </w:tblGrid>
       <w:tr>
         <w:trPr>
-          <w:tblHeader w:val="on"/>
+          <w:tblHeader w:val="true"/>
         </w:trPr>
         <w:tc>
           <w:tcPr/>
           <w:p>
             <w:pPr>
               <w:pStyle w:val="Compact"/>
+              <w:jc w:val="left"/>
             </w:pPr>
             <w:r>
               <w:t xml:space="preserve">Aufgabe</w:t>
@@ -4352,6 +4393,7 @@
           <w:p>
             <w:pPr>
               <w:pStyle w:val="Compact"/>
+              <w:jc w:val="left"/>
             </w:pPr>
             <w:r>
               <w:t xml:space="preserve">Ergebnis / Version</w:t>
@@ -4421,8 +4463,8 @@
         </w:pict>
       </w:r>
     </w:p>
-    <w:bookmarkEnd w:id="92"/>
-    <w:bookmarkStart w:id="96" w:name="kurzer-teamcheck"/>
+    <w:bookmarkEnd w:id="103"/>
+    <w:bookmarkStart w:id="107" w:name="kurzer-teamcheck"/>
     <w:p>
       <w:pPr>
         <w:pStyle w:val="Heading2"/>
@@ -4431,7 +4473,7 @@
         <w:t xml:space="preserve">Kurzer Teamcheck</w:t>
       </w:r>
     </w:p>
-    <w:bookmarkStart w:id="93" w:name="X9ddb58a84b1ed3c2d3a80e31283ba927d2fc502"/>
+    <w:bookmarkStart w:id="104" w:name="X9ddb58a84b1ed3c2d3a80e31283ba927d2fc502"/>
     <w:p>
       <w:pPr>
         <w:pStyle w:val="Heading3"/>
@@ -4447,8 +4489,8 @@
         </w:pict>
       </w:r>
     </w:p>
-    <w:bookmarkEnd w:id="93"/>
-    <w:bookmarkStart w:id="94" w:name="wo-hängen-wir"/>
+    <w:bookmarkEnd w:id="104"/>
+    <w:bookmarkStart w:id="105" w:name="wo-hängen-wir"/>
     <w:p>
       <w:pPr>
         <w:pStyle w:val="Heading3"/>
@@ -4464,8 +4506,8 @@
         </w:pict>
       </w:r>
     </w:p>
-    <w:bookmarkEnd w:id="94"/>
-    <w:bookmarkStart w:id="95" w:name="Xf0cf33df98d3481416f5eb277cb99dd43dbf69b"/>
+    <w:bookmarkEnd w:id="105"/>
+    <w:bookmarkStart w:id="106" w:name="Xf0cf33df98d3481416f5eb277cb99dd43dbf69b"/>
     <w:p>
       <w:pPr>
         <w:pStyle w:val="Heading3"/>
@@ -4481,10 +4523,10 @@
         </w:pict>
       </w:r>
     </w:p>
-    <w:bookmarkEnd w:id="95"/>
-    <w:bookmarkEnd w:id="96"/>
-    <w:bookmarkEnd w:id="97"/>
-    <w:bookmarkStart w:id="107" w:name="m12-peer-review"/>
+    <w:bookmarkEnd w:id="106"/>
+    <w:bookmarkEnd w:id="107"/>
+    <w:bookmarkEnd w:id="108"/>
+    <w:bookmarkStart w:id="118" w:name="m12-peer-review"/>
     <w:p>
       <w:pPr>
         <w:pStyle w:val="Heading1"/>
@@ -4493,7 +4535,7 @@
         <w:t xml:space="preserve">M12 – Peer-Review</w:t>
       </w:r>
     </w:p>
-    <w:bookmarkStart w:id="98" w:name="bewertetes-projekt"/>
+    <w:bookmarkStart w:id="109" w:name="bewertetes-projekt"/>
     <w:p>
       <w:pPr>
         <w:pStyle w:val="Heading2"/>
@@ -4509,8 +4551,8 @@
         </w:pict>
       </w:r>
     </w:p>
-    <w:bookmarkEnd w:id="98"/>
-    <w:bookmarkStart w:id="99" w:name="testendes-team"/>
+    <w:bookmarkEnd w:id="109"/>
+    <w:bookmarkStart w:id="110" w:name="testendes-team"/>
     <w:p>
       <w:pPr>
         <w:pStyle w:val="Heading2"/>
@@ -4533,8 +4575,8 @@
         </w:pict>
       </w:r>
     </w:p>
-    <w:bookmarkEnd w:id="99"/>
-    <w:bookmarkStart w:id="101" w:name="problem-und-anforderungen"/>
+    <w:bookmarkEnd w:id="110"/>
+    <w:bookmarkStart w:id="112" w:name="problem-und-anforderungen"/>
     <w:p>
       <w:pPr>
         <w:pStyle w:val="Heading2"/>
@@ -4545,53 +4587,53 @@
     </w:p>
     <w:p>
       <w:pPr>
-        <w:pStyle w:val="Compact"/>
-        <w:numPr>
-          <w:ilvl w:val="0"/>
-          <w:numId w:val="1024"/>
-        </w:numPr>
-      </w:pPr>
-      <w:r>
-        <w:t xml:space="preserve">Wir verstehen das Problem.</w:t>
-      </w:r>
-    </w:p>
-    <w:p>
-      <w:pPr>
-        <w:pStyle w:val="Compact"/>
-        <w:numPr>
-          <w:ilvl w:val="0"/>
-          <w:numId w:val="1025"/>
-        </w:numPr>
-      </w:pPr>
-      <w:r>
-        <w:t xml:space="preserve">Das Ziel ist eindeutig.</w:t>
-      </w:r>
-    </w:p>
-    <w:p>
-      <w:pPr>
-        <w:pStyle w:val="Compact"/>
-        <w:numPr>
-          <w:ilvl w:val="0"/>
-          <w:numId w:val="1026"/>
-        </w:numPr>
-      </w:pPr>
-      <w:r>
-        <w:t xml:space="preserve">Die Muss-Anforderungen sind überprüfbar.</w:t>
-      </w:r>
-    </w:p>
-    <w:p>
-      <w:pPr>
-        <w:pStyle w:val="Compact"/>
-        <w:numPr>
-          <w:ilvl w:val="0"/>
-          <w:numId w:val="1027"/>
-        </w:numPr>
-      </w:pPr>
-      <w:r>
-        <w:t xml:space="preserve">Der Projektumfang wirkt realistisch.</w:t>
-      </w:r>
-    </w:p>
-    <w:bookmarkStart w:id="100" w:name="rückmeldung"/>
+        <w:numPr>
+          <w:ilvl w:val="0"/>
+          <w:numId w:val="1021"/>
+        </w:numPr>
+        <w:pStyle w:val="Compact"/>
+      </w:pPr>
+      <w:r>
+        <w:t xml:space="preserve">☐ Wir verstehen das Problem.</w:t>
+      </w:r>
+    </w:p>
+    <w:p>
+      <w:pPr>
+        <w:numPr>
+          <w:ilvl w:val="0"/>
+          <w:numId w:val="1021"/>
+        </w:numPr>
+        <w:pStyle w:val="Compact"/>
+      </w:pPr>
+      <w:r>
+        <w:t xml:space="preserve">☐ Das Ziel ist eindeutig.</w:t>
+      </w:r>
+    </w:p>
+    <w:p>
+      <w:pPr>
+        <w:numPr>
+          <w:ilvl w:val="0"/>
+          <w:numId w:val="1021"/>
+        </w:numPr>
+        <w:pStyle w:val="Compact"/>
+      </w:pPr>
+      <w:r>
+        <w:t xml:space="preserve">☐ Die Muss-Anforderungen sind überprüfbar.</w:t>
+      </w:r>
+    </w:p>
+    <w:p>
+      <w:pPr>
+        <w:numPr>
+          <w:ilvl w:val="0"/>
+          <w:numId w:val="1021"/>
+        </w:numPr>
+        <w:pStyle w:val="Compact"/>
+      </w:pPr>
+      <w:r>
+        <w:t xml:space="preserve">☐ Der Projektumfang wirkt realistisch.</w:t>
+      </w:r>
+    </w:p>
+    <w:bookmarkStart w:id="111" w:name="rückmeldung"/>
     <w:p>
       <w:pPr>
         <w:pStyle w:val="Heading3"/>
@@ -4614,9 +4656,9 @@
         </w:pict>
       </w:r>
     </w:p>
-    <w:bookmarkEnd w:id="100"/>
-    <w:bookmarkEnd w:id="101"/>
-    <w:bookmarkStart w:id="103" w:name="bedienung-und-funktion"/>
+    <w:bookmarkEnd w:id="111"/>
+    <w:bookmarkEnd w:id="112"/>
+    <w:bookmarkStart w:id="114" w:name="bedienung-und-funktion"/>
     <w:p>
       <w:pPr>
         <w:pStyle w:val="Heading2"/>
@@ -4627,41 +4669,41 @@
     </w:p>
     <w:p>
       <w:pPr>
-        <w:pStyle w:val="Compact"/>
-        <w:numPr>
-          <w:ilvl w:val="0"/>
-          <w:numId w:val="1028"/>
-        </w:numPr>
-      </w:pPr>
-      <w:r>
-        <w:t xml:space="preserve">Wir verstehen ohne lange Erklärung, wie die Lösung benutzt wird.</w:t>
-      </w:r>
-    </w:p>
-    <w:p>
-      <w:pPr>
-        <w:pStyle w:val="Compact"/>
-        <w:numPr>
-          <w:ilvl w:val="0"/>
-          <w:numId w:val="1029"/>
-        </w:numPr>
-      </w:pPr>
-      <w:r>
-        <w:t xml:space="preserve">Die Kernfunktion funktioniert.</w:t>
-      </w:r>
-    </w:p>
-    <w:p>
-      <w:pPr>
-        <w:pStyle w:val="Compact"/>
-        <w:numPr>
-          <w:ilvl w:val="0"/>
-          <w:numId w:val="1030"/>
-        </w:numPr>
-      </w:pPr>
-      <w:r>
-        <w:t xml:space="preserve">Fehlbedienungen führen nicht sofort zu unverständlichem Verhalten.</w:t>
-      </w:r>
-    </w:p>
-    <w:bookmarkStart w:id="102" w:name="rückmeldung-1"/>
+        <w:numPr>
+          <w:ilvl w:val="0"/>
+          <w:numId w:val="1022"/>
+        </w:numPr>
+        <w:pStyle w:val="Compact"/>
+      </w:pPr>
+      <w:r>
+        <w:t xml:space="preserve">☐ Wir verstehen ohne lange Erklärung, wie die Lösung benutzt wird.</w:t>
+      </w:r>
+    </w:p>
+    <w:p>
+      <w:pPr>
+        <w:numPr>
+          <w:ilvl w:val="0"/>
+          <w:numId w:val="1022"/>
+        </w:numPr>
+        <w:pStyle w:val="Compact"/>
+      </w:pPr>
+      <w:r>
+        <w:t xml:space="preserve">☐ Die Kernfunktion funktioniert.</w:t>
+      </w:r>
+    </w:p>
+    <w:p>
+      <w:pPr>
+        <w:numPr>
+          <w:ilvl w:val="0"/>
+          <w:numId w:val="1022"/>
+        </w:numPr>
+        <w:pStyle w:val="Compact"/>
+      </w:pPr>
+      <w:r>
+        <w:t xml:space="preserve">☐ Fehlbedienungen führen nicht sofort zu unverständlichem Verhalten.</w:t>
+      </w:r>
+    </w:p>
+    <w:bookmarkStart w:id="113" w:name="rückmeldung-1"/>
     <w:p>
       <w:pPr>
         <w:pStyle w:val="Heading3"/>
@@ -4684,9 +4726,9 @@
         </w:pict>
       </w:r>
     </w:p>
-    <w:bookmarkEnd w:id="102"/>
-    <w:bookmarkEnd w:id="103"/>
-    <w:bookmarkStart w:id="104" w:name="test"/>
+    <w:bookmarkEnd w:id="113"/>
+    <w:bookmarkEnd w:id="114"/>
+    <w:bookmarkStart w:id="115" w:name="test"/>
     <w:p>
       <w:pPr>
         <w:pStyle w:val="Heading2"/>
@@ -4709,8 +4751,8 @@
       </w:pPr>
       <w:r>
         <w:rPr>
+          <w:bCs/>
           <w:b/>
-          <w:bCs/>
         </w:rPr>
         <w:t xml:space="preserve">Aktion / Eingabe:</w:t>
       </w:r>
@@ -4728,8 +4770,8 @@
       </w:pPr>
       <w:r>
         <w:rPr>
+          <w:bCs/>
           <w:b/>
-          <w:bCs/>
         </w:rPr>
         <w:t xml:space="preserve">Erwartetes Ergebnis:</w:t>
       </w:r>
@@ -4747,8 +4789,8 @@
       </w:pPr>
       <w:r>
         <w:rPr>
+          <w:bCs/>
           <w:b/>
-          <w:bCs/>
         </w:rPr>
         <w:t xml:space="preserve">Tatsächliches Ergebnis:</w:t>
       </w:r>
@@ -4767,8 +4809,8 @@
         </w:pict>
       </w:r>
     </w:p>
-    <w:bookmarkEnd w:id="104"/>
-    <w:bookmarkStart w:id="105" w:name="unser-wichtigster-verbesserungsvorschlag"/>
+    <w:bookmarkEnd w:id="115"/>
+    <w:bookmarkStart w:id="116" w:name="unser-wichtigster-verbesserungsvorschlag"/>
     <w:p>
       <w:pPr>
         <w:pStyle w:val="Heading2"/>
@@ -4791,8 +4833,8 @@
         </w:pict>
       </w:r>
     </w:p>
-    <w:bookmarkEnd w:id="105"/>
-    <w:bookmarkStart w:id="106" w:name="eine-stärke-des-projekts"/>
+    <w:bookmarkEnd w:id="116"/>
+    <w:bookmarkStart w:id="117" w:name="eine-stärke-des-projekts"/>
     <w:p>
       <w:pPr>
         <w:pStyle w:val="Heading2"/>
@@ -4808,13 +4850,9 @@
         </w:pict>
       </w:r>
     </w:p>
-    <w:bookmarkEnd w:id="106"/>
-    <w:bookmarkEnd w:id="107"/>
-    <w:sectPr>
-      <w:footnotePr>
-        <w:numRestart w:val="eachSect"/>
-      </w:footnotePr>
-    </w:sectPr>
+    <w:bookmarkEnd w:id="117"/>
+    <w:bookmarkEnd w:id="118"/>
+    <w:sectPr/>
   </w:body>
 </w:document>
 </file>
@@ -4845,14 +4883,14 @@
 <file path=word/numbering.xml><?xml version="1.0" encoding="utf-8"?>
 <w:numbering xmlns:w="http://schemas.openxmlformats.org/wordprocessingml/2006/main">
   <w:abstractNum w:abstractNumId="990">
-    <w:nsid w:val="0000A990"/>
+    <w:nsid w:val="A990"/>
     <w:multiLevelType w:val="multilevel"/>
     <w:lvl w:ilvl="0">
       <w:numFmt w:val="bullet"/>
       <w:lvlText w:val=" "/>
       <w:lvlJc w:val="left"/>
       <w:pPr>
-        <w:ind w:left="720" w:hanging="360"/>
+        <w:ind w:left="720" w:hanging="480"/>
       </w:pPr>
     </w:lvl>
     <w:lvl w:ilvl="1">
@@ -4860,7 +4898,7 @@
       <w:lvlText w:val=" "/>
       <w:lvlJc w:val="left"/>
       <w:pPr>
-        <w:ind w:left="1440" w:hanging="360"/>
+        <w:ind w:left="1440" w:hanging="480"/>
       </w:pPr>
     </w:lvl>
     <w:lvl w:ilvl="2">
@@ -4868,7 +4906,7 @@
       <w:lvlText w:val=" "/>
       <w:lvlJc w:val="left"/>
       <w:pPr>
-        <w:ind w:left="2160" w:hanging="360"/>
+        <w:ind w:left="2160" w:hanging="480"/>
       </w:pPr>
     </w:lvl>
     <w:lvl w:ilvl="3">
@@ -4876,7 +4914,7 @@
       <w:lvlText w:val=" "/>
       <w:lvlJc w:val="left"/>
       <w:pPr>
-        <w:ind w:left="2880" w:hanging="360"/>
+        <w:ind w:left="2880" w:hanging="480"/>
       </w:pPr>
     </w:lvl>
     <w:lvl w:ilvl="4">
@@ -4884,7 +4922,7 @@
       <w:lvlText w:val=" "/>
       <w:lvlJc w:val="left"/>
       <w:pPr>
-        <w:ind w:left="3600" w:hanging="360"/>
+        <w:ind w:left="3600" w:hanging="480"/>
       </w:pPr>
     </w:lvl>
     <w:lvl w:ilvl="5">
@@ -4892,7 +4930,7 @@
       <w:lvlText w:val=" "/>
       <w:lvlJc w:val="left"/>
       <w:pPr>
-        <w:ind w:left="4320" w:hanging="360"/>
+        <w:ind w:left="4320" w:hanging="480"/>
       </w:pPr>
     </w:lvl>
     <w:lvl w:ilvl="6">
@@ -4900,7 +4938,7 @@
       <w:lvlText w:val=" "/>
       <w:lvlJc w:val="left"/>
       <w:pPr>
-        <w:ind w:left="5040" w:hanging="360"/>
+        <w:ind w:left="5040" w:hanging="480"/>
       </w:pPr>
     </w:lvl>
     <w:lvl w:ilvl="7">
@@ -4908,7 +4946,7 @@
       <w:lvlText w:val=" "/>
       <w:lvlJc w:val="left"/>
       <w:pPr>
-        <w:ind w:left="5760" w:hanging="360"/>
+        <w:ind w:left="5760" w:hanging="480"/>
       </w:pPr>
     </w:lvl>
     <w:lvl w:ilvl="8">
@@ -4916,115 +4954,88 @@
       <w:lvlText w:val=" "/>
       <w:lvlJc w:val="left"/>
       <w:pPr>
-        <w:ind w:left="6480" w:hanging="360"/>
+        <w:ind w:left="6480" w:hanging="480"/>
       </w:pPr>
     </w:lvl>
   </w:abstractNum>
   <w:abstractNum w:abstractNumId="991">
-    <w:nsid w:val="0000A991"/>
+    <w:nsid w:val="A991"/>
     <w:multiLevelType w:val="multilevel"/>
     <w:lvl w:ilvl="0">
       <w:numFmt w:val="bullet"/>
-      <w:lvlText w:val=""/>
+      <w:lvlText w:val="•"/>
       <w:lvlJc w:val="left"/>
       <w:pPr>
-        <w:ind w:left="720" w:hanging="360"/>
-      </w:pPr>
-      <w:rPr>
-        <w:rFonts w:ascii="Symbol" w:hAnsi="Symbol" w:cs="Symbol" w:hint="default"/>
-      </w:rPr>
+        <w:ind w:left="720" w:hanging="480"/>
+      </w:pPr>
     </w:lvl>
     <w:lvl w:ilvl="1">
       <w:numFmt w:val="bullet"/>
-      <w:lvlText w:val="o"/>
+      <w:lvlText w:val="–"/>
       <w:lvlJc w:val="left"/>
       <w:pPr>
-        <w:ind w:left="1440" w:hanging="360"/>
-      </w:pPr>
-      <w:rPr>
-        <w:rFonts w:ascii="Courier New" w:hAnsi="Courier New" w:cs="Courier New" w:hint="default"/>
-      </w:rPr>
+        <w:ind w:left="1440" w:hanging="480"/>
+      </w:pPr>
     </w:lvl>
     <w:lvl w:ilvl="2">
       <w:numFmt w:val="bullet"/>
-      <w:lvlText w:val=""/>
+      <w:lvlText w:val="•"/>
       <w:lvlJc w:val="left"/>
       <w:pPr>
-        <w:ind w:left="2160" w:hanging="360"/>
-      </w:pPr>
-      <w:rPr>
-        <w:rFonts w:ascii="Wingdings" w:hAnsi="Wingdings" w:cs="Wingdings" w:hint="default"/>
-      </w:rPr>
+        <w:ind w:left="2160" w:hanging="480"/>
+      </w:pPr>
     </w:lvl>
     <w:lvl w:ilvl="3">
       <w:numFmt w:val="bullet"/>
-      <w:lvlText w:val=""/>
+      <w:lvlText w:val="–"/>
       <w:lvlJc w:val="left"/>
       <w:pPr>
-        <w:ind w:left="2880" w:hanging="360"/>
-      </w:pPr>
-      <w:rPr>
-        <w:rFonts w:ascii="Symbol" w:hAnsi="Symbol" w:cs="Symbol" w:hint="default"/>
-      </w:rPr>
+        <w:ind w:left="2880" w:hanging="480"/>
+      </w:pPr>
     </w:lvl>
     <w:lvl w:ilvl="4">
       <w:numFmt w:val="bullet"/>
-      <w:lvlText w:val="o"/>
+      <w:lvlText w:val="•"/>
       <w:lvlJc w:val="left"/>
       <w:pPr>
-        <w:ind w:left="3600" w:hanging="360"/>
-      </w:pPr>
-      <w:rPr>
-        <w:rFonts w:ascii="Courier New" w:hAnsi="Courier New" w:cs="Courier New" w:hint="default"/>
-      </w:rPr>
+        <w:ind w:left="3600" w:hanging="480"/>
+      </w:pPr>
     </w:lvl>
     <w:lvl w:ilvl="5">
       <w:numFmt w:val="bullet"/>
-      <w:lvlText w:val=""/>
+      <w:lvlText w:val="–"/>
       <w:lvlJc w:val="left"/>
       <w:pPr>
-        <w:ind w:left="4320" w:hanging="360"/>
-      </w:pPr>
-      <w:rPr>
-        <w:rFonts w:ascii="Wingdings" w:hAnsi="Wingdings" w:cs="Wingdings" w:hint="default"/>
-      </w:rPr>
+        <w:ind w:left="4320" w:hanging="480"/>
+      </w:pPr>
     </w:lvl>
     <w:lvl w:ilvl="6">
       <w:numFmt w:val="bullet"/>
-      <w:lvlText w:val=""/>
+      <w:lvlText w:val="•"/>
       <w:lvlJc w:val="left"/>
       <w:pPr>
-        <w:ind w:left="5040" w:hanging="360"/>
-      </w:pPr>
-      <w:rPr>
-        <w:rFonts w:ascii="Symbol" w:hAnsi="Symbol" w:cs="Symbol" w:hint="default"/>
-      </w:rPr>
+        <w:ind w:left="5040" w:hanging="480"/>
+      </w:pPr>
     </w:lvl>
     <w:lvl w:ilvl="7">
       <w:numFmt w:val="bullet"/>
-      <w:lvlText w:val="o"/>
+      <w:lvlText w:val="–"/>
       <w:lvlJc w:val="left"/>
       <w:pPr>
-        <w:ind w:left="5760" w:hanging="360"/>
-      </w:pPr>
-      <w:rPr>
-        <w:rFonts w:ascii="Courier New" w:hAnsi="Courier New" w:cs="Courier New" w:hint="default"/>
-      </w:rPr>
+        <w:ind w:left="5760" w:hanging="480"/>
+      </w:pPr>
     </w:lvl>
     <w:lvl w:ilvl="8">
       <w:numFmt w:val="bullet"/>
-      <w:lvlText w:val=""/>
+      <w:lvlText w:val="•"/>
       <w:lvlJc w:val="left"/>
       <w:pPr>
-        <w:ind w:left="6480" w:hanging="360"/>
-      </w:pPr>
-      <w:rPr>
-        <w:rFonts w:ascii="Wingdings" w:hAnsi="Wingdings" w:cs="Wingdings" w:hint="default"/>
-      </w:rPr>
+        <w:ind w:left="6480" w:hanging="480"/>
+      </w:pPr>
     </w:lvl>
   </w:abstractNum>
   <w:abstractNum w:abstractNumId="99411">
-    <w:nsid w:val="00A99411"/>
+    <w:nsid w:val="A99411"/>
     <w:multiLevelType w:val="multilevel"/>
     <w:lvl w:ilvl="0">
       <w:start w:val="1"/>
@@ -5032,7 +5043,7 @@
       <w:lvlText w:val="%1."/>
       <w:lvlJc w:val="left"/>
       <w:pPr>
-        <w:ind w:left="720" w:hanging="360"/>
+        <w:ind w:left="720" w:hanging="480"/>
       </w:pPr>
     </w:lvl>
     <w:lvl w:ilvl="1">
@@ -5041,7 +5052,7 @@
       <w:lvlText w:val="%2."/>
       <w:lvlJc w:val="left"/>
       <w:pPr>
-        <w:ind w:left="1440" w:hanging="360"/>
+        <w:ind w:left="1440" w:hanging="480"/>
       </w:pPr>
     </w:lvl>
     <w:lvl w:ilvl="2">
@@ -5050,7 +5061,7 @@
       <w:lvlText w:val="%3."/>
       <w:lvlJc w:val="left"/>
       <w:pPr>
-        <w:ind w:left="2160" w:hanging="360"/>
+        <w:ind w:left="2160" w:hanging="480"/>
       </w:pPr>
     </w:lvl>
     <w:lvl w:ilvl="3">
@@ -5059,7 +5070,7 @@
       <w:lvlText w:val="%4."/>
       <w:lvlJc w:val="left"/>
       <w:pPr>
-        <w:ind w:left="2880" w:hanging="360"/>
+        <w:ind w:left="2880" w:hanging="480"/>
       </w:pPr>
     </w:lvl>
     <w:lvl w:ilvl="4">
@@ -5068,7 +5079,7 @@
       <w:lvlText w:val="%5."/>
       <w:lvlJc w:val="left"/>
       <w:pPr>
-        <w:ind w:left="3600" w:hanging="360"/>
+        <w:ind w:left="3600" w:hanging="480"/>
       </w:pPr>
     </w:lvl>
     <w:lvl w:ilvl="5">
@@ -5077,7 +5088,7 @@
       <w:lvlText w:val="%6."/>
       <w:lvlJc w:val="left"/>
       <w:pPr>
-        <w:ind w:left="4320" w:hanging="360"/>
+        <w:ind w:left="4320" w:hanging="480"/>
       </w:pPr>
     </w:lvl>
     <w:lvl w:ilvl="6">
@@ -5086,7 +5097,7 @@
       <w:lvlText w:val="%7."/>
       <w:lvlJc w:val="left"/>
       <w:pPr>
-        <w:ind w:left="5040" w:hanging="360"/>
+        <w:ind w:left="5040" w:hanging="480"/>
       </w:pPr>
     </w:lvl>
     <w:lvl w:ilvl="7">
@@ -5095,7 +5106,7 @@
       <w:lvlText w:val="%8."/>
       <w:lvlJc w:val="left"/>
       <w:pPr>
-        <w:ind w:left="5760" w:hanging="360"/>
+        <w:ind w:left="5760" w:hanging="480"/>
       </w:pPr>
     </w:lvl>
     <w:lvl w:ilvl="8">
@@ -5104,83 +5115,7 @@
       <w:lvlText w:val="%9."/>
       <w:lvlJc w:val="left"/>
       <w:pPr>
-        <w:ind w:left="6480" w:hanging="360"/>
-      </w:pPr>
-    </w:lvl>
-  </w:abstractNum>
-  <w:abstractNum w:abstractNumId="992">
-    <w:nsid w:val="0000A992"/>
-    <w:multiLevelType w:val="multilevel"/>
-    <w:lvl w:ilvl="0">
-      <w:numFmt w:val="bullet"/>
-      <w:lvlText w:val="☐"/>
-      <w:lvlJc w:val="left"/>
-      <w:pPr>
-        <w:ind w:left="720" w:hanging="360"/>
-      </w:pPr>
-    </w:lvl>
-    <w:lvl w:ilvl="1">
-      <w:numFmt w:val="bullet"/>
-      <w:lvlText w:val="☐"/>
-      <w:lvlJc w:val="left"/>
-      <w:pPr>
-        <w:ind w:left="1440" w:hanging="360"/>
-      </w:pPr>
-    </w:lvl>
-    <w:lvl w:ilvl="2">
-      <w:numFmt w:val="bullet"/>
-      <w:lvlText w:val="☐"/>
-      <w:lvlJc w:val="left"/>
-      <w:pPr>
-        <w:ind w:left="2160" w:hanging="360"/>
-      </w:pPr>
-    </w:lvl>
-    <w:lvl w:ilvl="3">
-      <w:numFmt w:val="bullet"/>
-      <w:lvlText w:val="☐"/>
-      <w:lvlJc w:val="left"/>
-      <w:pPr>
-        <w:ind w:left="2880" w:hanging="360"/>
-      </w:pPr>
-    </w:lvl>
-    <w:lvl w:ilvl="4">
-      <w:numFmt w:val="bullet"/>
-      <w:lvlText w:val="☐"/>
-      <w:lvlJc w:val="left"/>
-      <w:pPr>
-        <w:ind w:left="3600" w:hanging="360"/>
-      </w:pPr>
-    </w:lvl>
-    <w:lvl w:ilvl="5">
-      <w:numFmt w:val="bullet"/>
-      <w:lvlText w:val="☐"/>
-      <w:lvlJc w:val="left"/>
-      <w:pPr>
-        <w:ind w:left="4320" w:hanging="360"/>
-      </w:pPr>
-    </w:lvl>
-    <w:lvl w:ilvl="6">
-      <w:numFmt w:val="bullet"/>
-      <w:lvlText w:val="☐"/>
-      <w:lvlJc w:val="left"/>
-      <w:pPr>
-        <w:ind w:left="5040" w:hanging="360"/>
-      </w:pPr>
-    </w:lvl>
-    <w:lvl w:ilvl="7">
-      <w:numFmt w:val="bullet"/>
-      <w:lvlText w:val="☐"/>
-      <w:lvlJc w:val="left"/>
-      <w:pPr>
-        <w:ind w:left="5760" w:hanging="360"/>
-      </w:pPr>
-    </w:lvl>
-    <w:lvl w:ilvl="8">
-      <w:numFmt w:val="bullet"/>
-      <w:lvlText w:val="☐"/>
-      <w:lvlJc w:val="left"/>
-      <w:pPr>
-        <w:ind w:left="6480" w:hanging="360"/>
+        <w:ind w:left="6480" w:hanging="480"/>
       </w:pPr>
     </w:lvl>
   </w:abstractNum>
@@ -5326,37 +5261,13 @@
     <w:abstractNumId w:val="991"/>
   </w:num>
   <w:num w:numId="1020">
-    <w:abstractNumId w:val="992"/>
+    <w:abstractNumId w:val="991"/>
   </w:num>
   <w:num w:numId="1021">
-    <w:abstractNumId w:val="992"/>
+    <w:abstractNumId w:val="991"/>
   </w:num>
   <w:num w:numId="1022">
-    <w:abstractNumId w:val="992"/>
-  </w:num>
-  <w:num w:numId="1023">
-    <w:abstractNumId w:val="992"/>
-  </w:num>
-  <w:num w:numId="1024">
-    <w:abstractNumId w:val="992"/>
-  </w:num>
-  <w:num w:numId="1025">
-    <w:abstractNumId w:val="992"/>
-  </w:num>
-  <w:num w:numId="1026">
-    <w:abstractNumId w:val="992"/>
-  </w:num>
-  <w:num w:numId="1027">
-    <w:abstractNumId w:val="992"/>
-  </w:num>
-  <w:num w:numId="1028">
-    <w:abstractNumId w:val="992"/>
-  </w:num>
-  <w:num w:numId="1029">
-    <w:abstractNumId w:val="992"/>
-  </w:num>
-  <w:num w:numId="1030">
-    <w:abstractNumId w:val="992"/>
+    <w:abstractNumId w:val="991"/>
   </w:num>
 </w:numbering>
 </file>
@@ -5366,10 +5277,10 @@
   <w:docDefaults>
     <w:rPrDefault>
       <w:rPr>
-        <w:rFonts w:asciiTheme="minorHAnsi" w:cstheme="minorBidi" w:eastAsiaTheme="minorEastAsia" w:hAnsiTheme="minorHAnsi"/>
+        <w:rFonts w:asciiTheme="minorHAnsi" w:cstheme="minorBidi" w:eastAsiaTheme="minorHAnsi" w:hAnsiTheme="minorHAnsi"/>
         <w:sz w:val="24"/>
         <w:szCs w:val="24"/>
-        <w:lang w:bidi="ar-SA" w:eastAsia="zh-CN" w:val="de-DE"/>
+        <w:lang w:bidi="ar-SA" w:eastAsia="en-US" w:val="de-DE"/>
       </w:rPr>
     </w:rPrDefault>
     <w:pPrDefault>
@@ -5387,10 +5298,10 @@
     <w:name w:val="Body Text"/>
     <w:basedOn w:val="Normal"/>
     <w:link w:val="BodyTextChar"/>
-    <w:qFormat/>
     <w:pPr>
       <w:spacing w:after="180" w:before="180"/>
     </w:pPr>
+    <w:qFormat/>
   </w:style>
   <w:style w:customStyle="1" w:styleId="FirstParagraph" w:type="paragraph">
     <w:name w:val="First Paragraph"/>
@@ -5410,94 +5321,57 @@
     <w:name w:val="Title"/>
     <w:basedOn w:val="Normal"/>
     <w:next w:val="BodyText"/>
-    <w:link w:val="TitleChar"/>
-    <w:uiPriority w:val="10"/>
     <w:qFormat/>
-    <w:rsid w:val="00A10FD9"/>
     <w:pPr>
-      <w:spacing w:after="80" w:line="240" w:lineRule="auto"/>
-      <w:contextualSpacing/>
+      <w:keepNext/>
+      <w:keepLines/>
+      <w:spacing w:after="240" w:before="480"/>
       <w:jc w:val="center"/>
     </w:pPr>
     <w:rPr>
       <w:rFonts w:asciiTheme="majorHAnsi" w:cstheme="majorBidi" w:eastAsiaTheme="majorEastAsia" w:hAnsiTheme="majorHAnsi"/>
-      <w:sz w:val="56"/>
-      <w:szCs w:val="56"/>
-    </w:rPr>
-  </w:style>
-  <w:style w:customStyle="1" w:styleId="TitleChar" w:type="character">
-    <w:name w:val="Title Char"/>
-    <w:basedOn w:val="DefaultParagraphFont"/>
-    <w:link w:val="Title"/>
-    <w:uiPriority w:val="10"/>
-    <w:rsid w:val="00A10FD9"/>
-    <w:rPr>
-      <w:rFonts w:asciiTheme="majorHAnsi" w:cstheme="majorBidi" w:eastAsiaTheme="majorEastAsia" w:hAnsiTheme="majorHAnsi"/>
-      <w:sz w:val="56"/>
-      <w:szCs w:val="56"/>
+      <w:b/>
+      <w:bCs/>
+      <w:color w:themeColor="accent1" w:themeShade="B5" w:val="345A8A"/>
+      <w:sz w:val="36"/>
+      <w:szCs w:val="36"/>
     </w:rPr>
   </w:style>
   <w:style w:styleId="Subtitle" w:type="paragraph">
     <w:name w:val="Subtitle"/>
-    <w:basedOn w:val="Title"/>
-    <w:next w:val="BodyText"/>
-    <w:link w:val="SubtitleChar"/>
-    <w:uiPriority w:val="11"/>
-    <w:qFormat/>
-    <w:rsid w:val="00A10FD9"/>
-    <w:pPr>
-      <w:numPr>
-        <w:ilvl w:val="1"/>
-      </w:numPr>
-    </w:pPr>
-    <w:rPr>
-      <w:rFonts w:cstheme="majorBidi" w:eastAsiaTheme="majorEastAsia"/>
-      <w:spacing w:val="15"/>
-      <w:sz w:val="28"/>
-      <w:szCs w:val="28"/>
-    </w:rPr>
-  </w:style>
-  <w:style w:customStyle="1" w:styleId="SubtitleChar" w:type="character">
-    <w:name w:val="Subtitle Char"/>
-    <w:basedOn w:val="DefaultParagraphFont"/>
-    <w:link w:val="Subtitle"/>
-    <w:uiPriority w:val="11"/>
-    <w:rsid w:val="00A10FD9"/>
-    <w:rPr>
-      <w:rFonts w:cstheme="majorBidi" w:eastAsiaTheme="majorEastAsia"/>
-      <w:color w:themeColor="text1" w:themeTint="A6" w:val="595959"/>
-      <w:spacing w:val="15"/>
-      <w:sz w:val="28"/>
-      <w:szCs w:val="28"/>
-    </w:rPr>
-  </w:style>
-  <w:style w:customStyle="1" w:styleId="Author" w:type="paragraph">
-    <w:name w:val="Author"/>
     <w:basedOn w:val="Title"/>
     <w:next w:val="BodyText"/>
     <w:qFormat/>
     <w:pPr>
       <w:keepNext/>
       <w:keepLines/>
+      <w:spacing w:after="240" w:before="240"/>
+      <w:jc w:val="center"/>
     </w:pPr>
     <w:rPr>
-      <w:sz w:val="24"/>
-      <w:szCs w:val="24"/>
+      <w:sz w:val="30"/>
+      <w:szCs w:val="30"/>
     </w:rPr>
   </w:style>
-  <w:style w:styleId="Date" w:type="paragraph">
-    <w:name w:val="Date"/>
-    <w:basedOn w:val="Title"/>
+  <w:style w:customStyle="1" w:styleId="Author" w:type="paragraph">
+    <w:name w:val="Author"/>
     <w:next w:val="BodyText"/>
     <w:qFormat/>
     <w:pPr>
       <w:keepNext/>
       <w:keepLines/>
+      <w:jc w:val="center"/>
     </w:pPr>
-    <w:rPr>
-      <w:sz w:val="24"/>
-      <w:szCs w:val="24"/>
-    </w:rPr>
+  </w:style>
+  <w:style w:styleId="Date" w:type="paragraph">
+    <w:name w:val="Date"/>
+    <w:next w:val="BodyText"/>
+    <w:qFormat/>
+    <w:pPr>
+      <w:keepNext/>
+      <w:keepLines/>
+      <w:jc w:val="center"/>
+    </w:pPr>
   </w:style>
   <w:style w:customStyle="1" w:styleId="AbstractTitle" w:type="paragraph">
     <w:name w:val="Abstract Title"/>
@@ -5507,13 +5381,15 @@
     <w:pPr>
       <w:keepNext/>
       <w:keepLines/>
+      <w:jc w:val="center"/>
       <w:spacing w:after="0" w:before="300"/>
-      <w:jc w:val="center"/>
     </w:pPr>
     <w:rPr>
-      <w:b/>
       <w:sz w:val="20"/>
       <w:szCs w:val="20"/>
+      <w:b/>
+      <w:color w:val="345A8A"/>
+      &gt;
     </w:rPr>
   </w:style>
   <w:style w:customStyle="1" w:styleId="Abstract" w:type="paragraph">
@@ -5540,321 +5416,191 @@
     <w:rPr/>
   </w:style>
   <w:style w:styleId="Heading1" w:type="paragraph">
-    <w:name w:val="heading 1"/>
+    <w:name w:val="Heading 1"/>
     <w:basedOn w:val="Normal"/>
     <w:next w:val="BodyText"/>
-    <w:link w:val="Heading1Char"/>
     <w:uiPriority w:val="9"/>
     <w:qFormat/>
-    <w:rsid w:val="00A10FD9"/>
     <w:pPr>
       <w:keepNext/>
       <w:keepLines/>
-      <w:spacing w:after="80" w:before="360"/>
+      <w:spacing w:after="0" w:before="480"/>
       <w:outlineLvl w:val="0"/>
     </w:pPr>
     <w:rPr>
       <w:rFonts w:asciiTheme="majorHAnsi" w:cstheme="majorBidi" w:eastAsiaTheme="majorEastAsia" w:hAnsiTheme="majorHAnsi"/>
-      <w:color w:themeColor="accent1" w:themeShade="BF" w:val="0F4761"/>
-      <w:sz w:val="40"/>
-      <w:szCs w:val="40"/>
+      <w:b/>
+      <w:bCs/>
+      <w:color w:themeColor="accent1" w:val="4F81BD"/>
+      <w:sz w:val="32"/>
+      <w:szCs w:val="32"/>
     </w:rPr>
   </w:style>
   <w:style w:styleId="Heading2" w:type="paragraph">
-    <w:name w:val="heading 2"/>
+    <w:name w:val="Heading 2"/>
     <w:basedOn w:val="Normal"/>
     <w:next w:val="BodyText"/>
-    <w:link w:val="Heading2Char"/>
     <w:uiPriority w:val="9"/>
-    <w:semiHidden/>
     <w:unhideWhenUsed/>
     <w:qFormat/>
-    <w:rsid w:val="00A10FD9"/>
     <w:pPr>
       <w:keepNext/>
       <w:keepLines/>
-      <w:spacing w:after="80" w:before="160"/>
+      <w:spacing w:after="0" w:before="200"/>
       <w:outlineLvl w:val="1"/>
     </w:pPr>
     <w:rPr>
       <w:rFonts w:asciiTheme="majorHAnsi" w:cstheme="majorBidi" w:eastAsiaTheme="majorEastAsia" w:hAnsiTheme="majorHAnsi"/>
-      <w:color w:themeColor="accent1" w:themeShade="BF" w:val="0F4761"/>
-      <w:sz w:val="32"/>
-      <w:szCs w:val="32"/>
+      <w:b/>
+      <w:bCs/>
+      <w:color w:themeColor="accent1" w:val="4F81BD"/>
+      <w:sz w:val="28"/>
+      <w:szCs w:val="28"/>
     </w:rPr>
   </w:style>
   <w:style w:styleId="Heading3" w:type="paragraph">
-    <w:name w:val="heading 3"/>
+    <w:name w:val="Heading 3"/>
     <w:basedOn w:val="Normal"/>
     <w:next w:val="BodyText"/>
-    <w:link w:val="Heading3Char"/>
     <w:uiPriority w:val="9"/>
-    <w:semiHidden/>
     <w:unhideWhenUsed/>
     <w:qFormat/>
-    <w:rsid w:val="00A10FD9"/>
     <w:pPr>
       <w:keepNext/>
       <w:keepLines/>
-      <w:spacing w:after="80" w:before="160"/>
+      <w:spacing w:after="0" w:before="200"/>
       <w:outlineLvl w:val="2"/>
     </w:pPr>
     <w:rPr>
-      <w:rFonts w:cstheme="majorBidi" w:eastAsiaTheme="majorEastAsia"/>
-      <w:color w:themeColor="accent1" w:themeShade="BF" w:val="0F4761"/>
-      <w:sz w:val="28"/>
-      <w:szCs w:val="28"/>
+      <w:rFonts w:asciiTheme="majorHAnsi" w:cstheme="majorBidi" w:eastAsiaTheme="majorEastAsia" w:hAnsiTheme="majorHAnsi"/>
+      <w:b/>
+      <w:bCs/>
+      <w:color w:themeColor="accent1" w:val="4F81BD"/>
+      <w:sz w:val="24"/>
+      <w:szCs w:val="24"/>
     </w:rPr>
   </w:style>
   <w:style w:styleId="Heading4" w:type="paragraph">
-    <w:name w:val="heading 4"/>
+    <w:name w:val="Heading 4"/>
     <w:basedOn w:val="Normal"/>
     <w:next w:val="BodyText"/>
-    <w:link w:val="Heading4Char"/>
     <w:uiPriority w:val="9"/>
-    <w:semiHidden/>
     <w:unhideWhenUsed/>
     <w:qFormat/>
-    <w:rsid w:val="00A10FD9"/>
     <w:pPr>
       <w:keepNext/>
       <w:keepLines/>
-      <w:spacing w:after="40" w:before="80"/>
+      <w:spacing w:after="0" w:before="200"/>
       <w:outlineLvl w:val="3"/>
     </w:pPr>
     <w:rPr>
-      <w:rFonts w:cstheme="majorBidi" w:eastAsiaTheme="majorEastAsia"/>
+      <w:rFonts w:asciiTheme="majorHAnsi" w:cstheme="majorBidi" w:eastAsiaTheme="majorEastAsia" w:hAnsiTheme="majorHAnsi"/>
       <w:i/>
-      <w:iCs/>
-      <w:color w:themeColor="accent1" w:themeShade="BF" w:val="0F4761"/>
+      <w:bCs/>
+      <w:color w:themeColor="accent1" w:val="4F81BD"/>
+      <w:sz w:val="24"/>
+      <w:szCs w:val="24"/>
     </w:rPr>
   </w:style>
   <w:style w:styleId="Heading5" w:type="paragraph">
-    <w:name w:val="heading 5"/>
+    <w:name w:val="Heading 5"/>
     <w:basedOn w:val="Normal"/>
     <w:next w:val="BodyText"/>
-    <w:link w:val="Heading5Char"/>
     <w:uiPriority w:val="9"/>
-    <w:semiHidden/>
     <w:unhideWhenUsed/>
     <w:qFormat/>
-    <w:rsid w:val="00A10FD9"/>
     <w:pPr>
       <w:keepNext/>
       <w:keepLines/>
-      <w:spacing w:after="40" w:before="80"/>
+      <w:spacing w:after="0" w:before="200"/>
       <w:outlineLvl w:val="4"/>
     </w:pPr>
     <w:rPr>
-      <w:rFonts w:cstheme="majorBidi" w:eastAsiaTheme="majorEastAsia"/>
-      <w:color w:themeColor="accent1" w:themeShade="BF" w:val="0F4761"/>
+      <w:rFonts w:asciiTheme="majorHAnsi" w:cstheme="majorBidi" w:eastAsiaTheme="majorEastAsia" w:hAnsiTheme="majorHAnsi"/>
+      <w:iCs/>
+      <w:color w:themeColor="accent1" w:val="4F81BD"/>
+      <w:sz w:val="24"/>
+      <w:szCs w:val="24"/>
     </w:rPr>
   </w:style>
   <w:style w:styleId="Heading6" w:type="paragraph">
-    <w:name w:val="heading 6"/>
+    <w:name w:val="Heading 6"/>
     <w:basedOn w:val="Normal"/>
     <w:next w:val="BodyText"/>
-    <w:link w:val="Heading6Char"/>
     <w:uiPriority w:val="9"/>
-    <w:semiHidden/>
     <w:unhideWhenUsed/>
     <w:qFormat/>
-    <w:rsid w:val="00A10FD9"/>
     <w:pPr>
       <w:keepNext/>
       <w:keepLines/>
-      <w:spacing w:after="0" w:before="40"/>
+      <w:spacing w:after="0" w:before="200"/>
       <w:outlineLvl w:val="5"/>
     </w:pPr>
     <w:rPr>
-      <w:rFonts w:cstheme="majorBidi" w:eastAsiaTheme="majorEastAsia"/>
-      <w:i/>
-      <w:iCs/>
-      <w:color w:themeColor="text1" w:themeTint="A6" w:val="595959"/>
+      <w:rFonts w:asciiTheme="majorHAnsi" w:cstheme="majorBidi" w:eastAsiaTheme="majorEastAsia" w:hAnsiTheme="majorHAnsi"/>
+      <w:color w:themeColor="accent1" w:val="4F81BD"/>
+      <w:sz w:val="24"/>
+      <w:szCs w:val="24"/>
     </w:rPr>
   </w:style>
   <w:style w:styleId="Heading7" w:type="paragraph">
-    <w:name w:val="heading 7"/>
+    <w:name w:val="Heading 7"/>
     <w:basedOn w:val="Normal"/>
     <w:next w:val="BodyText"/>
-    <w:link w:val="Heading7Char"/>
     <w:uiPriority w:val="9"/>
-    <w:semiHidden/>
     <w:unhideWhenUsed/>
     <w:qFormat/>
-    <w:rsid w:val="00A10FD9"/>
     <w:pPr>
       <w:keepNext/>
       <w:keepLines/>
-      <w:spacing w:after="0" w:before="40"/>
+      <w:spacing w:after="0" w:before="200"/>
       <w:outlineLvl w:val="6"/>
     </w:pPr>
     <w:rPr>
-      <w:rFonts w:cstheme="majorBidi" w:eastAsiaTheme="majorEastAsia"/>
-      <w:color w:themeColor="text1" w:themeTint="A6" w:val="595959"/>
+      <w:rFonts w:asciiTheme="majorHAnsi" w:cstheme="majorBidi" w:eastAsiaTheme="majorEastAsia" w:hAnsiTheme="majorHAnsi"/>
+      <w:color w:themeColor="accent1" w:val="4F81BD"/>
+      <w:sz w:val="24"/>
+      <w:szCs w:val="24"/>
     </w:rPr>
   </w:style>
   <w:style w:styleId="Heading8" w:type="paragraph">
-    <w:name w:val="heading 8"/>
+    <w:name w:val="Heading 8"/>
     <w:basedOn w:val="Normal"/>
     <w:next w:val="BodyText"/>
-    <w:link w:val="Heading8Char"/>
     <w:uiPriority w:val="9"/>
-    <w:semiHidden/>
     <w:unhideWhenUsed/>
     <w:qFormat/>
-    <w:rsid w:val="00A10FD9"/>
     <w:pPr>
       <w:keepNext/>
       <w:keepLines/>
-      <w:spacing w:after="0"/>
+      <w:spacing w:after="0" w:before="200"/>
       <w:outlineLvl w:val="7"/>
     </w:pPr>
     <w:rPr>
-      <w:rFonts w:cstheme="majorBidi" w:eastAsiaTheme="majorEastAsia"/>
-      <w:i/>
-      <w:iCs/>
-      <w:color w:themeColor="text1" w:themeTint="D8" w:val="272727"/>
+      <w:rFonts w:asciiTheme="majorHAnsi" w:cstheme="majorBidi" w:eastAsiaTheme="majorEastAsia" w:hAnsiTheme="majorHAnsi"/>
+      <w:color w:themeColor="accent1" w:val="4F81BD"/>
+      <w:sz w:val="24"/>
+      <w:szCs w:val="24"/>
     </w:rPr>
   </w:style>
   <w:style w:styleId="Heading9" w:type="paragraph">
-    <w:name w:val="heading 9"/>
+    <w:name w:val="Heading 9"/>
     <w:basedOn w:val="Normal"/>
     <w:next w:val="BodyText"/>
-    <w:link w:val="Heading9Char"/>
     <w:uiPriority w:val="9"/>
-    <w:semiHidden/>
     <w:unhideWhenUsed/>
     <w:qFormat/>
-    <w:rsid w:val="00A10FD9"/>
     <w:pPr>
       <w:keepNext/>
       <w:keepLines/>
-      <w:spacing w:after="0"/>
+      <w:spacing w:after="0" w:before="200"/>
       <w:outlineLvl w:val="8"/>
     </w:pPr>
     <w:rPr>
-      <w:rFonts w:cstheme="majorBidi" w:eastAsiaTheme="majorEastAsia"/>
-      <w:color w:themeColor="text1" w:themeTint="D8" w:val="272727"/>
-    </w:rPr>
-  </w:style>
-  <w:style w:customStyle="1" w:styleId="Heading1Char" w:type="character">
-    <w:name w:val="Heading 1 Char"/>
-    <w:basedOn w:val="DefaultParagraphFont"/>
-    <w:link w:val="Heading1"/>
-    <w:uiPriority w:val="9"/>
-    <w:rsid w:val="00A10FD9"/>
-    <w:rPr>
       <w:rFonts w:asciiTheme="majorHAnsi" w:cstheme="majorBidi" w:eastAsiaTheme="majorEastAsia" w:hAnsiTheme="majorHAnsi"/>
-      <w:color w:themeColor="accent1" w:themeShade="BF" w:val="0F4761"/>
-      <w:sz w:val="40"/>
-      <w:szCs w:val="40"/>
-    </w:rPr>
-  </w:style>
-  <w:style w:customStyle="1" w:styleId="Heading2Char" w:type="character">
-    <w:name w:val="Heading 2 Char"/>
-    <w:basedOn w:val="DefaultParagraphFont"/>
-    <w:link w:val="Heading2"/>
-    <w:uiPriority w:val="9"/>
-    <w:semiHidden/>
-    <w:rsid w:val="00A10FD9"/>
-    <w:rPr>
-      <w:rFonts w:asciiTheme="majorHAnsi" w:cstheme="majorBidi" w:eastAsiaTheme="majorEastAsia" w:hAnsiTheme="majorHAnsi"/>
-      <w:color w:themeColor="accent1" w:themeShade="BF" w:val="0F4761"/>
-      <w:sz w:val="32"/>
-      <w:szCs w:val="32"/>
-    </w:rPr>
-  </w:style>
-  <w:style w:customStyle="1" w:styleId="Heading3Char" w:type="character">
-    <w:name w:val="Heading 3 Char"/>
-    <w:basedOn w:val="DefaultParagraphFont"/>
-    <w:link w:val="Heading3"/>
-    <w:uiPriority w:val="9"/>
-    <w:semiHidden/>
-    <w:rsid w:val="00A10FD9"/>
-    <w:rPr>
-      <w:rFonts w:cstheme="majorBidi" w:eastAsiaTheme="majorEastAsia"/>
-      <w:color w:themeColor="accent1" w:themeShade="BF" w:val="0F4761"/>
-      <w:sz w:val="28"/>
-      <w:szCs w:val="28"/>
-    </w:rPr>
-  </w:style>
-  <w:style w:customStyle="1" w:styleId="Heading4Char" w:type="character">
-    <w:name w:val="Heading 4 Char"/>
-    <w:basedOn w:val="DefaultParagraphFont"/>
-    <w:link w:val="Heading4"/>
-    <w:uiPriority w:val="9"/>
-    <w:semiHidden/>
-    <w:rsid w:val="00A10FD9"/>
-    <w:rPr>
-      <w:rFonts w:cstheme="majorBidi" w:eastAsiaTheme="majorEastAsia"/>
-      <w:i/>
-      <w:iCs/>
-      <w:color w:themeColor="accent1" w:themeShade="BF" w:val="0F4761"/>
-    </w:rPr>
-  </w:style>
-  <w:style w:customStyle="1" w:styleId="Heading5Char" w:type="character">
-    <w:name w:val="Heading 5 Char"/>
-    <w:basedOn w:val="DefaultParagraphFont"/>
-    <w:link w:val="Heading5"/>
-    <w:uiPriority w:val="9"/>
-    <w:semiHidden/>
-    <w:rsid w:val="00A10FD9"/>
-    <w:rPr>
-      <w:rFonts w:cstheme="majorBidi" w:eastAsiaTheme="majorEastAsia"/>
-      <w:color w:themeColor="accent1" w:themeShade="BF" w:val="0F4761"/>
-    </w:rPr>
-  </w:style>
-  <w:style w:customStyle="1" w:styleId="Heading6Char" w:type="character">
-    <w:name w:val="Heading 6 Char"/>
-    <w:basedOn w:val="DefaultParagraphFont"/>
-    <w:link w:val="Heading6"/>
-    <w:uiPriority w:val="9"/>
-    <w:semiHidden/>
-    <w:rsid w:val="00A10FD9"/>
-    <w:rPr>
-      <w:rFonts w:cstheme="majorBidi" w:eastAsiaTheme="majorEastAsia"/>
-      <w:i/>
-      <w:iCs/>
-      <w:color w:themeColor="text1" w:themeTint="A6" w:val="595959"/>
-    </w:rPr>
-  </w:style>
-  <w:style w:customStyle="1" w:styleId="Heading7Char" w:type="character">
-    <w:name w:val="Heading 7 Char"/>
-    <w:basedOn w:val="DefaultParagraphFont"/>
-    <w:link w:val="Heading7"/>
-    <w:uiPriority w:val="9"/>
-    <w:semiHidden/>
-    <w:rsid w:val="00A10FD9"/>
-    <w:rPr>
-      <w:rFonts w:cstheme="majorBidi" w:eastAsiaTheme="majorEastAsia"/>
-      <w:color w:themeColor="text1" w:themeTint="A6" w:val="595959"/>
-    </w:rPr>
-  </w:style>
-  <w:style w:customStyle="1" w:styleId="Heading8Char" w:type="character">
-    <w:name w:val="Heading 8 Char"/>
-    <w:basedOn w:val="DefaultParagraphFont"/>
-    <w:link w:val="Heading8"/>
-    <w:uiPriority w:val="9"/>
-    <w:semiHidden/>
-    <w:rsid w:val="00A10FD9"/>
-    <w:rPr>
-      <w:rFonts w:cstheme="majorBidi" w:eastAsiaTheme="majorEastAsia"/>
-      <w:i/>
-      <w:iCs/>
-      <w:color w:themeColor="text1" w:themeTint="D8" w:val="272727"/>
-    </w:rPr>
-  </w:style>
-  <w:style w:customStyle="1" w:styleId="Heading9Char" w:type="character">
-    <w:name w:val="Heading 9 Char"/>
-    <w:basedOn w:val="DefaultParagraphFont"/>
-    <w:link w:val="Heading9"/>
-    <w:uiPriority w:val="9"/>
-    <w:semiHidden/>
-    <w:rsid w:val="00A10FD9"/>
-    <w:rPr>
-      <w:rFonts w:cstheme="majorBidi" w:eastAsiaTheme="majorEastAsia"/>
-      <w:color w:themeColor="text1" w:themeTint="D8" w:val="272727"/>
+      <w:color w:themeColor="accent1" w:val="4F81BD"/>
+      <w:sz w:val="24"/>
+      <w:szCs w:val="24"/>
     </w:rPr>
   </w:style>
   <w:style w:styleId="BlockText" w:type="paragraph">
@@ -5876,18 +5622,6 @@
     <w:uiPriority w:val="9"/>
     <w:unhideWhenUsed/>
     <w:qFormat/>
-  </w:style>
-  <w:style w:styleId="FootnoteBlockText" w:type="paragraph">
-    <w:name w:val="Footnote Block Text"/>
-    <w:basedOn w:val="FootnoteText"/>
-    <w:next w:val="FootnoteText"/>
-    <w:uiPriority w:val="9"/>
-    <w:unhideWhenUsed/>
-    <w:qFormat/>
-    <w:pPr>
-      <w:spacing w:after="100" w:before="100"/>
-      <w:ind w:firstLine="0" w:left="480" w:right="480"/>
-    </w:pPr>
   </w:style>
   <w:style w:default="1" w:styleId="DefaultParagraphFont" w:type="character">
     <w:name w:val="Default Paragraph Font"/>
@@ -5910,11 +5644,18 @@
       </w:tblCellMar>
     </w:tblPr>
     <w:tblStylePr w:type="firstRow">
+      <w:tblPr>
+        <w:jc w:val="left"/>
+        <w:tblInd w:type="dxa" w:w="0"/>
+      </w:tblPr>
+      <w:trPr>
+        <w:jc w:val="left"/>
+      </w:trPr>
       <w:tcPr>
+        <w:vAlign w:val="bottom"/>
         <w:tcBorders>
           <w:bottom w:val="single"/>
         </w:tcBorders>
-        <w:vAlign w:val="bottom"/>
       </w:tcPr>
     </w:tblStylePr>
   </w:style>
@@ -6029,8 +5770,8 @@
     <w:name w:val="KeywordTok"/>
     <w:basedOn w:val="VerbatimChar"/>
     <w:rPr>
+      <w:color w:val="007020"/>
       <w:b/>
-      <w:color w:val="007020"/>
     </w:rPr>
   </w:style>
   <w:style w:type="character" w:customStyle="1" w:styleId="DataTypeTok">
@@ -6107,42 +5848,42 @@
     <w:name w:val="ImportTok"/>
     <w:basedOn w:val="VerbatimChar"/>
     <w:rPr>
+      <w:color w:val="008000"/>
       <w:b/>
-      <w:color w:val="008000"/>
     </w:rPr>
   </w:style>
   <w:style w:type="character" w:customStyle="1" w:styleId="CommentTok">
     <w:name w:val="CommentTok"/>
     <w:basedOn w:val="VerbatimChar"/>
     <w:rPr>
+      <w:color w:val="60a0b0"/>
       <w:i/>
-      <w:color w:val="60a0b0"/>
     </w:rPr>
   </w:style>
   <w:style w:type="character" w:customStyle="1" w:styleId="DocumentationTok">
     <w:name w:val="DocumentationTok"/>
     <w:basedOn w:val="VerbatimChar"/>
     <w:rPr>
+      <w:color w:val="ba2121"/>
       <w:i/>
-      <w:color w:val="ba2121"/>
     </w:rPr>
   </w:style>
   <w:style w:type="character" w:customStyle="1" w:styleId="AnnotationTok">
     <w:name w:val="AnnotationTok"/>
     <w:basedOn w:val="VerbatimChar"/>
     <w:rPr>
+      <w:color w:val="60a0b0"/>
       <w:b/>
       <w:i/>
-      <w:color w:val="60a0b0"/>
     </w:rPr>
   </w:style>
   <w:style w:type="character" w:customStyle="1" w:styleId="CommentVarTok">
     <w:name w:val="CommentVarTok"/>
     <w:basedOn w:val="VerbatimChar"/>
     <w:rPr>
+      <w:color w:val="60a0b0"/>
       <w:b/>
       <w:i/>
-      <w:color w:val="60a0b0"/>
     </w:rPr>
   </w:style>
   <w:style w:type="character" w:customStyle="1" w:styleId="OtherTok">
@@ -6170,8 +5911,8 @@
     <w:name w:val="ControlFlowTok"/>
     <w:basedOn w:val="VerbatimChar"/>
     <w:rPr>
+      <w:color w:val="007020"/>
       <w:b/>
-      <w:color w:val="007020"/>
     </w:rPr>
   </w:style>
   <w:style w:type="character" w:customStyle="1" w:styleId="OperatorTok">
@@ -6216,34 +5957,34 @@
     <w:name w:val="InformationTok"/>
     <w:basedOn w:val="VerbatimChar"/>
     <w:rPr>
+      <w:color w:val="60a0b0"/>
       <w:b/>
       <w:i/>
-      <w:color w:val="60a0b0"/>
     </w:rPr>
   </w:style>
   <w:style w:type="character" w:customStyle="1" w:styleId="WarningTok">
     <w:name w:val="WarningTok"/>
     <w:basedOn w:val="VerbatimChar"/>
     <w:rPr>
+      <w:color w:val="60a0b0"/>
       <w:b/>
       <w:i/>
-      <w:color w:val="60a0b0"/>
     </w:rPr>
   </w:style>
   <w:style w:type="character" w:customStyle="1" w:styleId="AlertTok">
     <w:name w:val="AlertTok"/>
     <w:basedOn w:val="VerbatimChar"/>
     <w:rPr>
+      <w:color w:val="ff0000"/>
       <w:b/>
-      <w:color w:val="ff0000"/>
     </w:rPr>
   </w:style>
   <w:style w:type="character" w:customStyle="1" w:styleId="ErrorTok">
     <w:name w:val="ErrorTok"/>
     <w:basedOn w:val="VerbatimChar"/>
     <w:rPr>
+      <w:color w:val="ff0000"/>
       <w:b/>
-      <w:color w:val="ff0000"/>
     </w:rPr>
   </w:style>
   <w:style w:type="character" w:customStyle="1" w:styleId="NormalTok">
@@ -6265,44 +6006,44 @@
         <a:sysClr val="window" lastClr="FFFFFF"/>
       </a:lt1>
       <a:dk2>
-        <a:srgbClr val="0E2841"/>
+        <a:srgbClr val="1F497D"/>
       </a:dk2>
       <a:lt2>
-        <a:srgbClr val="E8E8E8"/>
+        <a:srgbClr val="EEECE1"/>
       </a:lt2>
       <a:accent1>
-        <a:srgbClr val="156082"/>
+        <a:srgbClr val="4F81BD"/>
       </a:accent1>
       <a:accent2>
-        <a:srgbClr val="E97132"/>
+        <a:srgbClr val="C0504D"/>
       </a:accent2>
       <a:accent3>
-        <a:srgbClr val="196B24"/>
+        <a:srgbClr val="9BBB59"/>
       </a:accent3>
       <a:accent4>
-        <a:srgbClr val="0F9ED5"/>
+        <a:srgbClr val="8064A2"/>
       </a:accent4>
       <a:accent5>
-        <a:srgbClr val="A02B93"/>
+        <a:srgbClr val="4BACC6"/>
       </a:accent5>
       <a:accent6>
-        <a:srgbClr val="4EA72E"/>
+        <a:srgbClr val="F79646"/>
       </a:accent6>
       <a:hlink>
-        <a:srgbClr val="467886"/>
+        <a:srgbClr val="0000FF"/>
       </a:hlink>
       <a:folHlink>
-        <a:srgbClr val="96607D"/>
+        <a:srgbClr val="800080"/>
       </a:folHlink>
     </a:clrScheme>
     <a:fontScheme name="Office">
       <a:majorFont>
-        <a:latin typeface="Aptos Display" panose="02110004020202020204"/>
+        <a:latin typeface="Calibri"/>
         <a:ea typeface=""/>
         <a:cs typeface=""/>
-        <a:font script="Jpan" typeface="游ゴシック Light"/>
+        <a:font script="Jpan" typeface="ＭＳ ゴシック"/>
         <a:font script="Hang" typeface="맑은 고딕"/>
-        <a:font script="Hans" typeface="等线 Light"/>
+        <a:font script="Hans" typeface="宋体"/>
         <a:font script="Hant" typeface="新細明體"/>
         <a:font script="Arab" typeface="Times New Roman"/>
         <a:font script="Hebr" typeface="Times New Roman"/>
@@ -6329,32 +6070,14 @@
         <a:font script="Mong" typeface="Mongolian Baiti"/>
         <a:font script="Viet" typeface="Times New Roman"/>
         <a:font script="Uigh" typeface="Microsoft Uighur"/>
-        <a:font script="Geor" typeface="Sylfaen"/>
-        <a:font script="Armn" typeface="Arial"/>
-        <a:font script="Bugi" typeface="Leelawadee UI"/>
-        <a:font script="Bopo" typeface="Microsoft JhengHei"/>
-        <a:font script="Java" typeface="Javanese Text"/>
-        <a:font script="Lisu" typeface="Segoe UI"/>
-        <a:font script="Mymr" typeface="Myanmar Text"/>
-        <a:font script="Nkoo" typeface="Ebrima"/>
-        <a:font script="Olck" typeface="Nirmala UI"/>
-        <a:font script="Osma" typeface="Ebrima"/>
-        <a:font script="Phag" typeface="Phagspa"/>
-        <a:font script="Syrn" typeface="Estrangelo Edessa"/>
-        <a:font script="Syrj" typeface="Estrangelo Edessa"/>
-        <a:font script="Syre" typeface="Estrangelo Edessa"/>
-        <a:font script="Sora" typeface="Nirmala UI"/>
-        <a:font script="Tale" typeface="Microsoft Tai Le"/>
-        <a:font script="Talu" typeface="Microsoft New Tai Lue"/>
-        <a:font script="Tfng" typeface="Ebrima"/>
       </a:majorFont>
       <a:minorFont>
-        <a:latin typeface="Aptos" panose="02110004020202020204"/>
+        <a:latin typeface="Cambria"/>
         <a:ea typeface=""/>
         <a:cs typeface=""/>
-        <a:font script="Jpan" typeface="游明朝"/>
+        <a:font script="Jpan" typeface="ＭＳ 明朝"/>
         <a:font script="Hang" typeface="맑은 고딕"/>
-        <a:font script="Hans" typeface="等线"/>
+        <a:font script="Hans" typeface="宋体"/>
         <a:font script="Hant" typeface="新細明體"/>
         <a:font script="Arab" typeface="Arial"/>
         <a:font script="Hebr" typeface="Arial"/>
@@ -6381,24 +6104,6 @@
         <a:font script="Mong" typeface="Mongolian Baiti"/>
         <a:font script="Viet" typeface="Arial"/>
         <a:font script="Uigh" typeface="Microsoft Uighur"/>
-        <a:font script="Geor" typeface="Sylfaen"/>
-        <a:font script="Armn" typeface="Arial"/>
-        <a:font script="Bugi" typeface="Leelawadee UI"/>
-        <a:font script="Bopo" typeface="Microsoft JhengHei"/>
-        <a:font script="Java" typeface="Javanese Text"/>
-        <a:font script="Lisu" typeface="Segoe UI"/>
-        <a:font script="Mymr" typeface="Myanmar Text"/>
-        <a:font script="Nkoo" typeface="Ebrima"/>
-        <a:font script="Olck" typeface="Nirmala UI"/>
-        <a:font script="Osma" typeface="Ebrima"/>
-        <a:font script="Phag" typeface="Phagspa"/>
-        <a:font script="Syrn" typeface="Estrangelo Edessa"/>
-        <a:font script="Syrj" typeface="Estrangelo Edessa"/>
-        <a:font script="Syre" typeface="Estrangelo Edessa"/>
-        <a:font script="Sora" typeface="Nirmala UI"/>
-        <a:font script="Tale" typeface="Microsoft Tai Le"/>
-        <a:font script="Talu" typeface="Microsoft New Tai Lue"/>
-        <a:font script="Tfng" typeface="Ebrima"/>
       </a:minorFont>
     </a:fontScheme>
     <a:fmtScheme name="Office">
@@ -6410,141 +6115,200 @@
           <a:gsLst>
             <a:gs pos="0">
               <a:schemeClr val="phClr">
-                <a:lumMod val="110000"/>
-                <a:satMod val="105000"/>
-                <a:tint val="67000"/>
+                <a:tint val="50000"/>
+                <a:satMod val="300000"/>
               </a:schemeClr>
             </a:gs>
-            <a:gs pos="50000">
+            <a:gs pos="35000">
               <a:schemeClr val="phClr">
-                <a:lumMod val="105000"/>
-                <a:satMod val="103000"/>
-                <a:tint val="73000"/>
+                <a:tint val="37000"/>
+                <a:satMod val="300000"/>
               </a:schemeClr>
             </a:gs>
             <a:gs pos="100000">
               <a:schemeClr val="phClr">
-                <a:lumMod val="105000"/>
-                <a:satMod val="109000"/>
-                <a:tint val="81000"/>
+                <a:tint val="15000"/>
+                <a:satMod val="350000"/>
               </a:schemeClr>
             </a:gs>
           </a:gsLst>
-          <a:lin ang="5400000" scaled="0"/>
+          <a:lin ang="16200000" scaled="1"/>
         </a:gradFill>
         <a:gradFill rotWithShape="1">
           <a:gsLst>
             <a:gs pos="0">
               <a:schemeClr val="phClr">
-                <a:satMod val="103000"/>
-                <a:lumMod val="102000"/>
-                <a:tint val="94000"/>
-              </a:schemeClr>
-            </a:gs>
-            <a:gs pos="50000">
-              <a:schemeClr val="phClr">
-                <a:satMod val="110000"/>
-                <a:lumMod val="100000"/>
+                <a:tint val="100000"/>
                 <a:shade val="100000"/>
+                <a:satMod val="130000"/>
               </a:schemeClr>
             </a:gs>
             <a:gs pos="100000">
               <a:schemeClr val="phClr">
-                <a:lumMod val="99000"/>
-                <a:satMod val="120000"/>
-                <a:shade val="78000"/>
+                <a:tint val="50000"/>
+                <a:shade val="100000"/>
+                <a:satMod val="350000"/>
               </a:schemeClr>
             </a:gs>
           </a:gsLst>
-          <a:lin ang="5400000" scaled="0"/>
+          <a:lin ang="16200000" scaled="0"/>
         </a:gradFill>
       </a:fillStyleLst>
       <a:lnStyleLst>
-        <a:ln w="6350" cap="flat" cmpd="sng" algn="ctr">
+        <a:ln w="9525" cap="flat" cmpd="sng" algn="ctr">
+          <a:solidFill>
+            <a:schemeClr val="phClr">
+              <a:shade val="95000"/>
+              <a:satMod val="105000"/>
+            </a:schemeClr>
+          </a:solidFill>
+          <a:prstDash val="solid"/>
+        </a:ln>
+        <a:ln w="25400" cap="flat" cmpd="sng" algn="ctr">
           <a:solidFill>
             <a:schemeClr val="phClr"/>
           </a:solidFill>
           <a:prstDash val="solid"/>
-          <a:miter lim="800000"/>
         </a:ln>
-        <a:ln w="12700" cap="flat" cmpd="sng" algn="ctr">
+        <a:ln w="38100" cap="flat" cmpd="sng" algn="ctr">
           <a:solidFill>
             <a:schemeClr val="phClr"/>
           </a:solidFill>
           <a:prstDash val="solid"/>
-          <a:miter lim="800000"/>
-        </a:ln>
-        <a:ln w="19050" cap="flat" cmpd="sng" algn="ctr">
-          <a:solidFill>
-            <a:schemeClr val="phClr"/>
-          </a:solidFill>
-          <a:prstDash val="solid"/>
-          <a:miter lim="800000"/>
         </a:ln>
       </a:lnStyleLst>
       <a:effectStyleLst>
         <a:effectStyle>
-          <a:effectLst/>
-        </a:effectStyle>
-        <a:effectStyle>
-          <a:effectLst/>
+          <a:effectLst>
+            <a:outerShdw blurRad="40000" dist="20000" dir="5400000" rotWithShape="0">
+              <a:srgbClr val="000000">
+                <a:alpha val="38000"/>
+              </a:srgbClr>
+            </a:outerShdw>
+          </a:effectLst>
         </a:effectStyle>
         <a:effectStyle>
           <a:effectLst>
-            <a:outerShdw blurRad="57150" dist="19050" dir="5400000" algn="ctr" rotWithShape="0">
+            <a:outerShdw blurRad="40000" dist="23000" dir="5400000" rotWithShape="0">
               <a:srgbClr val="000000">
-                <a:alpha val="63000"/>
+                <a:alpha val="35000"/>
               </a:srgbClr>
             </a:outerShdw>
           </a:effectLst>
+        </a:effectStyle>
+        <a:effectStyle>
+          <a:effectLst>
+            <a:outerShdw blurRad="40000" dist="23000" dir="5400000" rotWithShape="0">
+              <a:srgbClr val="000000">
+                <a:alpha val="35000"/>
+              </a:srgbClr>
+            </a:outerShdw>
+          </a:effectLst>
+          <a:scene3d>
+            <a:camera prst="orthographicFront">
+              <a:rot lat="0" lon="0" rev="0"/>
+            </a:camera>
+            <a:lightRig rig="threePt" dir="t">
+              <a:rot lat="0" lon="0" rev="1200000"/>
+            </a:lightRig>
+          </a:scene3d>
+          <a:sp3d>
+            <a:bevelT w="63500" h="25400"/>
+          </a:sp3d>
         </a:effectStyle>
       </a:effectStyleLst>
       <a:bgFillStyleLst>
         <a:solidFill>
           <a:schemeClr val="phClr"/>
         </a:solidFill>
-        <a:solidFill>
-          <a:schemeClr val="phClr">
-            <a:tint val="95000"/>
-            <a:satMod val="170000"/>
-          </a:schemeClr>
-        </a:solidFill>
         <a:gradFill rotWithShape="1">
           <a:gsLst>
             <a:gs pos="0">
               <a:schemeClr val="phClr">
-                <a:tint val="93000"/>
-                <a:satMod val="150000"/>
-                <a:shade val="98000"/>
-                <a:lumMod val="102000"/>
+                <a:tint val="40000"/>
+                <a:satMod val="350000"/>
               </a:schemeClr>
             </a:gs>
-            <a:gs pos="50000">
+            <a:gs pos="40000">
               <a:schemeClr val="phClr">
-                <a:tint val="98000"/>
-                <a:satMod val="130000"/>
-                <a:shade val="90000"/>
-                <a:lumMod val="103000"/>
+                <a:tint val="45000"/>
+                <a:shade val="99000"/>
+                <a:satMod val="350000"/>
               </a:schemeClr>
             </a:gs>
             <a:gs pos="100000">
               <a:schemeClr val="phClr">
-                <a:shade val="63000"/>
-                <a:satMod val="120000"/>
+                <a:shade val="20000"/>
+                <a:satMod val="255000"/>
               </a:schemeClr>
             </a:gs>
           </a:gsLst>
-          <a:lin ang="5400000" scaled="0"/>
+          <a:path path="circle">
+            <a:fillToRect l="50000" t="-80000" r="50000" b="180000"/>
+          </a:path>
+        </a:gradFill>
+        <a:gradFill rotWithShape="1">
+          <a:gsLst>
+            <a:gs pos="0">
+              <a:schemeClr val="phClr">
+                <a:tint val="80000"/>
+                <a:satMod val="300000"/>
+              </a:schemeClr>
+            </a:gs>
+            <a:gs pos="100000">
+              <a:schemeClr val="phClr">
+                <a:shade val="30000"/>
+                <a:satMod val="200000"/>
+              </a:schemeClr>
+            </a:gs>
+          </a:gsLst>
+          <a:path path="circle">
+            <a:fillToRect l="50000" t="50000" r="50000" b="50000"/>
+          </a:path>
         </a:gradFill>
       </a:bgFillStyleLst>
     </a:fmtScheme>
   </a:themeElements>
-  <a:objectDefaults/>
+  <a:objectDefaults>
+    <a:spDef>
+      <a:spPr/>
+      <a:bodyPr/>
+      <a:lstStyle/>
+      <a:style>
+        <a:lnRef idx="1">
+          <a:schemeClr val="accent1"/>
+        </a:lnRef>
+        <a:fillRef idx="3">
+          <a:schemeClr val="accent1"/>
+        </a:fillRef>
+        <a:effectRef idx="2">
+          <a:schemeClr val="accent1"/>
+        </a:effectRef>
+        <a:fontRef idx="minor">
+          <a:schemeClr val="lt1"/>
+        </a:fontRef>
+      </a:style>
+    </a:spDef>
+    <a:lnDef>
+      <a:spPr/>
+      <a:bodyPr/>
+      <a:lstStyle/>
+      <a:style>
+        <a:lnRef idx="2">
+          <a:schemeClr val="accent1"/>
+        </a:lnRef>
+        <a:fillRef idx="0">
+          <a:schemeClr val="accent1"/>
+        </a:fillRef>
+        <a:effectRef idx="1">
+          <a:schemeClr val="accent1"/>
+        </a:effectRef>
+        <a:fontRef idx="minor">
+          <a:schemeClr val="tx1"/>
+        </a:fontRef>
+      </a:style>
+    </a:lnDef>
+  </a:objectDefaults>
   <a:extraClrSchemeLst/>
-  <a:extLst>
-    <a:ext uri="{05A4C25C-085E-4340-85A3-A5531E510DB2}">
-      <thm15:themeFamily xmlns:thm15="http://schemas.microsoft.com/office/thememl/2012/main" name="Office Theme" id="{2E142A2C-CD16-42D6-873A-C26D2A0506FA}" vid="{1BDDFF52-6CD6-40A5-AB3C-68EB2F1E4D0A}"/>
-    </a:ext>
-  </a:extLst>
 </a:theme>
 </file>
--- a/Ausgabe/Klasse_9/02_Komplexaufgabe_zur_Algorithmierung/03_Material.docx
+++ b/Ausgabe/Klasse_9/02_Komplexaufgabe_zur_Algorithmierung/03_Material.docx
@@ -5048,7 +5048,7 @@
       <w:rPr>
         <w:sz w:val="16"/>
       </w:rPr>
-      <w:t>Unterrichtsmaterial Oberschule Sachsen · Version v0.4.0-319-gc4b6538-dirty · Build 16.08.2026</w:t>
+      <w:t>Unterrichtsmaterial Oberschule Sachsen · Version v0.4.0-322-g516fad1-dirty · Build 17.08.2026</w:t>
     </w:r>
   </w:p>
 </w:ftr>

--- a/Ausgabe/Klasse_9/02_Komplexaufgabe_zur_Algorithmierung/03_Material.docx
+++ b/Ausgabe/Klasse_9/02_Komplexaufgabe_zur_Algorithmierung/03_Material.docx
@@ -5048,7 +5048,7 @@
       <w:rPr>
         <w:sz w:val="16"/>
       </w:rPr>
-      <w:t>Unterrichtsmaterial Oberschule Sachsen · Version v0.4.0-322-g516fad1-dirty · Build 17.08.2026</w:t>
+      <w:t>Unterrichtsmaterial Oberschule Sachsen · Version v0.4.0-327-g8416f81-dirty · Build 17.08.2026</w:t>
     </w:r>
   </w:p>
 </w:ftr>

--- a/Ausgabe/Klasse_9/02_Komplexaufgabe_zur_Algorithmierung/03_Material.docx
+++ b/Ausgabe/Klasse_9/02_Komplexaufgabe_zur_Algorithmierung/03_Material.docx
@@ -5048,7 +5048,7 @@
       <w:rPr>
         <w:sz w:val="16"/>
       </w:rPr>
-      <w:t>Unterrichtsmaterial Oberschule Sachsen · Version v0.4.0-327-g8416f81-dirty · Build 17.08.2026</w:t>
+      <w:t>Unterrichtsmaterial Oberschule Sachsen · Version v0.4.0-333-gbccbada-dirty · Build 17.08.2026</w:t>
     </w:r>
   </w:p>
 </w:ftr>

--- a/Ausgabe/Klasse_9/02_Komplexaufgabe_zur_Algorithmierung/03_Material.docx
+++ b/Ausgabe/Klasse_9/02_Komplexaufgabe_zur_Algorithmierung/03_Material.docx
@@ -5048,7 +5048,7 @@
       <w:rPr>
         <w:sz w:val="16"/>
       </w:rPr>
-      <w:t>Unterrichtsmaterial Oberschule Sachsen · Version v0.4.0-333-gbccbada-dirty · Build 17.08.2026</w:t>
+      <w:t>Unterrichtsmaterial Oberschule Sachsen · Version v0.4.0-341-g0b15cca-dirty · Build 17.08.2026</w:t>
     </w:r>
   </w:p>
 </w:ftr>

--- a/Ausgabe/Klasse_9/02_Komplexaufgabe_zur_Algorithmierung/03_Material.docx
+++ b/Ausgabe/Klasse_9/02_Komplexaufgabe_zur_Algorithmierung/03_Material.docx
@@ -5048,7 +5048,7 @@
       <w:rPr>
         <w:sz w:val="16"/>
       </w:rPr>
-      <w:t>Unterrichtsmaterial Oberschule Sachsen · Version v0.4.0-341-g0b15cca-dirty · Build 17.08.2026</w:t>
+      <w:t>Unterrichtsmaterial Oberschule Sachsen · Version v0.4.0-356-g3db0967-dirty · Build 17.08.2026</w:t>
     </w:r>
   </w:p>
 </w:ftr>

--- a/Ausgabe/Klasse_9/02_Komplexaufgabe_zur_Algorithmierung/03_Material.docx
+++ b/Ausgabe/Klasse_9/02_Komplexaufgabe_zur_Algorithmierung/03_Material.docx
@@ -5048,7 +5048,7 @@
       <w:rPr>
         <w:sz w:val="16"/>
       </w:rPr>
-      <w:t>Unterrichtsmaterial Oberschule Sachsen · Version v0.4.0-356-g3db0967-dirty · Build 17.08.2026</w:t>
+      <w:t>Unterrichtsmaterial Oberschule Sachsen · Version v0.4.0-376-gf442749-dirty · Build 17.08.2026</w:t>
     </w:r>
   </w:p>
 </w:ftr>

--- a/Ausgabe/Klasse_9/02_Komplexaufgabe_zur_Algorithmierung/03_Material.docx
+++ b/Ausgabe/Klasse_9/02_Komplexaufgabe_zur_Algorithmierung/03_Material.docx
@@ -5048,7 +5048,7 @@
       <w:rPr>
         <w:sz w:val="16"/>
       </w:rPr>
-      <w:t>Unterrichtsmaterial Oberschule Sachsen · Version v0.4.0-356-g3db0967-dirty · Build 17.08.2026</w:t>
+      <w:t>Unterrichtsmaterial Oberschule Sachsen · Version v0.4.0-376-g6ba679b-dirty · Build 17.08.2026</w:t>
     </w:r>
   </w:p>
 </w:ftr>

--- a/Ausgabe/Klasse_9/02_Komplexaufgabe_zur_Algorithmierung/03_Material.docx
+++ b/Ausgabe/Klasse_9/02_Komplexaufgabe_zur_Algorithmierung/03_Material.docx
@@ -5048,7 +5048,7 @@
       <w:rPr>
         <w:sz w:val="16"/>
       </w:rPr>
-      <w:t>Unterrichtsmaterial Oberschule Sachsen · Version v0.4.0-356-g3db0967-dirty · Build 17.08.2026</w:t>
+      <w:t>Unterrichtsmaterial Oberschule Sachsen · Version v0.4.0-378-g61c0f2a-dirty · Build 17.08.2026</w:t>
     </w:r>
   </w:p>
 </w:ftr>

--- a/Ausgabe/Klasse_9/02_Komplexaufgabe_zur_Algorithmierung/03_Material.docx
+++ b/Ausgabe/Klasse_9/02_Komplexaufgabe_zur_Algorithmierung/03_Material.docx
@@ -5048,7 +5048,7 @@
       <w:rPr>
         <w:sz w:val="16"/>
       </w:rPr>
-      <w:t>Unterrichtsmaterial Oberschule Sachsen · Version v0.4.0-356-g3db0967-dirty · Build 17.08.2026</w:t>
+      <w:t>Unterrichtsmaterial Oberschule Sachsen · Version v0.4.0-367-gb55ec7c-dirty · Build 17.08.2026</w:t>
     </w:r>
   </w:p>
 </w:ftr>

--- a/Ausgabe/Klasse_9/02_Komplexaufgabe_zur_Algorithmierung/03_Material.docx
+++ b/Ausgabe/Klasse_9/02_Komplexaufgabe_zur_Algorithmierung/03_Material.docx
@@ -5048,7 +5048,7 @@
       <w:rPr>
         <w:sz w:val="16"/>
       </w:rPr>
-      <w:t>Unterrichtsmaterial Oberschule Sachsen · Version v0.4.0-376-gf442749-dirty · Build 17.08.2026</w:t>
+      <w:t>Unterrichtsmaterial Oberschule Sachsen · Version v0.4.0-410-g8744ce6-dirty · Build 17.08.2026</w:t>
     </w:r>
   </w:p>
 </w:ftr>

--- a/Ausgabe/Klasse_9/02_Komplexaufgabe_zur_Algorithmierung/03_Material.docx
+++ b/Ausgabe/Klasse_9/02_Komplexaufgabe_zur_Algorithmierung/03_Material.docx
@@ -5048,7 +5048,7 @@
       <w:rPr>
         <w:sz w:val="16"/>
       </w:rPr>
-      <w:t>Unterrichtsmaterial Oberschule Sachsen · Version v0.4.0-410-g8744ce6-dirty · Build 17.08.2026</w:t>
+      <w:t>Unterrichtsmaterial Oberschule Sachsen · Version v0.4.0-444-gad95bb4-dirty · Build 18.08.2026</w:t>
     </w:r>
   </w:p>
 </w:ftr>

--- a/Ausgabe/Klasse_9/02_Komplexaufgabe_zur_Algorithmierung/03_Material.docx
+++ b/Ausgabe/Klasse_9/02_Komplexaufgabe_zur_Algorithmierung/03_Material.docx
@@ -5048,7 +5048,7 @@
       <w:rPr>
         <w:sz w:val="16"/>
       </w:rPr>
-      <w:t>Unterrichtsmaterial Oberschule Sachsen · Version v0.4.0-444-gad95bb4-dirty · Build 18.08.2026</w:t>
+      <w:t>Unterrichtsmaterial Oberschule Sachsen · Version v0.4.0-459-gb11fd20-dirty · Build 18.08.2026</w:t>
     </w:r>
   </w:p>
 </w:ftr>

--- a/Ausgabe/Klasse_9/02_Komplexaufgabe_zur_Algorithmierung/03_Material.docx
+++ b/Ausgabe/Klasse_9/02_Komplexaufgabe_zur_Algorithmierung/03_Material.docx
@@ -5048,7 +5048,7 @@
       <w:rPr>
         <w:sz w:val="16"/>
       </w:rPr>
-      <w:t>Unterrichtsmaterial Oberschule Sachsen · Version v0.4.0-459-gb11fd20-dirty · Build 18.08.2026</w:t>
+      <w:t>Unterrichtsmaterial Oberschule Sachsen · Version v0.4.0-444-gad95bb4-dirty · Build 18.08.2026</w:t>
     </w:r>
   </w:p>
 </w:ftr>

--- a/Ausgabe/Klasse_9/02_Komplexaufgabe_zur_Algorithmierung/03_Material.docx
+++ b/Ausgabe/Klasse_9/02_Komplexaufgabe_zur_Algorithmierung/03_Material.docx
@@ -5048,7 +5048,7 @@
       <w:rPr>
         <w:sz w:val="16"/>
       </w:rPr>
-      <w:t>Unterrichtsmaterial Oberschule Sachsen · Version v0.4.0-444-gad95bb4-dirty · Build 18.08.2026</w:t>
+      <w:t>Unterrichtsmaterial Oberschule Sachsen · Version v0.4.0-489-gf58e499-dirty · Build 18.08.2026</w:t>
     </w:r>
   </w:p>
 </w:ftr>

--- a/Ausgabe/Klasse_9/02_Komplexaufgabe_zur_Algorithmierung/03_Material.docx
+++ b/Ausgabe/Klasse_9/02_Komplexaufgabe_zur_Algorithmierung/03_Material.docx
@@ -5048,7 +5048,7 @@
       <w:rPr>
         <w:sz w:val="16"/>
       </w:rPr>
-      <w:t>Unterrichtsmaterial Oberschule Sachsen · Version v0.4.0-444-gad95bb4-dirty · Build 18.08.2026</w:t>
+      <w:t>Unterrichtsmaterial Oberschule Sachsen · Version v0.4.0-490-g2532335-dirty · Build 18.08.2026</w:t>
     </w:r>
   </w:p>
 </w:ftr>

--- a/Ausgabe/Klasse_9/02_Komplexaufgabe_zur_Algorithmierung/03_Material.docx
+++ b/Ausgabe/Klasse_9/02_Komplexaufgabe_zur_Algorithmierung/03_Material.docx
@@ -5048,7 +5048,7 @@
       <w:rPr>
         <w:sz w:val="16"/>
       </w:rPr>
-      <w:t>Unterrichtsmaterial Oberschule Sachsen · Version v0.4.0-490-g2532335-dirty · Build 18.08.2026</w:t>
+      <w:t>Unterrichtsmaterial Oberschule Sachsen · Version v0.4.0-521-gfaabf71-dirty · Build 19.08.2026</w:t>
     </w:r>
   </w:p>
 </w:ftr>

--- a/Ausgabe/Klasse_9/02_Komplexaufgabe_zur_Algorithmierung/03_Material.docx
+++ b/Ausgabe/Klasse_9/02_Komplexaufgabe_zur_Algorithmierung/03_Material.docx
@@ -5048,7 +5048,7 @@
       <w:rPr>
         <w:sz w:val="16"/>
       </w:rPr>
-      <w:t>Unterrichtsmaterial Oberschule Sachsen · Version v0.4.0-490-g2532335-dirty · Build 18.08.2026</w:t>
+      <w:t>Unterrichtsmaterial Oberschule Sachsen · Version v0.4.0-521-g87c4bcc-dirty · Build 19.08.2026</w:t>
     </w:r>
   </w:p>
 </w:ftr>

--- a/Ausgabe/Klasse_9/02_Komplexaufgabe_zur_Algorithmierung/03_Material.docx
+++ b/Ausgabe/Klasse_9/02_Komplexaufgabe_zur_Algorithmierung/03_Material.docx
@@ -5048,7 +5048,7 @@
       <w:rPr>
         <w:sz w:val="16"/>
       </w:rPr>
-      <w:t>Unterrichtsmaterial Oberschule Sachsen · Version v0.4.0-521-g87c4bcc-dirty · Build 19.08.2026</w:t>
+      <w:t>Unterrichtsmaterial Oberschule Sachsen · Version v0.4.0-527-gca6ed1b-dirty · Build 19.08.2026</w:t>
     </w:r>
   </w:p>
 </w:ftr>

--- a/Ausgabe/Klasse_9/02_Komplexaufgabe_zur_Algorithmierung/03_Material.docx
+++ b/Ausgabe/Klasse_9/02_Komplexaufgabe_zur_Algorithmierung/03_Material.docx
@@ -5048,7 +5048,7 @@
       <w:rPr>
         <w:sz w:val="16"/>
       </w:rPr>
-      <w:t>Unterrichtsmaterial Oberschule Sachsen · Version v0.4.0-527-gca6ed1b-dirty · Build 19.08.2026</w:t>
+      <w:t>Unterrichtsmaterial Oberschule Sachsen · Version v0.4.0-530-gbb43ae4-dirty · Build 20.08.2026</w:t>
     </w:r>
   </w:p>
 </w:ftr>

--- a/Ausgabe/Klasse_9/02_Komplexaufgabe_zur_Algorithmierung/03_Material.docx
+++ b/Ausgabe/Klasse_9/02_Komplexaufgabe_zur_Algorithmierung/03_Material.docx
@@ -5048,7 +5048,7 @@
       <w:rPr>
         <w:sz w:val="16"/>
       </w:rPr>
-      <w:t>Unterrichtsmaterial Oberschule Sachsen · Version v0.4.0-530-gbb43ae4-dirty · Build 20.08.2026</w:t>
+      <w:t>Unterrichtsmaterial Oberschule Sachsen · Version v0.4.0-534-gc09a6c6-dirty · Build 20.08.2026</w:t>
     </w:r>
   </w:p>
 </w:ftr>
